--- a/excel_to_mongo/Imortant please read.docx
+++ b/excel_to_mongo/Imortant please read.docx
@@ -299,7 +299,15 @@
     </w:p>
     <w:p>
       <w:r>
-        <w:t>Installing pip openpyxl:</w:t>
+        <w:t xml:space="preserve">Installing pip </w:t>
+      </w:r>
+      <w:proofErr w:type="spellStart"/>
+      <w:r>
+        <w:t>openpyxl</w:t>
+      </w:r>
+      <w:proofErr w:type="spellEnd"/>
+      <w:r>
+        <w:t>:</w:t>
       </w:r>
     </w:p>
     <w:p>
@@ -1323,37 +1331,29 @@
           <w:szCs w:val="28"/>
         </w:rPr>
       </w:pPr>
-    </w:p>
-    <w:p>
-      <w:pPr>
-        <w:rPr>
-          <w:sz w:val="28"/>
-          <w:szCs w:val="28"/>
-        </w:rPr>
-      </w:pPr>
       <w:r>
         <w:rPr>
           <w:sz w:val="28"/>
           <w:szCs w:val="28"/>
           <w:highlight w:val="red"/>
         </w:rPr>
+        <w:t>RESTART THE TERMINAL THEN:</w:t>
+      </w:r>
+    </w:p>
+    <w:p>
+      <w:pPr>
+        <w:rPr>
+          <w:sz w:val="28"/>
+          <w:szCs w:val="28"/>
+        </w:rPr>
+      </w:pPr>
+      <w:r>
+        <w:rPr>
+          <w:noProof/>
+          <w:sz w:val="28"/>
+          <w:szCs w:val="28"/>
+        </w:rPr>
         <w:lastRenderedPageBreak/>
-        <w:t>RESTART THE TERMINAL THEN:</w:t>
-      </w:r>
-    </w:p>
-    <w:p>
-      <w:pPr>
-        <w:rPr>
-          <w:sz w:val="28"/>
-          <w:szCs w:val="28"/>
-        </w:rPr>
-      </w:pPr>
-      <w:r>
-        <w:rPr>
-          <w:noProof/>
-          <w:sz w:val="28"/>
-          <w:szCs w:val="28"/>
-        </w:rPr>
         <w:drawing>
           <wp:inline distT="0" distB="0" distL="0" distR="0" wp14:anchorId="1106D286" wp14:editId="4DC71FA4">
             <wp:extent cx="3029373" cy="438211"/>
@@ -2080,6 +2080,7 @@
       </w:pPr>
       <w:r>
         <w:rPr>
+          <w:noProof/>
           <w:sz w:val="28"/>
           <w:szCs w:val="28"/>
         </w:rPr>
@@ -2153,6 +2154,7 @@
       </w:pPr>
       <w:r>
         <w:rPr>
+          <w:noProof/>
           <w:sz w:val="28"/>
           <w:szCs w:val="28"/>
         </w:rPr>
@@ -2331,6 +2333,7 @@
       </w:pPr>
       <w:r>
         <w:rPr>
+          <w:noProof/>
           <w:sz w:val="28"/>
           <w:szCs w:val="28"/>
         </w:rPr>
@@ -2707,6 +2710,7 @@
       </w:pPr>
       <w:r>
         <w:rPr>
+          <w:noProof/>
           <w:sz w:val="28"/>
           <w:szCs w:val="28"/>
           <w:u w:val="single"/>
@@ -2823,14 +2827,7 @@
           <w:sz w:val="28"/>
           <w:szCs w:val="28"/>
         </w:rPr>
-        <w:t>bin/kafka-storage.sh format -t Rj-EMVfyRtaaYKQElD8jvA -c C:/kafka-4.1/config/server.properties --standalone</w:t>
-      </w:r>
-      <w:r>
-        <w:rPr>
-          <w:sz w:val="28"/>
-          <w:szCs w:val="28"/>
-        </w:rPr>
-        <w:t xml:space="preserve"> </w:t>
+        <w:t xml:space="preserve">bin/kafka-storage.sh format -t Rj-EMVfyRtaaYKQElD8jvA -c C:/kafka-4.1/config/server.properties --standalone </w:t>
       </w:r>
     </w:p>
     <w:p>
@@ -2941,14 +2938,7 @@
           <w:sz w:val="28"/>
           <w:szCs w:val="28"/>
         </w:rPr>
-        <w:t xml:space="preserve">Red: </w:t>
-      </w:r>
-      <w:r>
-        <w:rPr>
-          <w:sz w:val="28"/>
-          <w:szCs w:val="28"/>
-        </w:rPr>
-        <w:t>broker is live and listening</w:t>
+        <w:t>Red: broker is live and listening</w:t>
       </w:r>
     </w:p>
     <w:p>
@@ -3032,6 +3022,7 @@
       </w:pPr>
       <w:r>
         <w:rPr>
+          <w:noProof/>
           <w:sz w:val="28"/>
           <w:szCs w:val="28"/>
           <w:u w:val="single"/>
@@ -3193,6 +3184,2082 @@
     <w:p>
       <w:pPr>
         <w:rPr>
+          <w:sz w:val="36"/>
+          <w:szCs w:val="36"/>
+        </w:rPr>
+      </w:pPr>
+      <w:r>
+        <w:rPr>
+          <w:sz w:val="36"/>
+          <w:szCs w:val="36"/>
+        </w:rPr>
+        <w:lastRenderedPageBreak/>
+        <w:t xml:space="preserve">Now the next </w:t>
+      </w:r>
+      <w:r>
+        <w:rPr>
+          <w:sz w:val="36"/>
+          <w:szCs w:val="36"/>
+        </w:rPr>
+        <w:t>time</w:t>
+      </w:r>
+      <w:r>
+        <w:rPr>
+          <w:sz w:val="36"/>
+          <w:szCs w:val="36"/>
+        </w:rPr>
+        <w:t xml:space="preserve"> when you want to start the server again and test if the broker is listening:</w:t>
+      </w:r>
+    </w:p>
+    <w:p>
+      <w:pPr>
+        <w:rPr>
+          <w:sz w:val="28"/>
+          <w:szCs w:val="28"/>
+          <w:u w:val="single"/>
+        </w:rPr>
+      </w:pPr>
+      <w:r>
+        <w:rPr>
+          <w:sz w:val="28"/>
+          <w:szCs w:val="28"/>
+          <w:u w:val="single"/>
+        </w:rPr>
+        <w:t>In the first Git bash terminal:</w:t>
+      </w:r>
+    </w:p>
+    <w:p>
+      <w:pPr>
+        <w:rPr>
+          <w:sz w:val="28"/>
+          <w:szCs w:val="28"/>
+        </w:rPr>
+      </w:pPr>
+      <w:r>
+        <w:rPr>
+          <w:noProof/>
+          <w:sz w:val="28"/>
+          <w:szCs w:val="28"/>
+        </w:rPr>
+        <w:drawing>
+          <wp:inline distT="0" distB="0" distL="0" distR="0" wp14:anchorId="4942AB99" wp14:editId="146A3F56">
+            <wp:extent cx="5731510" cy="623570"/>
+            <wp:effectExtent l="0" t="0" r="2540" b="5080"/>
+            <wp:docPr id="62112342" name="Picture 1"/>
+            <wp:cNvGraphicFramePr>
+              <a:graphicFrameLocks xmlns:a="http://schemas.openxmlformats.org/drawingml/2006/main" noChangeAspect="1"/>
+            </wp:cNvGraphicFramePr>
+            <a:graphic xmlns:a="http://schemas.openxmlformats.org/drawingml/2006/main">
+              <a:graphicData uri="http://schemas.openxmlformats.org/drawingml/2006/picture">
+                <pic:pic xmlns:pic="http://schemas.openxmlformats.org/drawingml/2006/picture">
+                  <pic:nvPicPr>
+                    <pic:cNvPr id="62112342" name=""/>
+                    <pic:cNvPicPr/>
+                  </pic:nvPicPr>
+                  <pic:blipFill>
+                    <a:blip r:embed="rId49"/>
+                    <a:stretch>
+                      <a:fillRect/>
+                    </a:stretch>
+                  </pic:blipFill>
+                  <pic:spPr>
+                    <a:xfrm>
+                      <a:off x="0" y="0"/>
+                      <a:ext cx="5731510" cy="623570"/>
+                    </a:xfrm>
+                    <a:prstGeom prst="rect">
+                      <a:avLst/>
+                    </a:prstGeom>
+                  </pic:spPr>
+                </pic:pic>
+              </a:graphicData>
+            </a:graphic>
+          </wp:inline>
+        </w:drawing>
+      </w:r>
+    </w:p>
+    <w:p>
+      <w:pPr>
+        <w:pStyle w:val="ListParagraph"/>
+        <w:numPr>
+          <w:ilvl w:val="0"/>
+          <w:numId w:val="4"/>
+        </w:numPr>
+        <w:rPr>
+          <w:sz w:val="28"/>
+          <w:szCs w:val="28"/>
+        </w:rPr>
+      </w:pPr>
+      <w:r>
+        <w:rPr>
+          <w:sz w:val="28"/>
+          <w:szCs w:val="28"/>
+        </w:rPr>
+        <w:t>export KAFKA_LOG4J_OPTS="-Dlog4j.configurationFile=file:///C:/kafka-4.1/config/tools-log4j2.yaml"</w:t>
+      </w:r>
+    </w:p>
+    <w:p>
+      <w:pPr>
+        <w:pStyle w:val="ListParagraph"/>
+        <w:numPr>
+          <w:ilvl w:val="0"/>
+          <w:numId w:val="4"/>
+        </w:numPr>
+        <w:rPr>
+          <w:sz w:val="28"/>
+          <w:szCs w:val="28"/>
+        </w:rPr>
+      </w:pPr>
+      <w:r>
+        <w:rPr>
+          <w:sz w:val="28"/>
+          <w:szCs w:val="28"/>
+        </w:rPr>
+        <w:t>bin/kafka-server-start.sh config/</w:t>
+      </w:r>
+      <w:proofErr w:type="spellStart"/>
+      <w:r>
+        <w:rPr>
+          <w:sz w:val="28"/>
+          <w:szCs w:val="28"/>
+        </w:rPr>
+        <w:t>server.properties</w:t>
+      </w:r>
+      <w:proofErr w:type="spellEnd"/>
+    </w:p>
+    <w:p>
+      <w:pPr>
+        <w:rPr>
+          <w:sz w:val="28"/>
+          <w:szCs w:val="28"/>
+        </w:rPr>
+      </w:pPr>
+      <w:r>
+        <w:rPr>
+          <w:sz w:val="28"/>
+          <w:szCs w:val="28"/>
+        </w:rPr>
+        <w:t>This will start the broker using the previously formatted logs and UUID stored in your Kafka logs directory.</w:t>
+      </w:r>
+    </w:p>
+    <w:p>
+      <w:pPr>
+        <w:rPr>
+          <w:sz w:val="28"/>
+          <w:szCs w:val="28"/>
+        </w:rPr>
+      </w:pPr>
+    </w:p>
+    <w:p>
+      <w:pPr>
+        <w:rPr>
+          <w:sz w:val="28"/>
+          <w:szCs w:val="28"/>
+          <w:u w:val="single"/>
+        </w:rPr>
+      </w:pPr>
+      <w:r>
+        <w:rPr>
+          <w:sz w:val="28"/>
+          <w:szCs w:val="28"/>
+          <w:u w:val="single"/>
+        </w:rPr>
+        <w:t>In the second git bash terminal:</w:t>
+      </w:r>
+    </w:p>
+    <w:p>
+      <w:pPr>
+        <w:rPr>
+          <w:sz w:val="28"/>
+          <w:szCs w:val="28"/>
+          <w:u w:val="single"/>
+        </w:rPr>
+      </w:pPr>
+      <w:r>
+        <w:rPr>
+          <w:noProof/>
+          <w:sz w:val="28"/>
+          <w:szCs w:val="28"/>
+          <w:u w:val="single"/>
+        </w:rPr>
+        <w:drawing>
+          <wp:inline distT="0" distB="0" distL="0" distR="0" wp14:anchorId="632E24EC" wp14:editId="6BEEA301">
+            <wp:extent cx="5731510" cy="636905"/>
+            <wp:effectExtent l="0" t="0" r="2540" b="0"/>
+            <wp:docPr id="2082863778" name="Picture 1"/>
+            <wp:cNvGraphicFramePr>
+              <a:graphicFrameLocks xmlns:a="http://schemas.openxmlformats.org/drawingml/2006/main" noChangeAspect="1"/>
+            </wp:cNvGraphicFramePr>
+            <a:graphic xmlns:a="http://schemas.openxmlformats.org/drawingml/2006/main">
+              <a:graphicData uri="http://schemas.openxmlformats.org/drawingml/2006/picture">
+                <pic:pic xmlns:pic="http://schemas.openxmlformats.org/drawingml/2006/picture">
+                  <pic:nvPicPr>
+                    <pic:cNvPr id="2082863778" name=""/>
+                    <pic:cNvPicPr/>
+                  </pic:nvPicPr>
+                  <pic:blipFill>
+                    <a:blip r:embed="rId50"/>
+                    <a:stretch>
+                      <a:fillRect/>
+                    </a:stretch>
+                  </pic:blipFill>
+                  <pic:spPr>
+                    <a:xfrm>
+                      <a:off x="0" y="0"/>
+                      <a:ext cx="5731510" cy="636905"/>
+                    </a:xfrm>
+                    <a:prstGeom prst="rect">
+                      <a:avLst/>
+                    </a:prstGeom>
+                  </pic:spPr>
+                </pic:pic>
+              </a:graphicData>
+            </a:graphic>
+          </wp:inline>
+        </w:drawing>
+      </w:r>
+    </w:p>
+    <w:p>
+      <w:pPr>
+        <w:pStyle w:val="ListParagraph"/>
+        <w:numPr>
+          <w:ilvl w:val="0"/>
+          <w:numId w:val="5"/>
+        </w:numPr>
+        <w:rPr>
+          <w:sz w:val="28"/>
+          <w:szCs w:val="28"/>
+        </w:rPr>
+      </w:pPr>
+      <w:r>
+        <w:rPr>
+          <w:sz w:val="28"/>
+          <w:szCs w:val="28"/>
+        </w:rPr>
+        <w:t>export KAFKA_LOG4J_OPTS="-Dlog4j.configurationFile=file:///C:/kafka-4.1/config/tools-log4j2.yaml"</w:t>
+      </w:r>
+    </w:p>
+    <w:p>
+      <w:pPr>
+        <w:pStyle w:val="ListParagraph"/>
+        <w:numPr>
+          <w:ilvl w:val="0"/>
+          <w:numId w:val="5"/>
+        </w:numPr>
+        <w:rPr>
+          <w:sz w:val="28"/>
+          <w:szCs w:val="28"/>
+        </w:rPr>
+      </w:pPr>
+      <w:r>
+        <w:rPr>
+          <w:sz w:val="28"/>
+          <w:szCs w:val="28"/>
+        </w:rPr>
+        <w:t>bin/kafka-topics.sh --list --bootstrap-server localhost:9092</w:t>
+      </w:r>
+    </w:p>
+    <w:p>
+      <w:pPr>
+        <w:rPr>
+          <w:sz w:val="28"/>
+          <w:szCs w:val="28"/>
+        </w:rPr>
+      </w:pPr>
+      <w:r>
+        <w:rPr>
+          <w:sz w:val="28"/>
+          <w:szCs w:val="28"/>
+        </w:rPr>
+        <w:t xml:space="preserve">If </w:t>
+      </w:r>
+      <w:proofErr w:type="spellStart"/>
+      <w:r>
+        <w:rPr>
+          <w:sz w:val="28"/>
+          <w:szCs w:val="28"/>
+        </w:rPr>
+        <w:t>testTopic</w:t>
+      </w:r>
+      <w:proofErr w:type="spellEnd"/>
+      <w:r>
+        <w:rPr>
+          <w:sz w:val="28"/>
+          <w:szCs w:val="28"/>
+        </w:rPr>
+        <w:t xml:space="preserve"> shows up, your broker is live and listening.</w:t>
+      </w:r>
+    </w:p>
+    <w:p>
+      <w:pPr>
+        <w:rPr>
+          <w:sz w:val="28"/>
+          <w:szCs w:val="28"/>
+        </w:rPr>
+      </w:pPr>
+      <w:r>
+        <w:rPr>
+          <w:sz w:val="28"/>
+          <w:szCs w:val="28"/>
+        </w:rPr>
+        <w:br w:type="page"/>
+      </w:r>
+    </w:p>
+    <w:p>
+      <w:pPr>
+        <w:rPr>
+          <w:sz w:val="44"/>
+          <w:szCs w:val="44"/>
+          <w:u w:val="single"/>
+        </w:rPr>
+      </w:pPr>
+      <w:r>
+        <w:rPr>
+          <w:sz w:val="44"/>
+          <w:szCs w:val="44"/>
+          <w:u w:val="single"/>
+        </w:rPr>
+        <w:lastRenderedPageBreak/>
+        <w:t>MongoDB Kafka Connector 2.0.1:</w:t>
+      </w:r>
+    </w:p>
+    <w:p>
+      <w:pPr>
+        <w:rPr>
+          <w:sz w:val="28"/>
+          <w:szCs w:val="28"/>
+        </w:rPr>
+      </w:pPr>
+      <w:hyperlink r:id="rId51" w:anchor="std-label-kafka-connector-install-apache" w:history="1">
+        <w:r>
+          <w:rPr>
+            <w:rStyle w:val="Hyperlink"/>
+            <w:sz w:val="28"/>
+            <w:szCs w:val="28"/>
+          </w:rPr>
+          <w:t>Install the MongoDB Kafka Connector - Kafka Connector - MongoDB Docs</w:t>
+        </w:r>
+      </w:hyperlink>
+    </w:p>
+    <w:p>
+      <w:pPr>
+        <w:rPr>
+          <w:sz w:val="28"/>
+          <w:szCs w:val="28"/>
+        </w:rPr>
+      </w:pPr>
+      <w:r>
+        <w:rPr>
+          <w:noProof/>
+          <w:sz w:val="28"/>
+          <w:szCs w:val="28"/>
+        </w:rPr>
+        <w:drawing>
+          <wp:inline distT="0" distB="0" distL="0" distR="0" wp14:anchorId="4D30C2B2" wp14:editId="2B3A1967">
+            <wp:extent cx="5731510" cy="1570990"/>
+            <wp:effectExtent l="0" t="0" r="2540" b="0"/>
+            <wp:docPr id="2019590651" name="Picture 1"/>
+            <wp:cNvGraphicFramePr>
+              <a:graphicFrameLocks xmlns:a="http://schemas.openxmlformats.org/drawingml/2006/main" noChangeAspect="1"/>
+            </wp:cNvGraphicFramePr>
+            <a:graphic xmlns:a="http://schemas.openxmlformats.org/drawingml/2006/main">
+              <a:graphicData uri="http://schemas.openxmlformats.org/drawingml/2006/picture">
+                <pic:pic xmlns:pic="http://schemas.openxmlformats.org/drawingml/2006/picture">
+                  <pic:nvPicPr>
+                    <pic:cNvPr id="2019590651" name=""/>
+                    <pic:cNvPicPr/>
+                  </pic:nvPicPr>
+                  <pic:blipFill>
+                    <a:blip r:embed="rId52"/>
+                    <a:stretch>
+                      <a:fillRect/>
+                    </a:stretch>
+                  </pic:blipFill>
+                  <pic:spPr>
+                    <a:xfrm>
+                      <a:off x="0" y="0"/>
+                      <a:ext cx="5731510" cy="1570990"/>
+                    </a:xfrm>
+                    <a:prstGeom prst="rect">
+                      <a:avLst/>
+                    </a:prstGeom>
+                  </pic:spPr>
+                </pic:pic>
+              </a:graphicData>
+            </a:graphic>
+          </wp:inline>
+        </w:drawing>
+      </w:r>
+    </w:p>
+    <w:p>
+      <w:pPr>
+        <w:rPr>
+          <w:sz w:val="28"/>
+          <w:szCs w:val="28"/>
+        </w:rPr>
+      </w:pPr>
+      <w:r>
+        <w:rPr>
+          <w:noProof/>
+          <w:sz w:val="28"/>
+          <w:szCs w:val="28"/>
+        </w:rPr>
+        <w:drawing>
+          <wp:inline distT="0" distB="0" distL="0" distR="0" wp14:anchorId="0E475D4C" wp14:editId="23ADC2BA">
+            <wp:extent cx="5731510" cy="1541780"/>
+            <wp:effectExtent l="0" t="0" r="2540" b="1270"/>
+            <wp:docPr id="609687241" name="Picture 1" descr="A screenshot of a computer&#10;&#10;AI-generated content may be incorrect."/>
+            <wp:cNvGraphicFramePr>
+              <a:graphicFrameLocks xmlns:a="http://schemas.openxmlformats.org/drawingml/2006/main" noChangeAspect="1"/>
+            </wp:cNvGraphicFramePr>
+            <a:graphic xmlns:a="http://schemas.openxmlformats.org/drawingml/2006/main">
+              <a:graphicData uri="http://schemas.openxmlformats.org/drawingml/2006/picture">
+                <pic:pic xmlns:pic="http://schemas.openxmlformats.org/drawingml/2006/picture">
+                  <pic:nvPicPr>
+                    <pic:cNvPr id="609687241" name="Picture 1" descr="A screenshot of a computer&#10;&#10;AI-generated content may be incorrect."/>
+                    <pic:cNvPicPr/>
+                  </pic:nvPicPr>
+                  <pic:blipFill>
+                    <a:blip r:embed="rId53"/>
+                    <a:stretch>
+                      <a:fillRect/>
+                    </a:stretch>
+                  </pic:blipFill>
+                  <pic:spPr>
+                    <a:xfrm>
+                      <a:off x="0" y="0"/>
+                      <a:ext cx="5731510" cy="1541780"/>
+                    </a:xfrm>
+                    <a:prstGeom prst="rect">
+                      <a:avLst/>
+                    </a:prstGeom>
+                  </pic:spPr>
+                </pic:pic>
+              </a:graphicData>
+            </a:graphic>
+          </wp:inline>
+        </w:drawing>
+      </w:r>
+    </w:p>
+    <w:p>
+      <w:pPr>
+        <w:rPr>
+          <w:sz w:val="28"/>
+          <w:szCs w:val="28"/>
+        </w:rPr>
+      </w:pPr>
+      <w:r>
+        <w:rPr>
+          <w:noProof/>
+          <w:sz w:val="28"/>
+          <w:szCs w:val="28"/>
+        </w:rPr>
+        <w:drawing>
+          <wp:inline distT="0" distB="0" distL="0" distR="0" wp14:anchorId="4860644D" wp14:editId="688702BE">
+            <wp:extent cx="5731510" cy="1135380"/>
+            <wp:effectExtent l="0" t="0" r="2540" b="7620"/>
+            <wp:docPr id="484599197" name="Picture 1" descr="A close up of a white background&#10;&#10;AI-generated content may be incorrect."/>
+            <wp:cNvGraphicFramePr>
+              <a:graphicFrameLocks xmlns:a="http://schemas.openxmlformats.org/drawingml/2006/main" noChangeAspect="1"/>
+            </wp:cNvGraphicFramePr>
+            <a:graphic xmlns:a="http://schemas.openxmlformats.org/drawingml/2006/main">
+              <a:graphicData uri="http://schemas.openxmlformats.org/drawingml/2006/picture">
+                <pic:pic xmlns:pic="http://schemas.openxmlformats.org/drawingml/2006/picture">
+                  <pic:nvPicPr>
+                    <pic:cNvPr id="484599197" name="Picture 1" descr="A close up of a white background&#10;&#10;AI-generated content may be incorrect."/>
+                    <pic:cNvPicPr/>
+                  </pic:nvPicPr>
+                  <pic:blipFill>
+                    <a:blip r:embed="rId54"/>
+                    <a:stretch>
+                      <a:fillRect/>
+                    </a:stretch>
+                  </pic:blipFill>
+                  <pic:spPr>
+                    <a:xfrm>
+                      <a:off x="0" y="0"/>
+                      <a:ext cx="5731510" cy="1135380"/>
+                    </a:xfrm>
+                    <a:prstGeom prst="rect">
+                      <a:avLst/>
+                    </a:prstGeom>
+                  </pic:spPr>
+                </pic:pic>
+              </a:graphicData>
+            </a:graphic>
+          </wp:inline>
+        </w:drawing>
+      </w:r>
+    </w:p>
+    <w:p>
+      <w:pPr>
+        <w:rPr>
+          <w:sz w:val="28"/>
+          <w:szCs w:val="28"/>
+        </w:rPr>
+      </w:pPr>
+      <w:hyperlink r:id="rId55" w:history="1">
+        <w:r>
+          <w:rPr>
+            <w:rStyle w:val="Hyperlink"/>
+            <w:sz w:val="28"/>
+            <w:szCs w:val="28"/>
+          </w:rPr>
+          <w:t>Central Repository: org/</w:t>
+        </w:r>
+        <w:proofErr w:type="spellStart"/>
+        <w:r>
+          <w:rPr>
+            <w:rStyle w:val="Hyperlink"/>
+            <w:sz w:val="28"/>
+            <w:szCs w:val="28"/>
+          </w:rPr>
+          <w:t>mongodb</w:t>
+        </w:r>
+        <w:proofErr w:type="spellEnd"/>
+        <w:r>
+          <w:rPr>
+            <w:rStyle w:val="Hyperlink"/>
+            <w:sz w:val="28"/>
+            <w:szCs w:val="28"/>
+          </w:rPr>
+          <w:t>/</w:t>
+        </w:r>
+        <w:proofErr w:type="spellStart"/>
+        <w:r>
+          <w:rPr>
+            <w:rStyle w:val="Hyperlink"/>
+            <w:sz w:val="28"/>
+            <w:szCs w:val="28"/>
+          </w:rPr>
+          <w:t>kafka</w:t>
+        </w:r>
+        <w:proofErr w:type="spellEnd"/>
+        <w:r>
+          <w:rPr>
+            <w:rStyle w:val="Hyperlink"/>
+            <w:sz w:val="28"/>
+            <w:szCs w:val="28"/>
+          </w:rPr>
+          <w:t>/mongo-</w:t>
+        </w:r>
+        <w:proofErr w:type="spellStart"/>
+        <w:r>
+          <w:rPr>
+            <w:rStyle w:val="Hyperlink"/>
+            <w:sz w:val="28"/>
+            <w:szCs w:val="28"/>
+          </w:rPr>
+          <w:t>kafka</w:t>
+        </w:r>
+        <w:proofErr w:type="spellEnd"/>
+        <w:r>
+          <w:rPr>
+            <w:rStyle w:val="Hyperlink"/>
+            <w:sz w:val="28"/>
+            <w:szCs w:val="28"/>
+          </w:rPr>
+          <w:t>-connect/2.0.1</w:t>
+        </w:r>
+      </w:hyperlink>
+    </w:p>
+    <w:p>
+      <w:pPr>
+        <w:rPr>
+          <w:sz w:val="28"/>
+          <w:szCs w:val="28"/>
+        </w:rPr>
+      </w:pPr>
+    </w:p>
+    <w:p>
+      <w:pPr>
+        <w:rPr>
+          <w:sz w:val="28"/>
+          <w:szCs w:val="28"/>
+        </w:rPr>
+      </w:pPr>
+      <w:r>
+        <w:rPr>
+          <w:sz w:val="28"/>
+          <w:szCs w:val="28"/>
+        </w:rPr>
+        <w:t>In downloads:</w:t>
+      </w:r>
+      <w:r>
+        <w:rPr>
+          <w:sz w:val="28"/>
+          <w:szCs w:val="28"/>
+        </w:rPr>
+        <w:br/>
+      </w:r>
+      <w:r>
+        <w:rPr>
+          <w:noProof/>
+          <w:sz w:val="28"/>
+          <w:szCs w:val="28"/>
+        </w:rPr>
+        <w:drawing>
+          <wp:inline distT="0" distB="0" distL="0" distR="0" wp14:anchorId="1425E05D" wp14:editId="2AF97DE1">
+            <wp:extent cx="3533775" cy="462677"/>
+            <wp:effectExtent l="0" t="0" r="0" b="0"/>
+            <wp:docPr id="47027301" name="Picture 1"/>
+            <wp:cNvGraphicFramePr>
+              <a:graphicFrameLocks xmlns:a="http://schemas.openxmlformats.org/drawingml/2006/main" noChangeAspect="1"/>
+            </wp:cNvGraphicFramePr>
+            <a:graphic xmlns:a="http://schemas.openxmlformats.org/drawingml/2006/main">
+              <a:graphicData uri="http://schemas.openxmlformats.org/drawingml/2006/picture">
+                <pic:pic xmlns:pic="http://schemas.openxmlformats.org/drawingml/2006/picture">
+                  <pic:nvPicPr>
+                    <pic:cNvPr id="47027301" name=""/>
+                    <pic:cNvPicPr/>
+                  </pic:nvPicPr>
+                  <pic:blipFill>
+                    <a:blip r:embed="rId56"/>
+                    <a:stretch>
+                      <a:fillRect/>
+                    </a:stretch>
+                  </pic:blipFill>
+                  <pic:spPr>
+                    <a:xfrm>
+                      <a:off x="0" y="0"/>
+                      <a:ext cx="3558068" cy="465858"/>
+                    </a:xfrm>
+                    <a:prstGeom prst="rect">
+                      <a:avLst/>
+                    </a:prstGeom>
+                  </pic:spPr>
+                </pic:pic>
+              </a:graphicData>
+            </a:graphic>
+          </wp:inline>
+        </w:drawing>
+      </w:r>
+    </w:p>
+    <w:p>
+      <w:pPr>
+        <w:rPr>
+          <w:sz w:val="28"/>
+          <w:szCs w:val="28"/>
+        </w:rPr>
+      </w:pPr>
+      <w:r>
+        <w:rPr>
+          <w:sz w:val="28"/>
+          <w:szCs w:val="28"/>
+        </w:rPr>
+        <w:t>Create folder: mongo-</w:t>
+      </w:r>
+      <w:proofErr w:type="spellStart"/>
+      <w:r>
+        <w:rPr>
+          <w:sz w:val="28"/>
+          <w:szCs w:val="28"/>
+        </w:rPr>
+        <w:t>kafka</w:t>
+      </w:r>
+      <w:proofErr w:type="spellEnd"/>
+      <w:r>
+        <w:rPr>
+          <w:sz w:val="28"/>
+          <w:szCs w:val="28"/>
+        </w:rPr>
+        <w:t>-connect inside config:</w:t>
+      </w:r>
+    </w:p>
+    <w:p>
+      <w:pPr>
+        <w:rPr>
+          <w:sz w:val="28"/>
+          <w:szCs w:val="28"/>
+        </w:rPr>
+      </w:pPr>
+      <w:r>
+        <w:rPr>
+          <w:noProof/>
+          <w:sz w:val="28"/>
+          <w:szCs w:val="28"/>
+        </w:rPr>
+        <w:drawing>
+          <wp:inline distT="0" distB="0" distL="0" distR="0" wp14:anchorId="60E5ED6E" wp14:editId="6EF5C617">
+            <wp:extent cx="5731510" cy="1370965"/>
+            <wp:effectExtent l="0" t="0" r="2540" b="635"/>
+            <wp:docPr id="1367507828" name="Picture 1"/>
+            <wp:cNvGraphicFramePr>
+              <a:graphicFrameLocks xmlns:a="http://schemas.openxmlformats.org/drawingml/2006/main" noChangeAspect="1"/>
+            </wp:cNvGraphicFramePr>
+            <a:graphic xmlns:a="http://schemas.openxmlformats.org/drawingml/2006/main">
+              <a:graphicData uri="http://schemas.openxmlformats.org/drawingml/2006/picture">
+                <pic:pic xmlns:pic="http://schemas.openxmlformats.org/drawingml/2006/picture">
+                  <pic:nvPicPr>
+                    <pic:cNvPr id="1367507828" name=""/>
+                    <pic:cNvPicPr/>
+                  </pic:nvPicPr>
+                  <pic:blipFill>
+                    <a:blip r:embed="rId57"/>
+                    <a:stretch>
+                      <a:fillRect/>
+                    </a:stretch>
+                  </pic:blipFill>
+                  <pic:spPr>
+                    <a:xfrm>
+                      <a:off x="0" y="0"/>
+                      <a:ext cx="5731510" cy="1370965"/>
+                    </a:xfrm>
+                    <a:prstGeom prst="rect">
+                      <a:avLst/>
+                    </a:prstGeom>
+                  </pic:spPr>
+                </pic:pic>
+              </a:graphicData>
+            </a:graphic>
+          </wp:inline>
+        </w:drawing>
+      </w:r>
+    </w:p>
+    <w:p>
+      <w:pPr>
+        <w:rPr>
+          <w:sz w:val="28"/>
+          <w:szCs w:val="28"/>
+        </w:rPr>
+      </w:pPr>
+      <w:r>
+        <w:rPr>
+          <w:sz w:val="28"/>
+          <w:szCs w:val="28"/>
+        </w:rPr>
+        <w:lastRenderedPageBreak/>
+        <w:t>Inside:</w:t>
+      </w:r>
+    </w:p>
+    <w:p>
+      <w:pPr>
+        <w:rPr>
+          <w:sz w:val="28"/>
+          <w:szCs w:val="28"/>
+        </w:rPr>
+      </w:pPr>
+      <w:r>
+        <w:rPr>
+          <w:noProof/>
+          <w:sz w:val="28"/>
+          <w:szCs w:val="28"/>
+        </w:rPr>
+        <w:drawing>
+          <wp:inline distT="0" distB="0" distL="0" distR="0" wp14:anchorId="35C324A7" wp14:editId="1A61EB85">
+            <wp:extent cx="2467319" cy="247685"/>
+            <wp:effectExtent l="0" t="0" r="0" b="0"/>
+            <wp:docPr id="1866877734" name="Picture 1"/>
+            <wp:cNvGraphicFramePr>
+              <a:graphicFrameLocks xmlns:a="http://schemas.openxmlformats.org/drawingml/2006/main" noChangeAspect="1"/>
+            </wp:cNvGraphicFramePr>
+            <a:graphic xmlns:a="http://schemas.openxmlformats.org/drawingml/2006/main">
+              <a:graphicData uri="http://schemas.openxmlformats.org/drawingml/2006/picture">
+                <pic:pic xmlns:pic="http://schemas.openxmlformats.org/drawingml/2006/picture">
+                  <pic:nvPicPr>
+                    <pic:cNvPr id="1866877734" name=""/>
+                    <pic:cNvPicPr/>
+                  </pic:nvPicPr>
+                  <pic:blipFill>
+                    <a:blip r:embed="rId58"/>
+                    <a:stretch>
+                      <a:fillRect/>
+                    </a:stretch>
+                  </pic:blipFill>
+                  <pic:spPr>
+                    <a:xfrm>
+                      <a:off x="0" y="0"/>
+                      <a:ext cx="2467319" cy="247685"/>
+                    </a:xfrm>
+                    <a:prstGeom prst="rect">
+                      <a:avLst/>
+                    </a:prstGeom>
+                  </pic:spPr>
+                </pic:pic>
+              </a:graphicData>
+            </a:graphic>
+          </wp:inline>
+        </w:drawing>
+      </w:r>
+    </w:p>
+    <w:p>
+      <w:pPr>
+        <w:rPr>
+          <w:sz w:val="28"/>
+          <w:szCs w:val="28"/>
+        </w:rPr>
+      </w:pPr>
+      <w:r>
+        <w:rPr>
+          <w:sz w:val="28"/>
+          <w:szCs w:val="28"/>
+        </w:rPr>
+        <w:t>open:</w:t>
+      </w:r>
+    </w:p>
+    <w:p>
+      <w:pPr>
+        <w:rPr>
+          <w:sz w:val="28"/>
+          <w:szCs w:val="28"/>
+        </w:rPr>
+      </w:pPr>
+      <w:r>
+        <w:rPr>
+          <w:noProof/>
+          <w:sz w:val="28"/>
+          <w:szCs w:val="28"/>
+        </w:rPr>
+        <w:drawing>
+          <wp:inline distT="0" distB="0" distL="0" distR="0" wp14:anchorId="21362D02" wp14:editId="36695EE6">
+            <wp:extent cx="5677692" cy="276264"/>
+            <wp:effectExtent l="0" t="0" r="0" b="9525"/>
+            <wp:docPr id="1484893693" name="Picture 1"/>
+            <wp:cNvGraphicFramePr>
+              <a:graphicFrameLocks xmlns:a="http://schemas.openxmlformats.org/drawingml/2006/main" noChangeAspect="1"/>
+            </wp:cNvGraphicFramePr>
+            <a:graphic xmlns:a="http://schemas.openxmlformats.org/drawingml/2006/main">
+              <a:graphicData uri="http://schemas.openxmlformats.org/drawingml/2006/picture">
+                <pic:pic xmlns:pic="http://schemas.openxmlformats.org/drawingml/2006/picture">
+                  <pic:nvPicPr>
+                    <pic:cNvPr id="1484893693" name=""/>
+                    <pic:cNvPicPr/>
+                  </pic:nvPicPr>
+                  <pic:blipFill>
+                    <a:blip r:embed="rId59"/>
+                    <a:stretch>
+                      <a:fillRect/>
+                    </a:stretch>
+                  </pic:blipFill>
+                  <pic:spPr>
+                    <a:xfrm>
+                      <a:off x="0" y="0"/>
+                      <a:ext cx="5677692" cy="276264"/>
+                    </a:xfrm>
+                    <a:prstGeom prst="rect">
+                      <a:avLst/>
+                    </a:prstGeom>
+                  </pic:spPr>
+                </pic:pic>
+              </a:graphicData>
+            </a:graphic>
+          </wp:inline>
+        </w:drawing>
+      </w:r>
+    </w:p>
+    <w:p>
+      <w:pPr>
+        <w:rPr>
+          <w:sz w:val="28"/>
+          <w:szCs w:val="28"/>
+        </w:rPr>
+      </w:pPr>
+      <w:r>
+        <w:rPr>
+          <w:sz w:val="28"/>
+          <w:szCs w:val="28"/>
+        </w:rPr>
+        <w:t>Add these lines:</w:t>
+      </w:r>
+    </w:p>
+    <w:p>
+      <w:pPr>
+        <w:rPr>
+          <w:sz w:val="28"/>
+          <w:szCs w:val="28"/>
+        </w:rPr>
+      </w:pPr>
+      <w:r>
+        <w:rPr>
+          <w:noProof/>
+          <w:sz w:val="28"/>
+          <w:szCs w:val="28"/>
+        </w:rPr>
+        <w:drawing>
+          <wp:inline distT="0" distB="0" distL="0" distR="0" wp14:anchorId="37EC5575" wp14:editId="00734B9E">
+            <wp:extent cx="5731510" cy="1663065"/>
+            <wp:effectExtent l="0" t="0" r="2540" b="0"/>
+            <wp:docPr id="1393811639" name="Picture 1" descr="A screen shot of a computer&#10;&#10;AI-generated content may be incorrect."/>
+            <wp:cNvGraphicFramePr>
+              <a:graphicFrameLocks xmlns:a="http://schemas.openxmlformats.org/drawingml/2006/main" noChangeAspect="1"/>
+            </wp:cNvGraphicFramePr>
+            <a:graphic xmlns:a="http://schemas.openxmlformats.org/drawingml/2006/main">
+              <a:graphicData uri="http://schemas.openxmlformats.org/drawingml/2006/picture">
+                <pic:pic xmlns:pic="http://schemas.openxmlformats.org/drawingml/2006/picture">
+                  <pic:nvPicPr>
+                    <pic:cNvPr id="1393811639" name="Picture 1" descr="A screen shot of a computer&#10;&#10;AI-generated content may be incorrect."/>
+                    <pic:cNvPicPr/>
+                  </pic:nvPicPr>
+                  <pic:blipFill>
+                    <a:blip r:embed="rId60"/>
+                    <a:stretch>
+                      <a:fillRect/>
+                    </a:stretch>
+                  </pic:blipFill>
+                  <pic:spPr>
+                    <a:xfrm>
+                      <a:off x="0" y="0"/>
+                      <a:ext cx="5731510" cy="1663065"/>
+                    </a:xfrm>
+                    <a:prstGeom prst="rect">
+                      <a:avLst/>
+                    </a:prstGeom>
+                  </pic:spPr>
+                </pic:pic>
+              </a:graphicData>
+            </a:graphic>
+          </wp:inline>
+        </w:drawing>
+      </w:r>
+    </w:p>
+    <w:p>
+      <w:pPr>
+        <w:rPr>
+          <w:sz w:val="28"/>
+          <w:szCs w:val="28"/>
+        </w:rPr>
+      </w:pPr>
+      <w:r>
+        <w:rPr>
+          <w:sz w:val="28"/>
+          <w:szCs w:val="28"/>
+        </w:rPr>
+        <w:t># Add mongo-</w:t>
+      </w:r>
+      <w:proofErr w:type="spellStart"/>
+      <w:r>
+        <w:rPr>
+          <w:sz w:val="28"/>
+          <w:szCs w:val="28"/>
+        </w:rPr>
+        <w:t>kafka</w:t>
+      </w:r>
+      <w:proofErr w:type="spellEnd"/>
+      <w:r>
+        <w:rPr>
+          <w:sz w:val="28"/>
+          <w:szCs w:val="28"/>
+        </w:rPr>
+        <w:t>-connect</w:t>
+      </w:r>
+    </w:p>
+    <w:p>
+      <w:pPr>
+        <w:rPr>
+          <w:sz w:val="28"/>
+          <w:szCs w:val="28"/>
+        </w:rPr>
+      </w:pPr>
+      <w:proofErr w:type="spellStart"/>
+      <w:proofErr w:type="gramStart"/>
+      <w:r>
+        <w:rPr>
+          <w:sz w:val="28"/>
+          <w:szCs w:val="28"/>
+        </w:rPr>
+        <w:t>plugin.path</w:t>
+      </w:r>
+      <w:proofErr w:type="spellEnd"/>
+      <w:proofErr w:type="gramEnd"/>
+      <w:r>
+        <w:rPr>
+          <w:sz w:val="28"/>
+          <w:szCs w:val="28"/>
+        </w:rPr>
+        <w:t>=C:/kafka-4.1/config/mongo-kafka-connect</w:t>
+      </w:r>
+    </w:p>
+    <w:p>
+      <w:pPr>
+        <w:rPr>
+          <w:sz w:val="28"/>
+          <w:szCs w:val="28"/>
+        </w:rPr>
+      </w:pPr>
+    </w:p>
+    <w:p>
+      <w:pPr>
+        <w:rPr>
+          <w:sz w:val="28"/>
+          <w:szCs w:val="28"/>
+        </w:rPr>
+      </w:pPr>
+      <w:r>
+        <w:rPr>
+          <w:sz w:val="28"/>
+          <w:szCs w:val="28"/>
+        </w:rPr>
+        <w:t>Inside:</w:t>
+      </w:r>
+    </w:p>
+    <w:p>
+      <w:pPr>
+        <w:rPr>
+          <w:sz w:val="28"/>
+          <w:szCs w:val="28"/>
+        </w:rPr>
+      </w:pPr>
+      <w:r>
+        <w:rPr>
+          <w:noProof/>
+          <w:sz w:val="28"/>
+          <w:szCs w:val="28"/>
+        </w:rPr>
+        <w:drawing>
+          <wp:inline distT="0" distB="0" distL="0" distR="0" wp14:anchorId="011009D9" wp14:editId="5F5676B6">
+            <wp:extent cx="2467319" cy="247685"/>
+            <wp:effectExtent l="0" t="0" r="0" b="0"/>
+            <wp:docPr id="202304016" name="Picture 1"/>
+            <wp:cNvGraphicFramePr>
+              <a:graphicFrameLocks xmlns:a="http://schemas.openxmlformats.org/drawingml/2006/main" noChangeAspect="1"/>
+            </wp:cNvGraphicFramePr>
+            <a:graphic xmlns:a="http://schemas.openxmlformats.org/drawingml/2006/main">
+              <a:graphicData uri="http://schemas.openxmlformats.org/drawingml/2006/picture">
+                <pic:pic xmlns:pic="http://schemas.openxmlformats.org/drawingml/2006/picture">
+                  <pic:nvPicPr>
+                    <pic:cNvPr id="1866877734" name=""/>
+                    <pic:cNvPicPr/>
+                  </pic:nvPicPr>
+                  <pic:blipFill>
+                    <a:blip r:embed="rId58"/>
+                    <a:stretch>
+                      <a:fillRect/>
+                    </a:stretch>
+                  </pic:blipFill>
+                  <pic:spPr>
+                    <a:xfrm>
+                      <a:off x="0" y="0"/>
+                      <a:ext cx="2467319" cy="247685"/>
+                    </a:xfrm>
+                    <a:prstGeom prst="rect">
+                      <a:avLst/>
+                    </a:prstGeom>
+                  </pic:spPr>
+                </pic:pic>
+              </a:graphicData>
+            </a:graphic>
+          </wp:inline>
+        </w:drawing>
+      </w:r>
+    </w:p>
+    <w:p>
+      <w:pPr>
+        <w:rPr>
+          <w:sz w:val="28"/>
+          <w:szCs w:val="28"/>
+        </w:rPr>
+      </w:pPr>
+      <w:r>
+        <w:rPr>
+          <w:sz w:val="28"/>
+          <w:szCs w:val="28"/>
+        </w:rPr>
+        <w:t>Create</w:t>
+      </w:r>
+      <w:r>
+        <w:rPr>
+          <w:sz w:val="28"/>
+          <w:szCs w:val="28"/>
+        </w:rPr>
+        <w:t xml:space="preserve"> and enter data</w:t>
+      </w:r>
+      <w:r>
+        <w:rPr>
+          <w:sz w:val="28"/>
+          <w:szCs w:val="28"/>
+        </w:rPr>
+        <w:t>:</w:t>
+      </w:r>
+    </w:p>
+    <w:p>
+      <w:pPr>
+        <w:rPr>
+          <w:sz w:val="28"/>
+          <w:szCs w:val="28"/>
+        </w:rPr>
+      </w:pPr>
+      <w:r>
+        <w:rPr>
+          <w:noProof/>
+          <w:sz w:val="28"/>
+          <w:szCs w:val="28"/>
+        </w:rPr>
+        <w:drawing>
+          <wp:inline distT="0" distB="0" distL="0" distR="0" wp14:anchorId="1D637250" wp14:editId="0B252F39">
+            <wp:extent cx="1924319" cy="209579"/>
+            <wp:effectExtent l="0" t="0" r="0" b="0"/>
+            <wp:docPr id="278207009" name="Picture 1"/>
+            <wp:cNvGraphicFramePr>
+              <a:graphicFrameLocks xmlns:a="http://schemas.openxmlformats.org/drawingml/2006/main" noChangeAspect="1"/>
+            </wp:cNvGraphicFramePr>
+            <a:graphic xmlns:a="http://schemas.openxmlformats.org/drawingml/2006/main">
+              <a:graphicData uri="http://schemas.openxmlformats.org/drawingml/2006/picture">
+                <pic:pic xmlns:pic="http://schemas.openxmlformats.org/drawingml/2006/picture">
+                  <pic:nvPicPr>
+                    <pic:cNvPr id="278207009" name=""/>
+                    <pic:cNvPicPr/>
+                  </pic:nvPicPr>
+                  <pic:blipFill>
+                    <a:blip r:embed="rId61"/>
+                    <a:stretch>
+                      <a:fillRect/>
+                    </a:stretch>
+                  </pic:blipFill>
+                  <pic:spPr>
+                    <a:xfrm>
+                      <a:off x="0" y="0"/>
+                      <a:ext cx="1924319" cy="209579"/>
+                    </a:xfrm>
+                    <a:prstGeom prst="rect">
+                      <a:avLst/>
+                    </a:prstGeom>
+                  </pic:spPr>
+                </pic:pic>
+              </a:graphicData>
+            </a:graphic>
+          </wp:inline>
+        </w:drawing>
+      </w:r>
+    </w:p>
+    <w:p>
+      <w:pPr>
+        <w:rPr>
+          <w:sz w:val="28"/>
+          <w:szCs w:val="28"/>
+        </w:rPr>
+      </w:pPr>
+      <w:r>
+        <w:rPr>
+          <w:noProof/>
+          <w:sz w:val="28"/>
+          <w:szCs w:val="28"/>
+        </w:rPr>
+        <w:drawing>
+          <wp:inline distT="0" distB="0" distL="0" distR="0" wp14:anchorId="476B4052" wp14:editId="63477F94">
+            <wp:extent cx="5731510" cy="1863725"/>
+            <wp:effectExtent l="0" t="0" r="2540" b="3175"/>
+            <wp:docPr id="1126011496" name="Picture 1" descr="A computer screen with text&#10;&#10;AI-generated content may be incorrect."/>
+            <wp:cNvGraphicFramePr>
+              <a:graphicFrameLocks xmlns:a="http://schemas.openxmlformats.org/drawingml/2006/main" noChangeAspect="1"/>
+            </wp:cNvGraphicFramePr>
+            <a:graphic xmlns:a="http://schemas.openxmlformats.org/drawingml/2006/main">
+              <a:graphicData uri="http://schemas.openxmlformats.org/drawingml/2006/picture">
+                <pic:pic xmlns:pic="http://schemas.openxmlformats.org/drawingml/2006/picture">
+                  <pic:nvPicPr>
+                    <pic:cNvPr id="1126011496" name="Picture 1" descr="A computer screen with text&#10;&#10;AI-generated content may be incorrect."/>
+                    <pic:cNvPicPr/>
+                  </pic:nvPicPr>
+                  <pic:blipFill>
+                    <a:blip r:embed="rId62"/>
+                    <a:stretch>
+                      <a:fillRect/>
+                    </a:stretch>
+                  </pic:blipFill>
+                  <pic:spPr>
+                    <a:xfrm>
+                      <a:off x="0" y="0"/>
+                      <a:ext cx="5731510" cy="1863725"/>
+                    </a:xfrm>
+                    <a:prstGeom prst="rect">
+                      <a:avLst/>
+                    </a:prstGeom>
+                  </pic:spPr>
+                </pic:pic>
+              </a:graphicData>
+            </a:graphic>
+          </wp:inline>
+        </w:drawing>
+      </w:r>
+    </w:p>
+    <w:p>
+      <w:pPr>
+        <w:rPr>
+          <w:sz w:val="28"/>
+          <w:szCs w:val="28"/>
+        </w:rPr>
+      </w:pPr>
+      <w:r>
+        <w:rPr>
+          <w:sz w:val="28"/>
+          <w:szCs w:val="28"/>
+        </w:rPr>
+        <w:t>name=mongo-sink</w:t>
+      </w:r>
+    </w:p>
+    <w:p>
+      <w:pPr>
+        <w:rPr>
+          <w:sz w:val="28"/>
+          <w:szCs w:val="28"/>
+        </w:rPr>
+      </w:pPr>
+      <w:proofErr w:type="spellStart"/>
+      <w:r>
+        <w:rPr>
+          <w:sz w:val="28"/>
+          <w:szCs w:val="28"/>
+        </w:rPr>
+        <w:t>connector.class</w:t>
+      </w:r>
+      <w:proofErr w:type="spellEnd"/>
+      <w:r>
+        <w:rPr>
+          <w:sz w:val="28"/>
+          <w:szCs w:val="28"/>
+        </w:rPr>
+        <w:t>=</w:t>
+      </w:r>
+      <w:proofErr w:type="spellStart"/>
+      <w:proofErr w:type="gramStart"/>
+      <w:r>
+        <w:rPr>
+          <w:sz w:val="28"/>
+          <w:szCs w:val="28"/>
+        </w:rPr>
+        <w:t>com.mongodb</w:t>
+      </w:r>
+      <w:proofErr w:type="gramEnd"/>
+      <w:r>
+        <w:rPr>
+          <w:sz w:val="28"/>
+          <w:szCs w:val="28"/>
+        </w:rPr>
+        <w:t>.</w:t>
+      </w:r>
+      <w:proofErr w:type="gramStart"/>
+      <w:r>
+        <w:rPr>
+          <w:sz w:val="28"/>
+          <w:szCs w:val="28"/>
+        </w:rPr>
+        <w:t>kafka.connect</w:t>
+      </w:r>
+      <w:proofErr w:type="gramEnd"/>
+      <w:r>
+        <w:rPr>
+          <w:sz w:val="28"/>
+          <w:szCs w:val="28"/>
+        </w:rPr>
+        <w:t>.MongoSinkConnector</w:t>
+      </w:r>
+      <w:proofErr w:type="spellEnd"/>
+    </w:p>
+    <w:p>
+      <w:pPr>
+        <w:rPr>
+          <w:sz w:val="28"/>
+          <w:szCs w:val="28"/>
+        </w:rPr>
+      </w:pPr>
+      <w:proofErr w:type="spellStart"/>
+      <w:r>
+        <w:rPr>
+          <w:sz w:val="28"/>
+          <w:szCs w:val="28"/>
+        </w:rPr>
+        <w:lastRenderedPageBreak/>
+        <w:t>tasks.max</w:t>
+      </w:r>
+      <w:proofErr w:type="spellEnd"/>
+      <w:r>
+        <w:rPr>
+          <w:sz w:val="28"/>
+          <w:szCs w:val="28"/>
+        </w:rPr>
+        <w:t>=1</w:t>
+      </w:r>
+    </w:p>
+    <w:p>
+      <w:pPr>
+        <w:rPr>
+          <w:sz w:val="28"/>
+          <w:szCs w:val="28"/>
+        </w:rPr>
+      </w:pPr>
+      <w:r>
+        <w:rPr>
+          <w:sz w:val="28"/>
+          <w:szCs w:val="28"/>
+        </w:rPr>
+        <w:t>topics=payment-transactions</w:t>
+      </w:r>
+    </w:p>
+    <w:p>
+      <w:pPr>
+        <w:rPr>
+          <w:sz w:val="28"/>
+          <w:szCs w:val="28"/>
+        </w:rPr>
+      </w:pPr>
+      <w:proofErr w:type="spellStart"/>
+      <w:r>
+        <w:rPr>
+          <w:sz w:val="28"/>
+          <w:szCs w:val="28"/>
+        </w:rPr>
+        <w:t>connection.uri</w:t>
+      </w:r>
+      <w:proofErr w:type="spellEnd"/>
+      <w:r>
+        <w:rPr>
+          <w:sz w:val="28"/>
+          <w:szCs w:val="28"/>
+        </w:rPr>
+        <w:t>=mongodb://localhost:27017</w:t>
+      </w:r>
+    </w:p>
+    <w:p>
+      <w:pPr>
+        <w:rPr>
+          <w:sz w:val="28"/>
+          <w:szCs w:val="28"/>
+        </w:rPr>
+      </w:pPr>
+      <w:r>
+        <w:rPr>
+          <w:sz w:val="28"/>
+          <w:szCs w:val="28"/>
+        </w:rPr>
+        <w:t>database=</w:t>
+      </w:r>
+      <w:proofErr w:type="spellStart"/>
+      <w:r>
+        <w:rPr>
+          <w:sz w:val="28"/>
+          <w:szCs w:val="28"/>
+        </w:rPr>
+        <w:t>ClearVue</w:t>
+      </w:r>
+      <w:proofErr w:type="spellEnd"/>
+    </w:p>
+    <w:p>
+      <w:pPr>
+        <w:rPr>
+          <w:sz w:val="28"/>
+          <w:szCs w:val="28"/>
+        </w:rPr>
+      </w:pPr>
+      <w:r>
+        <w:rPr>
+          <w:sz w:val="28"/>
+          <w:szCs w:val="28"/>
+        </w:rPr>
+        <w:t>collection=</w:t>
+      </w:r>
+      <w:proofErr w:type="spellStart"/>
+      <w:r>
+        <w:rPr>
+          <w:sz w:val="28"/>
+          <w:szCs w:val="28"/>
+        </w:rPr>
+        <w:t>paymentHeaders</w:t>
+      </w:r>
+      <w:proofErr w:type="spellEnd"/>
+    </w:p>
+    <w:p>
+      <w:pPr>
+        <w:rPr>
+          <w:sz w:val="28"/>
+          <w:szCs w:val="28"/>
+        </w:rPr>
+      </w:pPr>
+      <w:proofErr w:type="spellStart"/>
+      <w:proofErr w:type="gramStart"/>
+      <w:r>
+        <w:rPr>
+          <w:sz w:val="28"/>
+          <w:szCs w:val="28"/>
+        </w:rPr>
+        <w:t>key.converter</w:t>
+      </w:r>
+      <w:proofErr w:type="spellEnd"/>
+      <w:proofErr w:type="gramEnd"/>
+      <w:r>
+        <w:rPr>
+          <w:sz w:val="28"/>
+          <w:szCs w:val="28"/>
+        </w:rPr>
+        <w:t>=</w:t>
+      </w:r>
+      <w:proofErr w:type="spellStart"/>
+      <w:proofErr w:type="gramStart"/>
+      <w:r>
+        <w:rPr>
+          <w:sz w:val="28"/>
+          <w:szCs w:val="28"/>
+        </w:rPr>
+        <w:t>org.apache</w:t>
+      </w:r>
+      <w:proofErr w:type="gramEnd"/>
+      <w:r>
+        <w:rPr>
+          <w:sz w:val="28"/>
+          <w:szCs w:val="28"/>
+        </w:rPr>
+        <w:t>.</w:t>
+      </w:r>
+      <w:proofErr w:type="gramStart"/>
+      <w:r>
+        <w:rPr>
+          <w:sz w:val="28"/>
+          <w:szCs w:val="28"/>
+        </w:rPr>
+        <w:t>kafka.connect</w:t>
+      </w:r>
+      <w:proofErr w:type="gramEnd"/>
+      <w:r>
+        <w:rPr>
+          <w:sz w:val="28"/>
+          <w:szCs w:val="28"/>
+        </w:rPr>
+        <w:t>.</w:t>
+      </w:r>
+      <w:proofErr w:type="gramStart"/>
+      <w:r>
+        <w:rPr>
+          <w:sz w:val="28"/>
+          <w:szCs w:val="28"/>
+        </w:rPr>
+        <w:t>storage.StringConverter</w:t>
+      </w:r>
+      <w:proofErr w:type="spellEnd"/>
+      <w:proofErr w:type="gramEnd"/>
+    </w:p>
+    <w:p>
+      <w:pPr>
+        <w:rPr>
+          <w:sz w:val="28"/>
+          <w:szCs w:val="28"/>
+        </w:rPr>
+      </w:pPr>
+      <w:proofErr w:type="spellStart"/>
+      <w:proofErr w:type="gramStart"/>
+      <w:r>
+        <w:rPr>
+          <w:sz w:val="28"/>
+          <w:szCs w:val="28"/>
+        </w:rPr>
+        <w:t>value.converter</w:t>
+      </w:r>
+      <w:proofErr w:type="spellEnd"/>
+      <w:proofErr w:type="gramEnd"/>
+      <w:r>
+        <w:rPr>
+          <w:sz w:val="28"/>
+          <w:szCs w:val="28"/>
+        </w:rPr>
+        <w:t>=</w:t>
+      </w:r>
+      <w:proofErr w:type="spellStart"/>
+      <w:proofErr w:type="gramStart"/>
+      <w:r>
+        <w:rPr>
+          <w:sz w:val="28"/>
+          <w:szCs w:val="28"/>
+        </w:rPr>
+        <w:t>org.apache</w:t>
+      </w:r>
+      <w:proofErr w:type="gramEnd"/>
+      <w:r>
+        <w:rPr>
+          <w:sz w:val="28"/>
+          <w:szCs w:val="28"/>
+        </w:rPr>
+        <w:t>.</w:t>
+      </w:r>
+      <w:proofErr w:type="gramStart"/>
+      <w:r>
+        <w:rPr>
+          <w:sz w:val="28"/>
+          <w:szCs w:val="28"/>
+        </w:rPr>
+        <w:t>kafka.connect</w:t>
+      </w:r>
+      <w:proofErr w:type="gramEnd"/>
+      <w:r>
+        <w:rPr>
+          <w:sz w:val="28"/>
+          <w:szCs w:val="28"/>
+        </w:rPr>
+        <w:t>.</w:t>
+      </w:r>
+      <w:proofErr w:type="gramStart"/>
+      <w:r>
+        <w:rPr>
+          <w:sz w:val="28"/>
+          <w:szCs w:val="28"/>
+        </w:rPr>
+        <w:t>json.JsonConverter</w:t>
+      </w:r>
+      <w:proofErr w:type="spellEnd"/>
+      <w:proofErr w:type="gramEnd"/>
+    </w:p>
+    <w:p>
+      <w:pPr>
+        <w:rPr>
+          <w:sz w:val="28"/>
+          <w:szCs w:val="28"/>
+        </w:rPr>
+      </w:pPr>
+      <w:proofErr w:type="spellStart"/>
+      <w:proofErr w:type="gramStart"/>
+      <w:r>
+        <w:rPr>
+          <w:sz w:val="28"/>
+          <w:szCs w:val="28"/>
+        </w:rPr>
+        <w:t>value.converter</w:t>
+      </w:r>
+      <w:proofErr w:type="gramEnd"/>
+      <w:r>
+        <w:rPr>
+          <w:sz w:val="28"/>
+          <w:szCs w:val="28"/>
+        </w:rPr>
+        <w:t>.</w:t>
+      </w:r>
+      <w:proofErr w:type="gramStart"/>
+      <w:r>
+        <w:rPr>
+          <w:sz w:val="28"/>
+          <w:szCs w:val="28"/>
+        </w:rPr>
+        <w:t>schemas.enable</w:t>
+      </w:r>
+      <w:proofErr w:type="spellEnd"/>
+      <w:proofErr w:type="gramEnd"/>
+      <w:r>
+        <w:rPr>
+          <w:sz w:val="28"/>
+          <w:szCs w:val="28"/>
+        </w:rPr>
+        <w:t>=false</w:t>
+      </w:r>
+    </w:p>
+    <w:p>
+      <w:pPr>
+        <w:rPr>
+          <w:sz w:val="28"/>
+          <w:szCs w:val="28"/>
+        </w:rPr>
+      </w:pPr>
+    </w:p>
+    <w:p>
+      <w:pPr>
+        <w:rPr>
+          <w:sz w:val="28"/>
+          <w:szCs w:val="28"/>
+        </w:rPr>
+      </w:pPr>
+      <w:r>
+        <w:rPr>
+          <w:sz w:val="28"/>
+          <w:szCs w:val="28"/>
+        </w:rPr>
+        <w:t>Startup Kafka server (In first terminal):</w:t>
+      </w:r>
+    </w:p>
+    <w:p>
+      <w:pPr>
+        <w:rPr>
+          <w:sz w:val="28"/>
+          <w:szCs w:val="28"/>
+        </w:rPr>
+      </w:pPr>
+      <w:r>
+        <w:rPr>
+          <w:noProof/>
+          <w:sz w:val="28"/>
+          <w:szCs w:val="28"/>
+        </w:rPr>
+        <w:drawing>
+          <wp:inline distT="0" distB="0" distL="0" distR="0" wp14:anchorId="2D8BA613" wp14:editId="3D7446EA">
+            <wp:extent cx="5731510" cy="679450"/>
+            <wp:effectExtent l="0" t="0" r="2540" b="6350"/>
+            <wp:docPr id="2019141184" name="Picture 1"/>
+            <wp:cNvGraphicFramePr>
+              <a:graphicFrameLocks xmlns:a="http://schemas.openxmlformats.org/drawingml/2006/main" noChangeAspect="1"/>
+            </wp:cNvGraphicFramePr>
+            <a:graphic xmlns:a="http://schemas.openxmlformats.org/drawingml/2006/main">
+              <a:graphicData uri="http://schemas.openxmlformats.org/drawingml/2006/picture">
+                <pic:pic xmlns:pic="http://schemas.openxmlformats.org/drawingml/2006/picture">
+                  <pic:nvPicPr>
+                    <pic:cNvPr id="2019141184" name=""/>
+                    <pic:cNvPicPr/>
+                  </pic:nvPicPr>
+                  <pic:blipFill>
+                    <a:blip r:embed="rId63"/>
+                    <a:stretch>
+                      <a:fillRect/>
+                    </a:stretch>
+                  </pic:blipFill>
+                  <pic:spPr>
+                    <a:xfrm>
+                      <a:off x="0" y="0"/>
+                      <a:ext cx="5731510" cy="679450"/>
+                    </a:xfrm>
+                    <a:prstGeom prst="rect">
+                      <a:avLst/>
+                    </a:prstGeom>
+                  </pic:spPr>
+                </pic:pic>
+              </a:graphicData>
+            </a:graphic>
+          </wp:inline>
+        </w:drawing>
+      </w:r>
+    </w:p>
+    <w:p>
+      <w:pPr>
+        <w:rPr>
+          <w:sz w:val="28"/>
+          <w:szCs w:val="28"/>
+        </w:rPr>
+      </w:pPr>
+      <w:r>
+        <w:rPr>
+          <w:sz w:val="28"/>
+          <w:szCs w:val="28"/>
+        </w:rPr>
+        <w:t>export KAFKA_LOG4J_OPTS="-Dlog4j.configurationFile=file:///C:/kafka-4.1/config/tools-log4j2.yaml"</w:t>
+      </w:r>
+    </w:p>
+    <w:p>
+      <w:pPr>
+        <w:rPr>
+          <w:sz w:val="28"/>
+          <w:szCs w:val="28"/>
+        </w:rPr>
+      </w:pPr>
+      <w:r>
+        <w:rPr>
+          <w:sz w:val="28"/>
+          <w:szCs w:val="28"/>
+        </w:rPr>
+        <w:t>bin/kafka-server-start.sh config/</w:t>
+      </w:r>
+      <w:proofErr w:type="spellStart"/>
+      <w:r>
+        <w:rPr>
+          <w:sz w:val="28"/>
+          <w:szCs w:val="28"/>
+        </w:rPr>
+        <w:t>server.properties</w:t>
+      </w:r>
+      <w:proofErr w:type="spellEnd"/>
+    </w:p>
+    <w:p>
+      <w:pPr>
+        <w:rPr>
+          <w:sz w:val="28"/>
+          <w:szCs w:val="28"/>
+        </w:rPr>
+      </w:pPr>
+    </w:p>
+    <w:p>
+      <w:pPr>
+        <w:rPr>
+          <w:sz w:val="28"/>
+          <w:szCs w:val="28"/>
+        </w:rPr>
+      </w:pPr>
+      <w:r>
+        <w:rPr>
+          <w:sz w:val="28"/>
+          <w:szCs w:val="28"/>
+        </w:rPr>
+        <w:t>Launch Kafka Connect</w:t>
+      </w:r>
+      <w:r>
+        <w:rPr>
+          <w:sz w:val="28"/>
+          <w:szCs w:val="28"/>
+        </w:rPr>
+        <w:t xml:space="preserve"> (in second terminal)</w:t>
+      </w:r>
+      <w:r>
+        <w:rPr>
+          <w:sz w:val="28"/>
+          <w:szCs w:val="28"/>
+        </w:rPr>
+        <w:t>:</w:t>
+      </w:r>
+    </w:p>
+    <w:p>
+      <w:pPr>
+        <w:rPr>
+          <w:sz w:val="28"/>
+          <w:szCs w:val="28"/>
+        </w:rPr>
+      </w:pPr>
+      <w:r>
+        <w:rPr>
+          <w:noProof/>
+          <w:sz w:val="28"/>
+          <w:szCs w:val="28"/>
+        </w:rPr>
+        <w:drawing>
+          <wp:inline distT="0" distB="0" distL="0" distR="0" wp14:anchorId="67ABB0C4" wp14:editId="15FC2A23">
+            <wp:extent cx="5731510" cy="944880"/>
+            <wp:effectExtent l="0" t="0" r="2540" b="7620"/>
+            <wp:docPr id="1613469104" name="Picture 1" descr="A computer screen with text&#10;&#10;AI-generated content may be incorrect."/>
+            <wp:cNvGraphicFramePr>
+              <a:graphicFrameLocks xmlns:a="http://schemas.openxmlformats.org/drawingml/2006/main" noChangeAspect="1"/>
+            </wp:cNvGraphicFramePr>
+            <a:graphic xmlns:a="http://schemas.openxmlformats.org/drawingml/2006/main">
+              <a:graphicData uri="http://schemas.openxmlformats.org/drawingml/2006/picture">
+                <pic:pic xmlns:pic="http://schemas.openxmlformats.org/drawingml/2006/picture">
+                  <pic:nvPicPr>
+                    <pic:cNvPr id="1613469104" name="Picture 1" descr="A computer screen with text&#10;&#10;AI-generated content may be incorrect."/>
+                    <pic:cNvPicPr/>
+                  </pic:nvPicPr>
+                  <pic:blipFill>
+                    <a:blip r:embed="rId64"/>
+                    <a:stretch>
+                      <a:fillRect/>
+                    </a:stretch>
+                  </pic:blipFill>
+                  <pic:spPr>
+                    <a:xfrm>
+                      <a:off x="0" y="0"/>
+                      <a:ext cx="5731510" cy="944880"/>
+                    </a:xfrm>
+                    <a:prstGeom prst="rect">
+                      <a:avLst/>
+                    </a:prstGeom>
+                  </pic:spPr>
+                </pic:pic>
+              </a:graphicData>
+            </a:graphic>
+          </wp:inline>
+        </w:drawing>
+      </w:r>
+    </w:p>
+    <w:p>
+      <w:pPr>
+        <w:pStyle w:val="ListParagraph"/>
+        <w:numPr>
+          <w:ilvl w:val="0"/>
+          <w:numId w:val="7"/>
+        </w:numPr>
+        <w:rPr>
+          <w:sz w:val="28"/>
+          <w:szCs w:val="28"/>
+        </w:rPr>
+      </w:pPr>
+      <w:r>
+        <w:rPr>
+          <w:sz w:val="28"/>
+          <w:szCs w:val="28"/>
+        </w:rPr>
+        <w:t>export KAFKA_LOG4J_OPTS="-Dlog4j.configurationFile=file:///C:/kafka-4.1/config/tools-log4j2.yaml"</w:t>
+      </w:r>
+    </w:p>
+    <w:p>
+      <w:pPr>
+        <w:pStyle w:val="ListParagraph"/>
+        <w:numPr>
+          <w:ilvl w:val="0"/>
+          <w:numId w:val="7"/>
+        </w:numPr>
+        <w:rPr>
+          <w:sz w:val="28"/>
+          <w:szCs w:val="28"/>
+        </w:rPr>
+      </w:pPr>
+      <w:r>
+        <w:rPr>
+          <w:sz w:val="28"/>
+          <w:szCs w:val="28"/>
+        </w:rPr>
+        <w:t>bin/connect-standalone.sh config/connect-</w:t>
+      </w:r>
+      <w:proofErr w:type="spellStart"/>
+      <w:r>
+        <w:rPr>
+          <w:sz w:val="28"/>
+          <w:szCs w:val="28"/>
+        </w:rPr>
+        <w:t>standalone.properties</w:t>
+      </w:r>
+      <w:proofErr w:type="spellEnd"/>
+      <w:r>
+        <w:rPr>
+          <w:sz w:val="28"/>
+          <w:szCs w:val="28"/>
+        </w:rPr>
+        <w:t xml:space="preserve"> config/</w:t>
+      </w:r>
+      <w:proofErr w:type="spellStart"/>
+      <w:r>
+        <w:rPr>
+          <w:sz w:val="28"/>
+          <w:szCs w:val="28"/>
+        </w:rPr>
+        <w:t>MongoSinkConnector.properties</w:t>
+      </w:r>
+      <w:proofErr w:type="spellEnd"/>
+    </w:p>
+    <w:p>
+      <w:pPr>
+        <w:rPr>
+          <w:sz w:val="28"/>
+          <w:szCs w:val="28"/>
+        </w:rPr>
+      </w:pPr>
+      <w:r>
+        <w:rPr>
+          <w:sz w:val="28"/>
+          <w:szCs w:val="28"/>
+        </w:rPr>
+        <w:br w:type="page"/>
+      </w:r>
+    </w:p>
+    <w:p>
+      <w:pPr>
+        <w:rPr>
+          <w:sz w:val="28"/>
+          <w:szCs w:val="28"/>
+        </w:rPr>
+      </w:pPr>
+      <w:r>
+        <w:rPr>
+          <w:sz w:val="28"/>
+          <w:szCs w:val="28"/>
+        </w:rPr>
+        <w:lastRenderedPageBreak/>
+        <w:t>In third terminal:</w:t>
+      </w:r>
+    </w:p>
+    <w:p>
+      <w:pPr>
+        <w:rPr>
+          <w:sz w:val="28"/>
+          <w:szCs w:val="28"/>
+        </w:rPr>
+      </w:pPr>
+      <w:r>
+        <w:rPr>
+          <w:noProof/>
+          <w:sz w:val="28"/>
+          <w:szCs w:val="28"/>
+        </w:rPr>
+        <w:drawing>
+          <wp:inline distT="0" distB="0" distL="0" distR="0" wp14:anchorId="447DF4C7" wp14:editId="15A1CE91">
+            <wp:extent cx="5731510" cy="1211580"/>
+            <wp:effectExtent l="0" t="0" r="2540" b="7620"/>
+            <wp:docPr id="1936347165" name="Picture 1" descr="A screen shot of a computer&#10;&#10;AI-generated content may be incorrect."/>
+            <wp:cNvGraphicFramePr>
+              <a:graphicFrameLocks xmlns:a="http://schemas.openxmlformats.org/drawingml/2006/main" noChangeAspect="1"/>
+            </wp:cNvGraphicFramePr>
+            <a:graphic xmlns:a="http://schemas.openxmlformats.org/drawingml/2006/main">
+              <a:graphicData uri="http://schemas.openxmlformats.org/drawingml/2006/picture">
+                <pic:pic xmlns:pic="http://schemas.openxmlformats.org/drawingml/2006/picture">
+                  <pic:nvPicPr>
+                    <pic:cNvPr id="1936347165" name="Picture 1" descr="A screen shot of a computer&#10;&#10;AI-generated content may be incorrect."/>
+                    <pic:cNvPicPr/>
+                  </pic:nvPicPr>
+                  <pic:blipFill>
+                    <a:blip r:embed="rId65"/>
+                    <a:stretch>
+                      <a:fillRect/>
+                    </a:stretch>
+                  </pic:blipFill>
+                  <pic:spPr>
+                    <a:xfrm>
+                      <a:off x="0" y="0"/>
+                      <a:ext cx="5731510" cy="1211580"/>
+                    </a:xfrm>
+                    <a:prstGeom prst="rect">
+                      <a:avLst/>
+                    </a:prstGeom>
+                  </pic:spPr>
+                </pic:pic>
+              </a:graphicData>
+            </a:graphic>
+          </wp:inline>
+        </w:drawing>
+      </w:r>
+    </w:p>
+    <w:p>
+      <w:pPr>
+        <w:rPr>
+          <w:sz w:val="28"/>
+          <w:szCs w:val="28"/>
+        </w:rPr>
+      </w:pPr>
+      <w:r>
+        <w:rPr>
+          <w:sz w:val="28"/>
+          <w:szCs w:val="28"/>
+        </w:rPr>
+        <w:t>export KAFKA_LOG4J_OPTS="-Dlog4j.configurationFile=file:///C:/kafka-4.1/config/tools-log4j2.yaml"</w:t>
+      </w:r>
+    </w:p>
+    <w:p>
+      <w:pPr>
+        <w:rPr>
+          <w:sz w:val="28"/>
+          <w:szCs w:val="28"/>
+        </w:rPr>
+      </w:pPr>
+      <w:r>
+        <w:rPr>
+          <w:sz w:val="28"/>
+          <w:szCs w:val="28"/>
+          <w:highlight w:val="red"/>
+        </w:rPr>
+        <w:t>Create topic</w:t>
+      </w:r>
+    </w:p>
+    <w:p>
+      <w:pPr>
+        <w:rPr>
+          <w:sz w:val="28"/>
+          <w:szCs w:val="28"/>
+        </w:rPr>
+      </w:pPr>
+      <w:r>
+        <w:rPr>
+          <w:sz w:val="28"/>
+          <w:szCs w:val="28"/>
+        </w:rPr>
+        <w:t>bin/kafka-topics.sh --create --topic payment-transactions --bootstrap-server localhost:9092 --partitions 1 --replication-factor 1</w:t>
+      </w:r>
+    </w:p>
+    <w:p>
+      <w:pPr>
+        <w:rPr>
+          <w:sz w:val="28"/>
+          <w:szCs w:val="28"/>
+        </w:rPr>
+      </w:pPr>
+      <w:r>
+        <w:rPr>
+          <w:sz w:val="28"/>
+          <w:szCs w:val="28"/>
+        </w:rPr>
+        <w:t>Then use topic to post transactions.</w:t>
+      </w:r>
+    </w:p>
+    <w:p>
+      <w:pPr>
+        <w:rPr>
+          <w:sz w:val="28"/>
+          <w:szCs w:val="28"/>
+        </w:rPr>
+      </w:pPr>
+    </w:p>
+    <w:p>
+      <w:pPr>
+        <w:rPr>
+          <w:sz w:val="28"/>
+          <w:szCs w:val="28"/>
+        </w:rPr>
+      </w:pPr>
+      <w:r>
+        <w:rPr>
+          <w:sz w:val="28"/>
+          <w:szCs w:val="28"/>
+        </w:rPr>
+        <w:t>Running git bash:</w:t>
+      </w:r>
+    </w:p>
+    <w:p>
+      <w:pPr>
+        <w:rPr>
+          <w:sz w:val="28"/>
+          <w:szCs w:val="28"/>
+        </w:rPr>
+      </w:pPr>
+      <w:r>
+        <w:rPr>
+          <w:sz w:val="28"/>
+          <w:szCs w:val="28"/>
+        </w:rPr>
+        <w:t>bash start-kafka-pipeline.sh</w:t>
+      </w:r>
+    </w:p>
+    <w:p>
+      <w:pPr>
+        <w:rPr>
+          <w:sz w:val="28"/>
+          <w:szCs w:val="28"/>
+        </w:rPr>
+      </w:pPr>
+      <w:r>
+        <w:rPr>
+          <w:sz w:val="28"/>
+          <w:szCs w:val="28"/>
+        </w:rPr>
+        <w:t>Run .bat file</w:t>
+      </w:r>
+    </w:p>
+    <w:p>
+      <w:pPr>
+        <w:rPr>
+          <w:sz w:val="28"/>
+          <w:szCs w:val="28"/>
+        </w:rPr>
+      </w:pPr>
+      <w:r>
+        <w:rPr>
+          <w:sz w:val="28"/>
+          <w:szCs w:val="28"/>
+        </w:rPr>
+        <w:t>View logs:</w:t>
+      </w:r>
+    </w:p>
+    <w:p>
+      <w:pPr>
+        <w:rPr>
+          <w:sz w:val="28"/>
+          <w:szCs w:val="28"/>
+        </w:rPr>
+      </w:pPr>
+      <w:r>
+        <w:rPr>
+          <w:sz w:val="28"/>
+          <w:szCs w:val="28"/>
+        </w:rPr>
+        <w:t>tail -f kafka-broker.log</w:t>
+      </w:r>
+    </w:p>
+    <w:p>
+      <w:pPr>
+        <w:rPr>
+          <w:sz w:val="28"/>
+          <w:szCs w:val="28"/>
+        </w:rPr>
+      </w:pPr>
+    </w:p>
+    <w:p>
+      <w:pPr>
+        <w:rPr>
+          <w:sz w:val="28"/>
+          <w:szCs w:val="28"/>
+        </w:rPr>
+      </w:pPr>
+    </w:p>
+    <w:p>
+      <w:pPr>
+        <w:rPr>
+          <w:sz w:val="28"/>
+          <w:szCs w:val="28"/>
+        </w:rPr>
+      </w:pPr>
+    </w:p>
+    <w:p>
+      <w:pPr>
+        <w:rPr>
+          <w:sz w:val="28"/>
+          <w:szCs w:val="28"/>
+        </w:rPr>
+      </w:pPr>
+    </w:p>
+    <w:p>
+      <w:pPr>
+        <w:rPr>
           <w:sz w:val="28"/>
           <w:szCs w:val="28"/>
         </w:rPr>
@@ -3261,6 +5328,264 @@
 <file path=word/numbering.xml><?xml version="1.0" encoding="utf-8"?>
 <w:numbering xmlns:wpc="http://schemas.microsoft.com/office/word/2010/wordprocessingCanvas" xmlns:cx="http://schemas.microsoft.com/office/drawing/2014/chartex" xmlns:cx1="http://schemas.microsoft.com/office/drawing/2015/9/8/chartex" xmlns:cx2="http://schemas.microsoft.com/office/drawing/2015/10/21/chartex" xmlns:cx3="http://schemas.microsoft.com/office/drawing/2016/5/9/chartex" xmlns:cx4="http://schemas.microsoft.com/office/drawing/2016/5/10/chartex" xmlns:cx5="http://schemas.microsoft.com/office/drawing/2016/5/11/chartex" xmlns:cx6="http://schemas.microsoft.com/office/drawing/2016/5/12/chartex" xmlns:cx7="http://schemas.microsoft.com/office/drawing/2016/5/13/chartex" xmlns:cx8="http://schemas.microsoft.com/office/drawing/2016/5/14/chartex" xmlns:mc="http://schemas.openxmlformats.org/markup-compatibility/2006" xmlns:aink="http://schemas.microsoft.com/office/drawing/2016/ink" xmlns:am3d="http://schemas.microsoft.com/office/drawing/2017/model3d" xmlns:o="urn:schemas-microsoft-com:office:office" xmlns:oel="http://schemas.microsoft.com/office/2019/extlst" xmlns:r="http://schemas.openxmlformats.org/officeDocument/2006/relationships" xmlns:m="http://schemas.openxmlformats.org/officeDocument/2006/math" xmlns:v="urn:schemas-microsoft-com:vml" xmlns:wp14="http://schemas.microsoft.com/office/word/2010/wordprocessingDrawing" xmlns:wp="http://schemas.openxmlformats.org/drawingml/2006/wordprocessingDrawing" xmlns:w10="urn:schemas-microsoft-com:office:word" xmlns:w="http://schemas.openxmlformats.org/wordprocessingml/2006/main" xmlns:w14="http://schemas.microsoft.com/office/word/2010/wordml" xmlns:w15="http://schemas.microsoft.com/office/word/2012/wordml" xmlns:w16cex="http://schemas.microsoft.com/office/word/2018/wordml/cex" xmlns:w16cid="http://schemas.microsoft.com/office/word/2016/wordml/cid" xmlns:w16="http://schemas.microsoft.com/office/word/2018/wordml" xmlns:w16du="http://schemas.microsoft.com/office/word/2023/wordml/word16du" xmlns:w16sdtdh="http://schemas.microsoft.com/office/word/2020/wordml/sdtdatahash" xmlns:w16sdtfl="http://schemas.microsoft.com/office/word/2024/wordml/sdtformatlock" xmlns:w16se="http://schemas.microsoft.com/office/word/2015/wordml/symex" xmlns:wpg="http://schemas.microsoft.com/office/word/2010/wordprocessingGroup" xmlns:wpi="http://schemas.microsoft.com/office/word/2010/wordprocessingInk" xmlns:wne="http://schemas.microsoft.com/office/word/2006/wordml" xmlns:wps="http://schemas.microsoft.com/office/word/2010/wordprocessingShape" mc:Ignorable="w14 w15 w16se w16cid w16 w16cex w16sdtdh w16sdtfl w16du wp14">
   <w:abstractNum w:abstractNumId="0" w15:restartNumberingAfterBreak="0">
+    <w:nsid w:val="113C65B4"/>
+    <w:multiLevelType w:val="hybridMultilevel"/>
+    <w:tmpl w:val="F61AD64C"/>
+    <w:lvl w:ilvl="0" w:tplc="1C09000F">
+      <w:start w:val="1"/>
+      <w:numFmt w:val="decimal"/>
+      <w:lvlText w:val="%1."/>
+      <w:lvlJc w:val="left"/>
+      <w:pPr>
+        <w:ind w:left="720" w:hanging="360"/>
+      </w:pPr>
+    </w:lvl>
+    <w:lvl w:ilvl="1" w:tplc="1C090019" w:tentative="1">
+      <w:start w:val="1"/>
+      <w:numFmt w:val="lowerLetter"/>
+      <w:lvlText w:val="%2."/>
+      <w:lvlJc w:val="left"/>
+      <w:pPr>
+        <w:ind w:left="1440" w:hanging="360"/>
+      </w:pPr>
+    </w:lvl>
+    <w:lvl w:ilvl="2" w:tplc="1C09001B" w:tentative="1">
+      <w:start w:val="1"/>
+      <w:numFmt w:val="lowerRoman"/>
+      <w:lvlText w:val="%3."/>
+      <w:lvlJc w:val="right"/>
+      <w:pPr>
+        <w:ind w:left="2160" w:hanging="180"/>
+      </w:pPr>
+    </w:lvl>
+    <w:lvl w:ilvl="3" w:tplc="1C09000F" w:tentative="1">
+      <w:start w:val="1"/>
+      <w:numFmt w:val="decimal"/>
+      <w:lvlText w:val="%4."/>
+      <w:lvlJc w:val="left"/>
+      <w:pPr>
+        <w:ind w:left="2880" w:hanging="360"/>
+      </w:pPr>
+    </w:lvl>
+    <w:lvl w:ilvl="4" w:tplc="1C090019" w:tentative="1">
+      <w:start w:val="1"/>
+      <w:numFmt w:val="lowerLetter"/>
+      <w:lvlText w:val="%5."/>
+      <w:lvlJc w:val="left"/>
+      <w:pPr>
+        <w:ind w:left="3600" w:hanging="360"/>
+      </w:pPr>
+    </w:lvl>
+    <w:lvl w:ilvl="5" w:tplc="1C09001B" w:tentative="1">
+      <w:start w:val="1"/>
+      <w:numFmt w:val="lowerRoman"/>
+      <w:lvlText w:val="%6."/>
+      <w:lvlJc w:val="right"/>
+      <w:pPr>
+        <w:ind w:left="4320" w:hanging="180"/>
+      </w:pPr>
+    </w:lvl>
+    <w:lvl w:ilvl="6" w:tplc="1C09000F" w:tentative="1">
+      <w:start w:val="1"/>
+      <w:numFmt w:val="decimal"/>
+      <w:lvlText w:val="%7."/>
+      <w:lvlJc w:val="left"/>
+      <w:pPr>
+        <w:ind w:left="5040" w:hanging="360"/>
+      </w:pPr>
+    </w:lvl>
+    <w:lvl w:ilvl="7" w:tplc="1C090019" w:tentative="1">
+      <w:start w:val="1"/>
+      <w:numFmt w:val="lowerLetter"/>
+      <w:lvlText w:val="%8."/>
+      <w:lvlJc w:val="left"/>
+      <w:pPr>
+        <w:ind w:left="5760" w:hanging="360"/>
+      </w:pPr>
+    </w:lvl>
+    <w:lvl w:ilvl="8" w:tplc="1C09001B" w:tentative="1">
+      <w:start w:val="1"/>
+      <w:numFmt w:val="lowerRoman"/>
+      <w:lvlText w:val="%9."/>
+      <w:lvlJc w:val="right"/>
+      <w:pPr>
+        <w:ind w:left="6480" w:hanging="180"/>
+      </w:pPr>
+    </w:lvl>
+  </w:abstractNum>
+  <w:abstractNum w:abstractNumId="1" w15:restartNumberingAfterBreak="0">
+    <w:nsid w:val="1E0321A8"/>
+    <w:multiLevelType w:val="hybridMultilevel"/>
+    <w:tmpl w:val="AC9675F4"/>
+    <w:lvl w:ilvl="0" w:tplc="FFFFFFFF">
+      <w:start w:val="1"/>
+      <w:numFmt w:val="decimal"/>
+      <w:lvlText w:val="%1."/>
+      <w:lvlJc w:val="left"/>
+      <w:pPr>
+        <w:ind w:left="720" w:hanging="360"/>
+      </w:pPr>
+    </w:lvl>
+    <w:lvl w:ilvl="1" w:tplc="FFFFFFFF" w:tentative="1">
+      <w:start w:val="1"/>
+      <w:numFmt w:val="lowerLetter"/>
+      <w:lvlText w:val="%2."/>
+      <w:lvlJc w:val="left"/>
+      <w:pPr>
+        <w:ind w:left="1440" w:hanging="360"/>
+      </w:pPr>
+    </w:lvl>
+    <w:lvl w:ilvl="2" w:tplc="FFFFFFFF" w:tentative="1">
+      <w:start w:val="1"/>
+      <w:numFmt w:val="lowerRoman"/>
+      <w:lvlText w:val="%3."/>
+      <w:lvlJc w:val="right"/>
+      <w:pPr>
+        <w:ind w:left="2160" w:hanging="180"/>
+      </w:pPr>
+    </w:lvl>
+    <w:lvl w:ilvl="3" w:tplc="FFFFFFFF" w:tentative="1">
+      <w:start w:val="1"/>
+      <w:numFmt w:val="decimal"/>
+      <w:lvlText w:val="%4."/>
+      <w:lvlJc w:val="left"/>
+      <w:pPr>
+        <w:ind w:left="2880" w:hanging="360"/>
+      </w:pPr>
+    </w:lvl>
+    <w:lvl w:ilvl="4" w:tplc="FFFFFFFF" w:tentative="1">
+      <w:start w:val="1"/>
+      <w:numFmt w:val="lowerLetter"/>
+      <w:lvlText w:val="%5."/>
+      <w:lvlJc w:val="left"/>
+      <w:pPr>
+        <w:ind w:left="3600" w:hanging="360"/>
+      </w:pPr>
+    </w:lvl>
+    <w:lvl w:ilvl="5" w:tplc="FFFFFFFF" w:tentative="1">
+      <w:start w:val="1"/>
+      <w:numFmt w:val="lowerRoman"/>
+      <w:lvlText w:val="%6."/>
+      <w:lvlJc w:val="right"/>
+      <w:pPr>
+        <w:ind w:left="4320" w:hanging="180"/>
+      </w:pPr>
+    </w:lvl>
+    <w:lvl w:ilvl="6" w:tplc="FFFFFFFF" w:tentative="1">
+      <w:start w:val="1"/>
+      <w:numFmt w:val="decimal"/>
+      <w:lvlText w:val="%7."/>
+      <w:lvlJc w:val="left"/>
+      <w:pPr>
+        <w:ind w:left="5040" w:hanging="360"/>
+      </w:pPr>
+    </w:lvl>
+    <w:lvl w:ilvl="7" w:tplc="FFFFFFFF" w:tentative="1">
+      <w:start w:val="1"/>
+      <w:numFmt w:val="lowerLetter"/>
+      <w:lvlText w:val="%8."/>
+      <w:lvlJc w:val="left"/>
+      <w:pPr>
+        <w:ind w:left="5760" w:hanging="360"/>
+      </w:pPr>
+    </w:lvl>
+    <w:lvl w:ilvl="8" w:tplc="FFFFFFFF" w:tentative="1">
+      <w:start w:val="1"/>
+      <w:numFmt w:val="lowerRoman"/>
+      <w:lvlText w:val="%9."/>
+      <w:lvlJc w:val="right"/>
+      <w:pPr>
+        <w:ind w:left="6480" w:hanging="180"/>
+      </w:pPr>
+    </w:lvl>
+  </w:abstractNum>
+  <w:abstractNum w:abstractNumId="2" w15:restartNumberingAfterBreak="0">
+    <w:nsid w:val="23AA5910"/>
+    <w:multiLevelType w:val="hybridMultilevel"/>
+    <w:tmpl w:val="13F041AA"/>
+    <w:lvl w:ilvl="0" w:tplc="1C09000F">
+      <w:start w:val="1"/>
+      <w:numFmt w:val="decimal"/>
+      <w:lvlText w:val="%1."/>
+      <w:lvlJc w:val="left"/>
+      <w:pPr>
+        <w:ind w:left="720" w:hanging="360"/>
+      </w:pPr>
+    </w:lvl>
+    <w:lvl w:ilvl="1" w:tplc="1C090019" w:tentative="1">
+      <w:start w:val="1"/>
+      <w:numFmt w:val="lowerLetter"/>
+      <w:lvlText w:val="%2."/>
+      <w:lvlJc w:val="left"/>
+      <w:pPr>
+        <w:ind w:left="1440" w:hanging="360"/>
+      </w:pPr>
+    </w:lvl>
+    <w:lvl w:ilvl="2" w:tplc="1C09001B" w:tentative="1">
+      <w:start w:val="1"/>
+      <w:numFmt w:val="lowerRoman"/>
+      <w:lvlText w:val="%3."/>
+      <w:lvlJc w:val="right"/>
+      <w:pPr>
+        <w:ind w:left="2160" w:hanging="180"/>
+      </w:pPr>
+    </w:lvl>
+    <w:lvl w:ilvl="3" w:tplc="1C09000F" w:tentative="1">
+      <w:start w:val="1"/>
+      <w:numFmt w:val="decimal"/>
+      <w:lvlText w:val="%4."/>
+      <w:lvlJc w:val="left"/>
+      <w:pPr>
+        <w:ind w:left="2880" w:hanging="360"/>
+      </w:pPr>
+    </w:lvl>
+    <w:lvl w:ilvl="4" w:tplc="1C090019" w:tentative="1">
+      <w:start w:val="1"/>
+      <w:numFmt w:val="lowerLetter"/>
+      <w:lvlText w:val="%5."/>
+      <w:lvlJc w:val="left"/>
+      <w:pPr>
+        <w:ind w:left="3600" w:hanging="360"/>
+      </w:pPr>
+    </w:lvl>
+    <w:lvl w:ilvl="5" w:tplc="1C09001B" w:tentative="1">
+      <w:start w:val="1"/>
+      <w:numFmt w:val="lowerRoman"/>
+      <w:lvlText w:val="%6."/>
+      <w:lvlJc w:val="right"/>
+      <w:pPr>
+        <w:ind w:left="4320" w:hanging="180"/>
+      </w:pPr>
+    </w:lvl>
+    <w:lvl w:ilvl="6" w:tplc="1C09000F" w:tentative="1">
+      <w:start w:val="1"/>
+      <w:numFmt w:val="decimal"/>
+      <w:lvlText w:val="%7."/>
+      <w:lvlJc w:val="left"/>
+      <w:pPr>
+        <w:ind w:left="5040" w:hanging="360"/>
+      </w:pPr>
+    </w:lvl>
+    <w:lvl w:ilvl="7" w:tplc="1C090019" w:tentative="1">
+      <w:start w:val="1"/>
+      <w:numFmt w:val="lowerLetter"/>
+      <w:lvlText w:val="%8."/>
+      <w:lvlJc w:val="left"/>
+      <w:pPr>
+        <w:ind w:left="5760" w:hanging="360"/>
+      </w:pPr>
+    </w:lvl>
+    <w:lvl w:ilvl="8" w:tplc="1C09001B" w:tentative="1">
+      <w:start w:val="1"/>
+      <w:numFmt w:val="lowerRoman"/>
+      <w:lvlText w:val="%9."/>
+      <w:lvlJc w:val="right"/>
+      <w:pPr>
+        <w:ind w:left="6480" w:hanging="180"/>
+      </w:pPr>
+    </w:lvl>
+  </w:abstractNum>
+  <w:abstractNum w:abstractNumId="3" w15:restartNumberingAfterBreak="0">
     <w:nsid w:val="2B5D40BE"/>
     <w:multiLevelType w:val="hybridMultilevel"/>
     <w:tmpl w:val="D0A85058"/>
@@ -3346,7 +5671,7 @@
       </w:pPr>
     </w:lvl>
   </w:abstractNum>
-  <w:abstractNum w:abstractNumId="1" w15:restartNumberingAfterBreak="0">
+  <w:abstractNum w:abstractNumId="4" w15:restartNumberingAfterBreak="0">
     <w:nsid w:val="2F981FB1"/>
     <w:multiLevelType w:val="hybridMultilevel"/>
     <w:tmpl w:val="09B6DB66"/>
@@ -3459,7 +5784,7 @@
       </w:rPr>
     </w:lvl>
   </w:abstractNum>
-  <w:abstractNum w:abstractNumId="2" w15:restartNumberingAfterBreak="0">
+  <w:abstractNum w:abstractNumId="5" w15:restartNumberingAfterBreak="0">
     <w:nsid w:val="34DE569B"/>
     <w:multiLevelType w:val="hybridMultilevel"/>
     <w:tmpl w:val="5C4C2966"/>
@@ -3545,13 +5870,111 @@
       </w:pPr>
     </w:lvl>
   </w:abstractNum>
+  <w:abstractNum w:abstractNumId="6" w15:restartNumberingAfterBreak="0">
+    <w:nsid w:val="35815842"/>
+    <w:multiLevelType w:val="hybridMultilevel"/>
+    <w:tmpl w:val="F61AD64C"/>
+    <w:lvl w:ilvl="0" w:tplc="FFFFFFFF">
+      <w:start w:val="1"/>
+      <w:numFmt w:val="decimal"/>
+      <w:lvlText w:val="%1."/>
+      <w:lvlJc w:val="left"/>
+      <w:pPr>
+        <w:ind w:left="720" w:hanging="360"/>
+      </w:pPr>
+    </w:lvl>
+    <w:lvl w:ilvl="1" w:tplc="FFFFFFFF" w:tentative="1">
+      <w:start w:val="1"/>
+      <w:numFmt w:val="lowerLetter"/>
+      <w:lvlText w:val="%2."/>
+      <w:lvlJc w:val="left"/>
+      <w:pPr>
+        <w:ind w:left="1440" w:hanging="360"/>
+      </w:pPr>
+    </w:lvl>
+    <w:lvl w:ilvl="2" w:tplc="FFFFFFFF" w:tentative="1">
+      <w:start w:val="1"/>
+      <w:numFmt w:val="lowerRoman"/>
+      <w:lvlText w:val="%3."/>
+      <w:lvlJc w:val="right"/>
+      <w:pPr>
+        <w:ind w:left="2160" w:hanging="180"/>
+      </w:pPr>
+    </w:lvl>
+    <w:lvl w:ilvl="3" w:tplc="FFFFFFFF" w:tentative="1">
+      <w:start w:val="1"/>
+      <w:numFmt w:val="decimal"/>
+      <w:lvlText w:val="%4."/>
+      <w:lvlJc w:val="left"/>
+      <w:pPr>
+        <w:ind w:left="2880" w:hanging="360"/>
+      </w:pPr>
+    </w:lvl>
+    <w:lvl w:ilvl="4" w:tplc="FFFFFFFF" w:tentative="1">
+      <w:start w:val="1"/>
+      <w:numFmt w:val="lowerLetter"/>
+      <w:lvlText w:val="%5."/>
+      <w:lvlJc w:val="left"/>
+      <w:pPr>
+        <w:ind w:left="3600" w:hanging="360"/>
+      </w:pPr>
+    </w:lvl>
+    <w:lvl w:ilvl="5" w:tplc="FFFFFFFF" w:tentative="1">
+      <w:start w:val="1"/>
+      <w:numFmt w:val="lowerRoman"/>
+      <w:lvlText w:val="%6."/>
+      <w:lvlJc w:val="right"/>
+      <w:pPr>
+        <w:ind w:left="4320" w:hanging="180"/>
+      </w:pPr>
+    </w:lvl>
+    <w:lvl w:ilvl="6" w:tplc="FFFFFFFF" w:tentative="1">
+      <w:start w:val="1"/>
+      <w:numFmt w:val="decimal"/>
+      <w:lvlText w:val="%7."/>
+      <w:lvlJc w:val="left"/>
+      <w:pPr>
+        <w:ind w:left="5040" w:hanging="360"/>
+      </w:pPr>
+    </w:lvl>
+    <w:lvl w:ilvl="7" w:tplc="FFFFFFFF" w:tentative="1">
+      <w:start w:val="1"/>
+      <w:numFmt w:val="lowerLetter"/>
+      <w:lvlText w:val="%8."/>
+      <w:lvlJc w:val="left"/>
+      <w:pPr>
+        <w:ind w:left="5760" w:hanging="360"/>
+      </w:pPr>
+    </w:lvl>
+    <w:lvl w:ilvl="8" w:tplc="FFFFFFFF" w:tentative="1">
+      <w:start w:val="1"/>
+      <w:numFmt w:val="lowerRoman"/>
+      <w:lvlText w:val="%9."/>
+      <w:lvlJc w:val="right"/>
+      <w:pPr>
+        <w:ind w:left="6480" w:hanging="180"/>
+      </w:pPr>
+    </w:lvl>
+  </w:abstractNum>
   <w:num w:numId="1" w16cid:durableId="531381679">
+    <w:abstractNumId w:val="3"/>
+  </w:num>
+  <w:num w:numId="2" w16cid:durableId="1179193065">
+    <w:abstractNumId w:val="5"/>
+  </w:num>
+  <w:num w:numId="3" w16cid:durableId="941455442">
+    <w:abstractNumId w:val="4"/>
+  </w:num>
+  <w:num w:numId="4" w16cid:durableId="583563755">
     <w:abstractNumId w:val="0"/>
   </w:num>
-  <w:num w:numId="2" w16cid:durableId="1179193065">
+  <w:num w:numId="5" w16cid:durableId="1641809029">
     <w:abstractNumId w:val="2"/>
   </w:num>
-  <w:num w:numId="3" w16cid:durableId="941455442">
+  <w:num w:numId="6" w16cid:durableId="516820688">
+    <w:abstractNumId w:val="6"/>
+  </w:num>
+  <w:num w:numId="7" w16cid:durableId="1505438505">
     <w:abstractNumId w:val="1"/>
   </w:num>
 </w:numbering>
@@ -4160,6 +6583,7 @@
   <w:style w:type="character" w:default="1" w:styleId="DefaultParagraphFont">
     <w:name w:val="Default Paragraph Font"/>
     <w:uiPriority w:val="1"/>
+    <w:semiHidden/>
     <w:unhideWhenUsed/>
   </w:style>
   <w:style w:type="table" w:default="1" w:styleId="TableNormal">

--- a/excel_to_mongo/Imortant please read.docx
+++ b/excel_to_mongo/Imortant please read.docx
@@ -2080,6 +2080,7 @@
       </w:pPr>
       <w:r>
         <w:rPr>
+          <w:noProof/>
           <w:sz w:val="28"/>
           <w:szCs w:val="28"/>
         </w:rPr>
@@ -2153,6 +2154,7 @@
       </w:pPr>
       <w:r>
         <w:rPr>
+          <w:noProof/>
           <w:sz w:val="28"/>
           <w:szCs w:val="28"/>
         </w:rPr>
@@ -2331,6 +2333,7 @@
       </w:pPr>
       <w:r>
         <w:rPr>
+          <w:noProof/>
           <w:sz w:val="28"/>
           <w:szCs w:val="28"/>
         </w:rPr>
@@ -2707,6 +2710,7 @@
       </w:pPr>
       <w:r>
         <w:rPr>
+          <w:noProof/>
           <w:sz w:val="28"/>
           <w:szCs w:val="28"/>
           <w:u w:val="single"/>
@@ -2823,14 +2827,7 @@
           <w:sz w:val="28"/>
           <w:szCs w:val="28"/>
         </w:rPr>
-        <w:t>bin/kafka-storage.sh format -t Rj-EMVfyRtaaYKQElD8jvA -c C:/kafka-4.1/config/server.properties --standalone</w:t>
-      </w:r>
-      <w:r>
-        <w:rPr>
-          <w:sz w:val="28"/>
-          <w:szCs w:val="28"/>
-        </w:rPr>
-        <w:t xml:space="preserve"> </w:t>
+        <w:t xml:space="preserve">bin/kafka-storage.sh format -t Rj-EMVfyRtaaYKQElD8jvA -c C:/kafka-4.1/config/server.properties --standalone </w:t>
       </w:r>
     </w:p>
     <w:p>
@@ -2941,14 +2938,7 @@
           <w:sz w:val="28"/>
           <w:szCs w:val="28"/>
         </w:rPr>
-        <w:t xml:space="preserve">Red: </w:t>
-      </w:r>
-      <w:r>
-        <w:rPr>
-          <w:sz w:val="28"/>
-          <w:szCs w:val="28"/>
-        </w:rPr>
-        <w:t>broker is live and listening</w:t>
+        <w:t>Red: broker is live and listening</w:t>
       </w:r>
     </w:p>
     <w:p>
@@ -3032,6 +3022,7 @@
       </w:pPr>
       <w:r>
         <w:rPr>
+          <w:noProof/>
           <w:sz w:val="28"/>
           <w:szCs w:val="28"/>
           <w:u w:val="single"/>
@@ -3148,39 +3139,6 @@
         </w:rPr>
         <w:t>bin/kafka-topics.sh --list --bootstrap-server localhost:9092</w:t>
       </w:r>
-    </w:p>
-    <w:p>
-      <w:pPr>
-        <w:rPr>
-          <w:sz w:val="28"/>
-          <w:szCs w:val="28"/>
-        </w:rPr>
-      </w:pPr>
-    </w:p>
-    <w:p>
-      <w:pPr>
-        <w:rPr>
-          <w:sz w:val="28"/>
-          <w:szCs w:val="28"/>
-        </w:rPr>
-      </w:pPr>
-    </w:p>
-    <w:p>
-      <w:pPr>
-        <w:rPr>
-          <w:sz w:val="28"/>
-          <w:szCs w:val="28"/>
-          <w:u w:val="single"/>
-        </w:rPr>
-      </w:pPr>
-    </w:p>
-    <w:p>
-      <w:pPr>
-        <w:rPr>
-          <w:sz w:val="28"/>
-          <w:szCs w:val="28"/>
-        </w:rPr>
-      </w:pPr>
     </w:p>
     <w:p>
       <w:pPr>
@@ -4160,6 +4118,7 @@
   <w:style w:type="character" w:default="1" w:styleId="DefaultParagraphFont">
     <w:name w:val="Default Paragraph Font"/>
     <w:uiPriority w:val="1"/>
+    <w:semiHidden/>
     <w:unhideWhenUsed/>
   </w:style>
   <w:style w:type="table" w:default="1" w:styleId="TableNormal">

--- a/excel_to_mongo/Imortant please read.docx
+++ b/excel_to_mongo/Imortant please read.docx
@@ -299,7 +299,15 @@
     </w:p>
     <w:p>
       <w:r>
-        <w:t>Installing pip openpyxl:</w:t>
+        <w:t xml:space="preserve">Installing pip </w:t>
+      </w:r>
+      <w:proofErr w:type="spellStart"/>
+      <w:r>
+        <w:t>openpyxl</w:t>
+      </w:r>
+      <w:proofErr w:type="spellEnd"/>
+      <w:r>
+        <w:t>:</w:t>
       </w:r>
     </w:p>
     <w:p>
@@ -1323,37 +1331,29 @@
           <w:szCs w:val="28"/>
         </w:rPr>
       </w:pPr>
-    </w:p>
-    <w:p>
-      <w:pPr>
-        <w:rPr>
-          <w:sz w:val="28"/>
-          <w:szCs w:val="28"/>
-        </w:rPr>
-      </w:pPr>
       <w:r>
         <w:rPr>
           <w:sz w:val="28"/>
           <w:szCs w:val="28"/>
           <w:highlight w:val="red"/>
         </w:rPr>
+        <w:t>RESTART THE TERMINAL THEN:</w:t>
+      </w:r>
+    </w:p>
+    <w:p>
+      <w:pPr>
+        <w:rPr>
+          <w:sz w:val="28"/>
+          <w:szCs w:val="28"/>
+        </w:rPr>
+      </w:pPr>
+      <w:r>
+        <w:rPr>
+          <w:noProof/>
+          <w:sz w:val="28"/>
+          <w:szCs w:val="28"/>
+        </w:rPr>
         <w:lastRenderedPageBreak/>
-        <w:t>RESTART THE TERMINAL THEN:</w:t>
-      </w:r>
-    </w:p>
-    <w:p>
-      <w:pPr>
-        <w:rPr>
-          <w:sz w:val="28"/>
-          <w:szCs w:val="28"/>
-        </w:rPr>
-      </w:pPr>
-      <w:r>
-        <w:rPr>
-          <w:noProof/>
-          <w:sz w:val="28"/>
-          <w:szCs w:val="28"/>
-        </w:rPr>
         <w:drawing>
           <wp:inline distT="0" distB="0" distL="0" distR="0" wp14:anchorId="1106D286" wp14:editId="4DC71FA4">
             <wp:extent cx="3029373" cy="438211"/>
@@ -3156,6 +3156,2115 @@
         </w:rPr>
       </w:pPr>
     </w:p>
+    <w:p>
+      <w:pPr>
+        <w:rPr>
+          <w:sz w:val="28"/>
+          <w:szCs w:val="28"/>
+          <w:u w:val="single"/>
+        </w:rPr>
+      </w:pPr>
+    </w:p>
+    <w:p>
+      <w:pPr>
+        <w:rPr>
+          <w:sz w:val="28"/>
+          <w:szCs w:val="28"/>
+        </w:rPr>
+      </w:pPr>
+    </w:p>
+    <w:p>
+      <w:pPr>
+        <w:rPr>
+          <w:sz w:val="28"/>
+          <w:szCs w:val="28"/>
+        </w:rPr>
+      </w:pPr>
+    </w:p>
+    <w:p>
+      <w:pPr>
+        <w:rPr>
+          <w:sz w:val="36"/>
+          <w:szCs w:val="36"/>
+        </w:rPr>
+      </w:pPr>
+      <w:r>
+        <w:rPr>
+          <w:sz w:val="36"/>
+          <w:szCs w:val="36"/>
+        </w:rPr>
+        <w:lastRenderedPageBreak/>
+        <w:t xml:space="preserve">Now the next </w:t>
+      </w:r>
+      <w:r>
+        <w:rPr>
+          <w:sz w:val="36"/>
+          <w:szCs w:val="36"/>
+        </w:rPr>
+        <w:t>time</w:t>
+      </w:r>
+      <w:r>
+        <w:rPr>
+          <w:sz w:val="36"/>
+          <w:szCs w:val="36"/>
+        </w:rPr>
+        <w:t xml:space="preserve"> when you want to start the server again and test if the broker is listening:</w:t>
+      </w:r>
+    </w:p>
+    <w:p>
+      <w:pPr>
+        <w:rPr>
+          <w:sz w:val="28"/>
+          <w:szCs w:val="28"/>
+          <w:u w:val="single"/>
+        </w:rPr>
+      </w:pPr>
+      <w:r>
+        <w:rPr>
+          <w:sz w:val="28"/>
+          <w:szCs w:val="28"/>
+          <w:u w:val="single"/>
+        </w:rPr>
+        <w:t>In the first Git bash terminal:</w:t>
+      </w:r>
+    </w:p>
+    <w:p>
+      <w:pPr>
+        <w:rPr>
+          <w:sz w:val="28"/>
+          <w:szCs w:val="28"/>
+        </w:rPr>
+      </w:pPr>
+      <w:r>
+        <w:rPr>
+          <w:noProof/>
+          <w:sz w:val="28"/>
+          <w:szCs w:val="28"/>
+        </w:rPr>
+        <w:drawing>
+          <wp:inline distT="0" distB="0" distL="0" distR="0" wp14:anchorId="4942AB99" wp14:editId="146A3F56">
+            <wp:extent cx="5731510" cy="623570"/>
+            <wp:effectExtent l="0" t="0" r="2540" b="5080"/>
+            <wp:docPr id="62112342" name="Picture 1"/>
+            <wp:cNvGraphicFramePr>
+              <a:graphicFrameLocks xmlns:a="http://schemas.openxmlformats.org/drawingml/2006/main" noChangeAspect="1"/>
+            </wp:cNvGraphicFramePr>
+            <a:graphic xmlns:a="http://schemas.openxmlformats.org/drawingml/2006/main">
+              <a:graphicData uri="http://schemas.openxmlformats.org/drawingml/2006/picture">
+                <pic:pic xmlns:pic="http://schemas.openxmlformats.org/drawingml/2006/picture">
+                  <pic:nvPicPr>
+                    <pic:cNvPr id="62112342" name=""/>
+                    <pic:cNvPicPr/>
+                  </pic:nvPicPr>
+                  <pic:blipFill>
+                    <a:blip r:embed="rId49"/>
+                    <a:stretch>
+                      <a:fillRect/>
+                    </a:stretch>
+                  </pic:blipFill>
+                  <pic:spPr>
+                    <a:xfrm>
+                      <a:off x="0" y="0"/>
+                      <a:ext cx="5731510" cy="623570"/>
+                    </a:xfrm>
+                    <a:prstGeom prst="rect">
+                      <a:avLst/>
+                    </a:prstGeom>
+                  </pic:spPr>
+                </pic:pic>
+              </a:graphicData>
+            </a:graphic>
+          </wp:inline>
+        </w:drawing>
+      </w:r>
+    </w:p>
+    <w:p>
+      <w:pPr>
+        <w:pStyle w:val="ListParagraph"/>
+        <w:numPr>
+          <w:ilvl w:val="0"/>
+          <w:numId w:val="4"/>
+        </w:numPr>
+        <w:rPr>
+          <w:sz w:val="28"/>
+          <w:szCs w:val="28"/>
+        </w:rPr>
+      </w:pPr>
+      <w:r>
+        <w:rPr>
+          <w:sz w:val="28"/>
+          <w:szCs w:val="28"/>
+        </w:rPr>
+        <w:t>export KAFKA_LOG4J_OPTS="-Dlog4j.configurationFile=file:///C:/kafka-4.1/config/tools-log4j2.yaml"</w:t>
+      </w:r>
+    </w:p>
+    <w:p>
+      <w:pPr>
+        <w:pStyle w:val="ListParagraph"/>
+        <w:numPr>
+          <w:ilvl w:val="0"/>
+          <w:numId w:val="4"/>
+        </w:numPr>
+        <w:rPr>
+          <w:sz w:val="28"/>
+          <w:szCs w:val="28"/>
+        </w:rPr>
+      </w:pPr>
+      <w:r>
+        <w:rPr>
+          <w:sz w:val="28"/>
+          <w:szCs w:val="28"/>
+        </w:rPr>
+        <w:t>bin/kafka-server-start.sh config/</w:t>
+      </w:r>
+      <w:proofErr w:type="spellStart"/>
+      <w:r>
+        <w:rPr>
+          <w:sz w:val="28"/>
+          <w:szCs w:val="28"/>
+        </w:rPr>
+        <w:t>server.properties</w:t>
+      </w:r>
+      <w:proofErr w:type="spellEnd"/>
+    </w:p>
+    <w:p>
+      <w:pPr>
+        <w:rPr>
+          <w:sz w:val="28"/>
+          <w:szCs w:val="28"/>
+        </w:rPr>
+      </w:pPr>
+      <w:r>
+        <w:rPr>
+          <w:sz w:val="28"/>
+          <w:szCs w:val="28"/>
+        </w:rPr>
+        <w:t>This will start the broker using the previously formatted logs and UUID stored in your Kafka logs directory.</w:t>
+      </w:r>
+    </w:p>
+    <w:p>
+      <w:pPr>
+        <w:rPr>
+          <w:sz w:val="28"/>
+          <w:szCs w:val="28"/>
+        </w:rPr>
+      </w:pPr>
+    </w:p>
+    <w:p>
+      <w:pPr>
+        <w:rPr>
+          <w:sz w:val="28"/>
+          <w:szCs w:val="28"/>
+          <w:u w:val="single"/>
+        </w:rPr>
+      </w:pPr>
+      <w:r>
+        <w:rPr>
+          <w:sz w:val="28"/>
+          <w:szCs w:val="28"/>
+          <w:u w:val="single"/>
+        </w:rPr>
+        <w:t>In the second git bash terminal:</w:t>
+      </w:r>
+    </w:p>
+    <w:p>
+      <w:pPr>
+        <w:rPr>
+          <w:sz w:val="28"/>
+          <w:szCs w:val="28"/>
+          <w:u w:val="single"/>
+        </w:rPr>
+      </w:pPr>
+      <w:r>
+        <w:rPr>
+          <w:noProof/>
+          <w:sz w:val="28"/>
+          <w:szCs w:val="28"/>
+          <w:u w:val="single"/>
+        </w:rPr>
+        <w:drawing>
+          <wp:inline distT="0" distB="0" distL="0" distR="0" wp14:anchorId="632E24EC" wp14:editId="6BEEA301">
+            <wp:extent cx="5731510" cy="636905"/>
+            <wp:effectExtent l="0" t="0" r="2540" b="0"/>
+            <wp:docPr id="2082863778" name="Picture 1"/>
+            <wp:cNvGraphicFramePr>
+              <a:graphicFrameLocks xmlns:a="http://schemas.openxmlformats.org/drawingml/2006/main" noChangeAspect="1"/>
+            </wp:cNvGraphicFramePr>
+            <a:graphic xmlns:a="http://schemas.openxmlformats.org/drawingml/2006/main">
+              <a:graphicData uri="http://schemas.openxmlformats.org/drawingml/2006/picture">
+                <pic:pic xmlns:pic="http://schemas.openxmlformats.org/drawingml/2006/picture">
+                  <pic:nvPicPr>
+                    <pic:cNvPr id="2082863778" name=""/>
+                    <pic:cNvPicPr/>
+                  </pic:nvPicPr>
+                  <pic:blipFill>
+                    <a:blip r:embed="rId50"/>
+                    <a:stretch>
+                      <a:fillRect/>
+                    </a:stretch>
+                  </pic:blipFill>
+                  <pic:spPr>
+                    <a:xfrm>
+                      <a:off x="0" y="0"/>
+                      <a:ext cx="5731510" cy="636905"/>
+                    </a:xfrm>
+                    <a:prstGeom prst="rect">
+                      <a:avLst/>
+                    </a:prstGeom>
+                  </pic:spPr>
+                </pic:pic>
+              </a:graphicData>
+            </a:graphic>
+          </wp:inline>
+        </w:drawing>
+      </w:r>
+    </w:p>
+    <w:p>
+      <w:pPr>
+        <w:pStyle w:val="ListParagraph"/>
+        <w:numPr>
+          <w:ilvl w:val="0"/>
+          <w:numId w:val="5"/>
+        </w:numPr>
+        <w:rPr>
+          <w:sz w:val="28"/>
+          <w:szCs w:val="28"/>
+        </w:rPr>
+      </w:pPr>
+      <w:r>
+        <w:rPr>
+          <w:sz w:val="28"/>
+          <w:szCs w:val="28"/>
+        </w:rPr>
+        <w:t>export KAFKA_LOG4J_OPTS="-Dlog4j.configurationFile=file:///C:/kafka-4.1/config/tools-log4j2.yaml"</w:t>
+      </w:r>
+    </w:p>
+    <w:p>
+      <w:pPr>
+        <w:pStyle w:val="ListParagraph"/>
+        <w:numPr>
+          <w:ilvl w:val="0"/>
+          <w:numId w:val="5"/>
+        </w:numPr>
+        <w:rPr>
+          <w:sz w:val="28"/>
+          <w:szCs w:val="28"/>
+        </w:rPr>
+      </w:pPr>
+      <w:r>
+        <w:rPr>
+          <w:sz w:val="28"/>
+          <w:szCs w:val="28"/>
+        </w:rPr>
+        <w:t>bin/kafka-topics.sh --list --bootstrap-server localhost:9092</w:t>
+      </w:r>
+    </w:p>
+    <w:p>
+      <w:pPr>
+        <w:rPr>
+          <w:sz w:val="28"/>
+          <w:szCs w:val="28"/>
+        </w:rPr>
+      </w:pPr>
+      <w:r>
+        <w:rPr>
+          <w:sz w:val="28"/>
+          <w:szCs w:val="28"/>
+        </w:rPr>
+        <w:t xml:space="preserve">If </w:t>
+      </w:r>
+      <w:proofErr w:type="spellStart"/>
+      <w:r>
+        <w:rPr>
+          <w:sz w:val="28"/>
+          <w:szCs w:val="28"/>
+        </w:rPr>
+        <w:t>testTopic</w:t>
+      </w:r>
+      <w:proofErr w:type="spellEnd"/>
+      <w:r>
+        <w:rPr>
+          <w:sz w:val="28"/>
+          <w:szCs w:val="28"/>
+        </w:rPr>
+        <w:t xml:space="preserve"> shows up, your broker is live and listening.</w:t>
+      </w:r>
+    </w:p>
+    <w:p>
+      <w:pPr>
+        <w:rPr>
+          <w:sz w:val="28"/>
+          <w:szCs w:val="28"/>
+        </w:rPr>
+      </w:pPr>
+      <w:r>
+        <w:rPr>
+          <w:sz w:val="28"/>
+          <w:szCs w:val="28"/>
+        </w:rPr>
+        <w:br w:type="page"/>
+      </w:r>
+    </w:p>
+    <w:p>
+      <w:pPr>
+        <w:rPr>
+          <w:sz w:val="44"/>
+          <w:szCs w:val="44"/>
+          <w:u w:val="single"/>
+        </w:rPr>
+      </w:pPr>
+      <w:r>
+        <w:rPr>
+          <w:sz w:val="44"/>
+          <w:szCs w:val="44"/>
+          <w:u w:val="single"/>
+        </w:rPr>
+        <w:lastRenderedPageBreak/>
+        <w:t>MongoDB Kafka Connector 2.0.1:</w:t>
+      </w:r>
+    </w:p>
+    <w:p>
+      <w:pPr>
+        <w:rPr>
+          <w:sz w:val="28"/>
+          <w:szCs w:val="28"/>
+        </w:rPr>
+      </w:pPr>
+      <w:hyperlink r:id="rId51" w:anchor="std-label-kafka-connector-install-apache" w:history="1">
+        <w:r>
+          <w:rPr>
+            <w:rStyle w:val="Hyperlink"/>
+            <w:sz w:val="28"/>
+            <w:szCs w:val="28"/>
+          </w:rPr>
+          <w:t>Install the MongoDB Kafka Connector - Kafka Connector - MongoDB Docs</w:t>
+        </w:r>
+      </w:hyperlink>
+    </w:p>
+    <w:p>
+      <w:pPr>
+        <w:rPr>
+          <w:sz w:val="28"/>
+          <w:szCs w:val="28"/>
+        </w:rPr>
+      </w:pPr>
+      <w:r>
+        <w:rPr>
+          <w:noProof/>
+          <w:sz w:val="28"/>
+          <w:szCs w:val="28"/>
+        </w:rPr>
+        <w:drawing>
+          <wp:inline distT="0" distB="0" distL="0" distR="0" wp14:anchorId="4D30C2B2" wp14:editId="2B3A1967">
+            <wp:extent cx="5731510" cy="1570990"/>
+            <wp:effectExtent l="0" t="0" r="2540" b="0"/>
+            <wp:docPr id="2019590651" name="Picture 1"/>
+            <wp:cNvGraphicFramePr>
+              <a:graphicFrameLocks xmlns:a="http://schemas.openxmlformats.org/drawingml/2006/main" noChangeAspect="1"/>
+            </wp:cNvGraphicFramePr>
+            <a:graphic xmlns:a="http://schemas.openxmlformats.org/drawingml/2006/main">
+              <a:graphicData uri="http://schemas.openxmlformats.org/drawingml/2006/picture">
+                <pic:pic xmlns:pic="http://schemas.openxmlformats.org/drawingml/2006/picture">
+                  <pic:nvPicPr>
+                    <pic:cNvPr id="2019590651" name=""/>
+                    <pic:cNvPicPr/>
+                  </pic:nvPicPr>
+                  <pic:blipFill>
+                    <a:blip r:embed="rId52"/>
+                    <a:stretch>
+                      <a:fillRect/>
+                    </a:stretch>
+                  </pic:blipFill>
+                  <pic:spPr>
+                    <a:xfrm>
+                      <a:off x="0" y="0"/>
+                      <a:ext cx="5731510" cy="1570990"/>
+                    </a:xfrm>
+                    <a:prstGeom prst="rect">
+                      <a:avLst/>
+                    </a:prstGeom>
+                  </pic:spPr>
+                </pic:pic>
+              </a:graphicData>
+            </a:graphic>
+          </wp:inline>
+        </w:drawing>
+      </w:r>
+    </w:p>
+    <w:p>
+      <w:pPr>
+        <w:rPr>
+          <w:sz w:val="28"/>
+          <w:szCs w:val="28"/>
+        </w:rPr>
+      </w:pPr>
+      <w:r>
+        <w:rPr>
+          <w:noProof/>
+          <w:sz w:val="28"/>
+          <w:szCs w:val="28"/>
+        </w:rPr>
+        <w:drawing>
+          <wp:inline distT="0" distB="0" distL="0" distR="0" wp14:anchorId="0E475D4C" wp14:editId="23ADC2BA">
+            <wp:extent cx="5731510" cy="1541780"/>
+            <wp:effectExtent l="0" t="0" r="2540" b="1270"/>
+            <wp:docPr id="609687241" name="Picture 1" descr="A screenshot of a computer&#10;&#10;AI-generated content may be incorrect."/>
+            <wp:cNvGraphicFramePr>
+              <a:graphicFrameLocks xmlns:a="http://schemas.openxmlformats.org/drawingml/2006/main" noChangeAspect="1"/>
+            </wp:cNvGraphicFramePr>
+            <a:graphic xmlns:a="http://schemas.openxmlformats.org/drawingml/2006/main">
+              <a:graphicData uri="http://schemas.openxmlformats.org/drawingml/2006/picture">
+                <pic:pic xmlns:pic="http://schemas.openxmlformats.org/drawingml/2006/picture">
+                  <pic:nvPicPr>
+                    <pic:cNvPr id="609687241" name="Picture 1" descr="A screenshot of a computer&#10;&#10;AI-generated content may be incorrect."/>
+                    <pic:cNvPicPr/>
+                  </pic:nvPicPr>
+                  <pic:blipFill>
+                    <a:blip r:embed="rId53"/>
+                    <a:stretch>
+                      <a:fillRect/>
+                    </a:stretch>
+                  </pic:blipFill>
+                  <pic:spPr>
+                    <a:xfrm>
+                      <a:off x="0" y="0"/>
+                      <a:ext cx="5731510" cy="1541780"/>
+                    </a:xfrm>
+                    <a:prstGeom prst="rect">
+                      <a:avLst/>
+                    </a:prstGeom>
+                  </pic:spPr>
+                </pic:pic>
+              </a:graphicData>
+            </a:graphic>
+          </wp:inline>
+        </w:drawing>
+      </w:r>
+    </w:p>
+    <w:p>
+      <w:pPr>
+        <w:rPr>
+          <w:sz w:val="28"/>
+          <w:szCs w:val="28"/>
+        </w:rPr>
+      </w:pPr>
+      <w:r>
+        <w:rPr>
+          <w:noProof/>
+          <w:sz w:val="28"/>
+          <w:szCs w:val="28"/>
+        </w:rPr>
+        <w:drawing>
+          <wp:inline distT="0" distB="0" distL="0" distR="0" wp14:anchorId="4860644D" wp14:editId="688702BE">
+            <wp:extent cx="5731510" cy="1135380"/>
+            <wp:effectExtent l="0" t="0" r="2540" b="7620"/>
+            <wp:docPr id="484599197" name="Picture 1" descr="A close up of a white background&#10;&#10;AI-generated content may be incorrect."/>
+            <wp:cNvGraphicFramePr>
+              <a:graphicFrameLocks xmlns:a="http://schemas.openxmlformats.org/drawingml/2006/main" noChangeAspect="1"/>
+            </wp:cNvGraphicFramePr>
+            <a:graphic xmlns:a="http://schemas.openxmlformats.org/drawingml/2006/main">
+              <a:graphicData uri="http://schemas.openxmlformats.org/drawingml/2006/picture">
+                <pic:pic xmlns:pic="http://schemas.openxmlformats.org/drawingml/2006/picture">
+                  <pic:nvPicPr>
+                    <pic:cNvPr id="484599197" name="Picture 1" descr="A close up of a white background&#10;&#10;AI-generated content may be incorrect."/>
+                    <pic:cNvPicPr/>
+                  </pic:nvPicPr>
+                  <pic:blipFill>
+                    <a:blip r:embed="rId54"/>
+                    <a:stretch>
+                      <a:fillRect/>
+                    </a:stretch>
+                  </pic:blipFill>
+                  <pic:spPr>
+                    <a:xfrm>
+                      <a:off x="0" y="0"/>
+                      <a:ext cx="5731510" cy="1135380"/>
+                    </a:xfrm>
+                    <a:prstGeom prst="rect">
+                      <a:avLst/>
+                    </a:prstGeom>
+                  </pic:spPr>
+                </pic:pic>
+              </a:graphicData>
+            </a:graphic>
+          </wp:inline>
+        </w:drawing>
+      </w:r>
+    </w:p>
+    <w:p>
+      <w:pPr>
+        <w:rPr>
+          <w:sz w:val="28"/>
+          <w:szCs w:val="28"/>
+        </w:rPr>
+      </w:pPr>
+      <w:hyperlink r:id="rId55" w:history="1">
+        <w:r>
+          <w:rPr>
+            <w:rStyle w:val="Hyperlink"/>
+            <w:sz w:val="28"/>
+            <w:szCs w:val="28"/>
+          </w:rPr>
+          <w:t>Central Repository: org/</w:t>
+        </w:r>
+        <w:proofErr w:type="spellStart"/>
+        <w:r>
+          <w:rPr>
+            <w:rStyle w:val="Hyperlink"/>
+            <w:sz w:val="28"/>
+            <w:szCs w:val="28"/>
+          </w:rPr>
+          <w:t>mongodb</w:t>
+        </w:r>
+        <w:proofErr w:type="spellEnd"/>
+        <w:r>
+          <w:rPr>
+            <w:rStyle w:val="Hyperlink"/>
+            <w:sz w:val="28"/>
+            <w:szCs w:val="28"/>
+          </w:rPr>
+          <w:t>/</w:t>
+        </w:r>
+        <w:proofErr w:type="spellStart"/>
+        <w:r>
+          <w:rPr>
+            <w:rStyle w:val="Hyperlink"/>
+            <w:sz w:val="28"/>
+            <w:szCs w:val="28"/>
+          </w:rPr>
+          <w:t>kafka</w:t>
+        </w:r>
+        <w:proofErr w:type="spellEnd"/>
+        <w:r>
+          <w:rPr>
+            <w:rStyle w:val="Hyperlink"/>
+            <w:sz w:val="28"/>
+            <w:szCs w:val="28"/>
+          </w:rPr>
+          <w:t>/mongo-</w:t>
+        </w:r>
+        <w:proofErr w:type="spellStart"/>
+        <w:r>
+          <w:rPr>
+            <w:rStyle w:val="Hyperlink"/>
+            <w:sz w:val="28"/>
+            <w:szCs w:val="28"/>
+          </w:rPr>
+          <w:t>kafka</w:t>
+        </w:r>
+        <w:proofErr w:type="spellEnd"/>
+        <w:r>
+          <w:rPr>
+            <w:rStyle w:val="Hyperlink"/>
+            <w:sz w:val="28"/>
+            <w:szCs w:val="28"/>
+          </w:rPr>
+          <w:t>-connect/2.0.1</w:t>
+        </w:r>
+      </w:hyperlink>
+    </w:p>
+    <w:p>
+      <w:pPr>
+        <w:rPr>
+          <w:sz w:val="28"/>
+          <w:szCs w:val="28"/>
+        </w:rPr>
+      </w:pPr>
+    </w:p>
+    <w:p>
+      <w:pPr>
+        <w:rPr>
+          <w:sz w:val="28"/>
+          <w:szCs w:val="28"/>
+        </w:rPr>
+      </w:pPr>
+      <w:r>
+        <w:rPr>
+          <w:sz w:val="28"/>
+          <w:szCs w:val="28"/>
+        </w:rPr>
+        <w:t>In downloads:</w:t>
+      </w:r>
+      <w:r>
+        <w:rPr>
+          <w:sz w:val="28"/>
+          <w:szCs w:val="28"/>
+        </w:rPr>
+        <w:br/>
+      </w:r>
+      <w:r>
+        <w:rPr>
+          <w:noProof/>
+          <w:sz w:val="28"/>
+          <w:szCs w:val="28"/>
+        </w:rPr>
+        <w:drawing>
+          <wp:inline distT="0" distB="0" distL="0" distR="0" wp14:anchorId="1425E05D" wp14:editId="2AF97DE1">
+            <wp:extent cx="3533775" cy="462677"/>
+            <wp:effectExtent l="0" t="0" r="0" b="0"/>
+            <wp:docPr id="47027301" name="Picture 1"/>
+            <wp:cNvGraphicFramePr>
+              <a:graphicFrameLocks xmlns:a="http://schemas.openxmlformats.org/drawingml/2006/main" noChangeAspect="1"/>
+            </wp:cNvGraphicFramePr>
+            <a:graphic xmlns:a="http://schemas.openxmlformats.org/drawingml/2006/main">
+              <a:graphicData uri="http://schemas.openxmlformats.org/drawingml/2006/picture">
+                <pic:pic xmlns:pic="http://schemas.openxmlformats.org/drawingml/2006/picture">
+                  <pic:nvPicPr>
+                    <pic:cNvPr id="47027301" name=""/>
+                    <pic:cNvPicPr/>
+                  </pic:nvPicPr>
+                  <pic:blipFill>
+                    <a:blip r:embed="rId56"/>
+                    <a:stretch>
+                      <a:fillRect/>
+                    </a:stretch>
+                  </pic:blipFill>
+                  <pic:spPr>
+                    <a:xfrm>
+                      <a:off x="0" y="0"/>
+                      <a:ext cx="3558068" cy="465858"/>
+                    </a:xfrm>
+                    <a:prstGeom prst="rect">
+                      <a:avLst/>
+                    </a:prstGeom>
+                  </pic:spPr>
+                </pic:pic>
+              </a:graphicData>
+            </a:graphic>
+          </wp:inline>
+        </w:drawing>
+      </w:r>
+    </w:p>
+    <w:p>
+      <w:pPr>
+        <w:rPr>
+          <w:sz w:val="28"/>
+          <w:szCs w:val="28"/>
+        </w:rPr>
+      </w:pPr>
+      <w:r>
+        <w:rPr>
+          <w:sz w:val="28"/>
+          <w:szCs w:val="28"/>
+        </w:rPr>
+        <w:t>Create folder: mongo-</w:t>
+      </w:r>
+      <w:proofErr w:type="spellStart"/>
+      <w:r>
+        <w:rPr>
+          <w:sz w:val="28"/>
+          <w:szCs w:val="28"/>
+        </w:rPr>
+        <w:t>kafka</w:t>
+      </w:r>
+      <w:proofErr w:type="spellEnd"/>
+      <w:r>
+        <w:rPr>
+          <w:sz w:val="28"/>
+          <w:szCs w:val="28"/>
+        </w:rPr>
+        <w:t>-connect inside config:</w:t>
+      </w:r>
+    </w:p>
+    <w:p>
+      <w:pPr>
+        <w:rPr>
+          <w:sz w:val="28"/>
+          <w:szCs w:val="28"/>
+        </w:rPr>
+      </w:pPr>
+      <w:r>
+        <w:rPr>
+          <w:noProof/>
+          <w:sz w:val="28"/>
+          <w:szCs w:val="28"/>
+        </w:rPr>
+        <w:drawing>
+          <wp:inline distT="0" distB="0" distL="0" distR="0" wp14:anchorId="60E5ED6E" wp14:editId="6EF5C617">
+            <wp:extent cx="5731510" cy="1370965"/>
+            <wp:effectExtent l="0" t="0" r="2540" b="635"/>
+            <wp:docPr id="1367507828" name="Picture 1"/>
+            <wp:cNvGraphicFramePr>
+              <a:graphicFrameLocks xmlns:a="http://schemas.openxmlformats.org/drawingml/2006/main" noChangeAspect="1"/>
+            </wp:cNvGraphicFramePr>
+            <a:graphic xmlns:a="http://schemas.openxmlformats.org/drawingml/2006/main">
+              <a:graphicData uri="http://schemas.openxmlformats.org/drawingml/2006/picture">
+                <pic:pic xmlns:pic="http://schemas.openxmlformats.org/drawingml/2006/picture">
+                  <pic:nvPicPr>
+                    <pic:cNvPr id="1367507828" name=""/>
+                    <pic:cNvPicPr/>
+                  </pic:nvPicPr>
+                  <pic:blipFill>
+                    <a:blip r:embed="rId57"/>
+                    <a:stretch>
+                      <a:fillRect/>
+                    </a:stretch>
+                  </pic:blipFill>
+                  <pic:spPr>
+                    <a:xfrm>
+                      <a:off x="0" y="0"/>
+                      <a:ext cx="5731510" cy="1370965"/>
+                    </a:xfrm>
+                    <a:prstGeom prst="rect">
+                      <a:avLst/>
+                    </a:prstGeom>
+                  </pic:spPr>
+                </pic:pic>
+              </a:graphicData>
+            </a:graphic>
+          </wp:inline>
+        </w:drawing>
+      </w:r>
+    </w:p>
+    <w:p>
+      <w:pPr>
+        <w:rPr>
+          <w:sz w:val="28"/>
+          <w:szCs w:val="28"/>
+        </w:rPr>
+      </w:pPr>
+      <w:r>
+        <w:rPr>
+          <w:sz w:val="28"/>
+          <w:szCs w:val="28"/>
+        </w:rPr>
+        <w:lastRenderedPageBreak/>
+        <w:t>Inside:</w:t>
+      </w:r>
+    </w:p>
+    <w:p>
+      <w:pPr>
+        <w:rPr>
+          <w:sz w:val="28"/>
+          <w:szCs w:val="28"/>
+        </w:rPr>
+      </w:pPr>
+      <w:r>
+        <w:rPr>
+          <w:noProof/>
+          <w:sz w:val="28"/>
+          <w:szCs w:val="28"/>
+        </w:rPr>
+        <w:drawing>
+          <wp:inline distT="0" distB="0" distL="0" distR="0" wp14:anchorId="35C324A7" wp14:editId="1A61EB85">
+            <wp:extent cx="2467319" cy="247685"/>
+            <wp:effectExtent l="0" t="0" r="0" b="0"/>
+            <wp:docPr id="1866877734" name="Picture 1"/>
+            <wp:cNvGraphicFramePr>
+              <a:graphicFrameLocks xmlns:a="http://schemas.openxmlformats.org/drawingml/2006/main" noChangeAspect="1"/>
+            </wp:cNvGraphicFramePr>
+            <a:graphic xmlns:a="http://schemas.openxmlformats.org/drawingml/2006/main">
+              <a:graphicData uri="http://schemas.openxmlformats.org/drawingml/2006/picture">
+                <pic:pic xmlns:pic="http://schemas.openxmlformats.org/drawingml/2006/picture">
+                  <pic:nvPicPr>
+                    <pic:cNvPr id="1866877734" name=""/>
+                    <pic:cNvPicPr/>
+                  </pic:nvPicPr>
+                  <pic:blipFill>
+                    <a:blip r:embed="rId58"/>
+                    <a:stretch>
+                      <a:fillRect/>
+                    </a:stretch>
+                  </pic:blipFill>
+                  <pic:spPr>
+                    <a:xfrm>
+                      <a:off x="0" y="0"/>
+                      <a:ext cx="2467319" cy="247685"/>
+                    </a:xfrm>
+                    <a:prstGeom prst="rect">
+                      <a:avLst/>
+                    </a:prstGeom>
+                  </pic:spPr>
+                </pic:pic>
+              </a:graphicData>
+            </a:graphic>
+          </wp:inline>
+        </w:drawing>
+      </w:r>
+    </w:p>
+    <w:p>
+      <w:pPr>
+        <w:rPr>
+          <w:sz w:val="28"/>
+          <w:szCs w:val="28"/>
+        </w:rPr>
+      </w:pPr>
+      <w:r>
+        <w:rPr>
+          <w:sz w:val="28"/>
+          <w:szCs w:val="28"/>
+        </w:rPr>
+        <w:t>open:</w:t>
+      </w:r>
+    </w:p>
+    <w:p>
+      <w:pPr>
+        <w:rPr>
+          <w:sz w:val="28"/>
+          <w:szCs w:val="28"/>
+        </w:rPr>
+      </w:pPr>
+      <w:r>
+        <w:rPr>
+          <w:noProof/>
+          <w:sz w:val="28"/>
+          <w:szCs w:val="28"/>
+        </w:rPr>
+        <w:drawing>
+          <wp:inline distT="0" distB="0" distL="0" distR="0" wp14:anchorId="21362D02" wp14:editId="36695EE6">
+            <wp:extent cx="5677692" cy="276264"/>
+            <wp:effectExtent l="0" t="0" r="0" b="9525"/>
+            <wp:docPr id="1484893693" name="Picture 1"/>
+            <wp:cNvGraphicFramePr>
+              <a:graphicFrameLocks xmlns:a="http://schemas.openxmlformats.org/drawingml/2006/main" noChangeAspect="1"/>
+            </wp:cNvGraphicFramePr>
+            <a:graphic xmlns:a="http://schemas.openxmlformats.org/drawingml/2006/main">
+              <a:graphicData uri="http://schemas.openxmlformats.org/drawingml/2006/picture">
+                <pic:pic xmlns:pic="http://schemas.openxmlformats.org/drawingml/2006/picture">
+                  <pic:nvPicPr>
+                    <pic:cNvPr id="1484893693" name=""/>
+                    <pic:cNvPicPr/>
+                  </pic:nvPicPr>
+                  <pic:blipFill>
+                    <a:blip r:embed="rId59"/>
+                    <a:stretch>
+                      <a:fillRect/>
+                    </a:stretch>
+                  </pic:blipFill>
+                  <pic:spPr>
+                    <a:xfrm>
+                      <a:off x="0" y="0"/>
+                      <a:ext cx="5677692" cy="276264"/>
+                    </a:xfrm>
+                    <a:prstGeom prst="rect">
+                      <a:avLst/>
+                    </a:prstGeom>
+                  </pic:spPr>
+                </pic:pic>
+              </a:graphicData>
+            </a:graphic>
+          </wp:inline>
+        </w:drawing>
+      </w:r>
+    </w:p>
+    <w:p>
+      <w:pPr>
+        <w:rPr>
+          <w:sz w:val="28"/>
+          <w:szCs w:val="28"/>
+        </w:rPr>
+      </w:pPr>
+      <w:r>
+        <w:rPr>
+          <w:sz w:val="28"/>
+          <w:szCs w:val="28"/>
+        </w:rPr>
+        <w:t>Add these lines:</w:t>
+      </w:r>
+    </w:p>
+    <w:p>
+      <w:pPr>
+        <w:rPr>
+          <w:sz w:val="28"/>
+          <w:szCs w:val="28"/>
+        </w:rPr>
+      </w:pPr>
+      <w:r>
+        <w:rPr>
+          <w:noProof/>
+          <w:sz w:val="28"/>
+          <w:szCs w:val="28"/>
+        </w:rPr>
+        <w:drawing>
+          <wp:inline distT="0" distB="0" distL="0" distR="0" wp14:anchorId="37EC5575" wp14:editId="00734B9E">
+            <wp:extent cx="5731510" cy="1663065"/>
+            <wp:effectExtent l="0" t="0" r="2540" b="0"/>
+            <wp:docPr id="1393811639" name="Picture 1" descr="A screen shot of a computer&#10;&#10;AI-generated content may be incorrect."/>
+            <wp:cNvGraphicFramePr>
+              <a:graphicFrameLocks xmlns:a="http://schemas.openxmlformats.org/drawingml/2006/main" noChangeAspect="1"/>
+            </wp:cNvGraphicFramePr>
+            <a:graphic xmlns:a="http://schemas.openxmlformats.org/drawingml/2006/main">
+              <a:graphicData uri="http://schemas.openxmlformats.org/drawingml/2006/picture">
+                <pic:pic xmlns:pic="http://schemas.openxmlformats.org/drawingml/2006/picture">
+                  <pic:nvPicPr>
+                    <pic:cNvPr id="1393811639" name="Picture 1" descr="A screen shot of a computer&#10;&#10;AI-generated content may be incorrect."/>
+                    <pic:cNvPicPr/>
+                  </pic:nvPicPr>
+                  <pic:blipFill>
+                    <a:blip r:embed="rId60"/>
+                    <a:stretch>
+                      <a:fillRect/>
+                    </a:stretch>
+                  </pic:blipFill>
+                  <pic:spPr>
+                    <a:xfrm>
+                      <a:off x="0" y="0"/>
+                      <a:ext cx="5731510" cy="1663065"/>
+                    </a:xfrm>
+                    <a:prstGeom prst="rect">
+                      <a:avLst/>
+                    </a:prstGeom>
+                  </pic:spPr>
+                </pic:pic>
+              </a:graphicData>
+            </a:graphic>
+          </wp:inline>
+        </w:drawing>
+      </w:r>
+    </w:p>
+    <w:p>
+      <w:pPr>
+        <w:rPr>
+          <w:sz w:val="28"/>
+          <w:szCs w:val="28"/>
+        </w:rPr>
+      </w:pPr>
+      <w:r>
+        <w:rPr>
+          <w:sz w:val="28"/>
+          <w:szCs w:val="28"/>
+        </w:rPr>
+        <w:t># Add mongo-</w:t>
+      </w:r>
+      <w:proofErr w:type="spellStart"/>
+      <w:r>
+        <w:rPr>
+          <w:sz w:val="28"/>
+          <w:szCs w:val="28"/>
+        </w:rPr>
+        <w:t>kafka</w:t>
+      </w:r>
+      <w:proofErr w:type="spellEnd"/>
+      <w:r>
+        <w:rPr>
+          <w:sz w:val="28"/>
+          <w:szCs w:val="28"/>
+        </w:rPr>
+        <w:t>-connect</w:t>
+      </w:r>
+    </w:p>
+    <w:p>
+      <w:pPr>
+        <w:rPr>
+          <w:sz w:val="28"/>
+          <w:szCs w:val="28"/>
+        </w:rPr>
+      </w:pPr>
+      <w:proofErr w:type="spellStart"/>
+      <w:proofErr w:type="gramStart"/>
+      <w:r>
+        <w:rPr>
+          <w:sz w:val="28"/>
+          <w:szCs w:val="28"/>
+        </w:rPr>
+        <w:t>plugin.path</w:t>
+      </w:r>
+      <w:proofErr w:type="spellEnd"/>
+      <w:proofErr w:type="gramEnd"/>
+      <w:r>
+        <w:rPr>
+          <w:sz w:val="28"/>
+          <w:szCs w:val="28"/>
+        </w:rPr>
+        <w:t>=C:/kafka-4.1/config/mongo-kafka-connect</w:t>
+      </w:r>
+    </w:p>
+    <w:p>
+      <w:pPr>
+        <w:rPr>
+          <w:sz w:val="28"/>
+          <w:szCs w:val="28"/>
+        </w:rPr>
+      </w:pPr>
+    </w:p>
+    <w:p>
+      <w:pPr>
+        <w:rPr>
+          <w:sz w:val="28"/>
+          <w:szCs w:val="28"/>
+        </w:rPr>
+      </w:pPr>
+      <w:r>
+        <w:rPr>
+          <w:sz w:val="28"/>
+          <w:szCs w:val="28"/>
+        </w:rPr>
+        <w:t>Inside:</w:t>
+      </w:r>
+    </w:p>
+    <w:p>
+      <w:pPr>
+        <w:rPr>
+          <w:sz w:val="28"/>
+          <w:szCs w:val="28"/>
+        </w:rPr>
+      </w:pPr>
+      <w:r>
+        <w:rPr>
+          <w:noProof/>
+          <w:sz w:val="28"/>
+          <w:szCs w:val="28"/>
+        </w:rPr>
+        <w:drawing>
+          <wp:inline distT="0" distB="0" distL="0" distR="0" wp14:anchorId="011009D9" wp14:editId="5F5676B6">
+            <wp:extent cx="2467319" cy="247685"/>
+            <wp:effectExtent l="0" t="0" r="0" b="0"/>
+            <wp:docPr id="202304016" name="Picture 1"/>
+            <wp:cNvGraphicFramePr>
+              <a:graphicFrameLocks xmlns:a="http://schemas.openxmlformats.org/drawingml/2006/main" noChangeAspect="1"/>
+            </wp:cNvGraphicFramePr>
+            <a:graphic xmlns:a="http://schemas.openxmlformats.org/drawingml/2006/main">
+              <a:graphicData uri="http://schemas.openxmlformats.org/drawingml/2006/picture">
+                <pic:pic xmlns:pic="http://schemas.openxmlformats.org/drawingml/2006/picture">
+                  <pic:nvPicPr>
+                    <pic:cNvPr id="1866877734" name=""/>
+                    <pic:cNvPicPr/>
+                  </pic:nvPicPr>
+                  <pic:blipFill>
+                    <a:blip r:embed="rId58"/>
+                    <a:stretch>
+                      <a:fillRect/>
+                    </a:stretch>
+                  </pic:blipFill>
+                  <pic:spPr>
+                    <a:xfrm>
+                      <a:off x="0" y="0"/>
+                      <a:ext cx="2467319" cy="247685"/>
+                    </a:xfrm>
+                    <a:prstGeom prst="rect">
+                      <a:avLst/>
+                    </a:prstGeom>
+                  </pic:spPr>
+                </pic:pic>
+              </a:graphicData>
+            </a:graphic>
+          </wp:inline>
+        </w:drawing>
+      </w:r>
+    </w:p>
+    <w:p>
+      <w:pPr>
+        <w:rPr>
+          <w:sz w:val="28"/>
+          <w:szCs w:val="28"/>
+        </w:rPr>
+      </w:pPr>
+      <w:r>
+        <w:rPr>
+          <w:sz w:val="28"/>
+          <w:szCs w:val="28"/>
+        </w:rPr>
+        <w:t>Create</w:t>
+      </w:r>
+      <w:r>
+        <w:rPr>
+          <w:sz w:val="28"/>
+          <w:szCs w:val="28"/>
+        </w:rPr>
+        <w:t xml:space="preserve"> and enter data</w:t>
+      </w:r>
+      <w:r>
+        <w:rPr>
+          <w:sz w:val="28"/>
+          <w:szCs w:val="28"/>
+        </w:rPr>
+        <w:t>:</w:t>
+      </w:r>
+    </w:p>
+    <w:p>
+      <w:pPr>
+        <w:rPr>
+          <w:sz w:val="28"/>
+          <w:szCs w:val="28"/>
+        </w:rPr>
+      </w:pPr>
+      <w:r>
+        <w:rPr>
+          <w:noProof/>
+          <w:sz w:val="28"/>
+          <w:szCs w:val="28"/>
+        </w:rPr>
+        <w:drawing>
+          <wp:inline distT="0" distB="0" distL="0" distR="0" wp14:anchorId="1D637250" wp14:editId="0B252F39">
+            <wp:extent cx="1924319" cy="209579"/>
+            <wp:effectExtent l="0" t="0" r="0" b="0"/>
+            <wp:docPr id="278207009" name="Picture 1"/>
+            <wp:cNvGraphicFramePr>
+              <a:graphicFrameLocks xmlns:a="http://schemas.openxmlformats.org/drawingml/2006/main" noChangeAspect="1"/>
+            </wp:cNvGraphicFramePr>
+            <a:graphic xmlns:a="http://schemas.openxmlformats.org/drawingml/2006/main">
+              <a:graphicData uri="http://schemas.openxmlformats.org/drawingml/2006/picture">
+                <pic:pic xmlns:pic="http://schemas.openxmlformats.org/drawingml/2006/picture">
+                  <pic:nvPicPr>
+                    <pic:cNvPr id="278207009" name=""/>
+                    <pic:cNvPicPr/>
+                  </pic:nvPicPr>
+                  <pic:blipFill>
+                    <a:blip r:embed="rId61"/>
+                    <a:stretch>
+                      <a:fillRect/>
+                    </a:stretch>
+                  </pic:blipFill>
+                  <pic:spPr>
+                    <a:xfrm>
+                      <a:off x="0" y="0"/>
+                      <a:ext cx="1924319" cy="209579"/>
+                    </a:xfrm>
+                    <a:prstGeom prst="rect">
+                      <a:avLst/>
+                    </a:prstGeom>
+                  </pic:spPr>
+                </pic:pic>
+              </a:graphicData>
+            </a:graphic>
+          </wp:inline>
+        </w:drawing>
+      </w:r>
+    </w:p>
+    <w:p>
+      <w:pPr>
+        <w:rPr>
+          <w:sz w:val="28"/>
+          <w:szCs w:val="28"/>
+        </w:rPr>
+      </w:pPr>
+      <w:r>
+        <w:rPr>
+          <w:noProof/>
+          <w:sz w:val="28"/>
+          <w:szCs w:val="28"/>
+        </w:rPr>
+        <w:drawing>
+          <wp:inline distT="0" distB="0" distL="0" distR="0" wp14:anchorId="476B4052" wp14:editId="63477F94">
+            <wp:extent cx="5731510" cy="1863725"/>
+            <wp:effectExtent l="0" t="0" r="2540" b="3175"/>
+            <wp:docPr id="1126011496" name="Picture 1" descr="A computer screen with text&#10;&#10;AI-generated content may be incorrect."/>
+            <wp:cNvGraphicFramePr>
+              <a:graphicFrameLocks xmlns:a="http://schemas.openxmlformats.org/drawingml/2006/main" noChangeAspect="1"/>
+            </wp:cNvGraphicFramePr>
+            <a:graphic xmlns:a="http://schemas.openxmlformats.org/drawingml/2006/main">
+              <a:graphicData uri="http://schemas.openxmlformats.org/drawingml/2006/picture">
+                <pic:pic xmlns:pic="http://schemas.openxmlformats.org/drawingml/2006/picture">
+                  <pic:nvPicPr>
+                    <pic:cNvPr id="1126011496" name="Picture 1" descr="A computer screen with text&#10;&#10;AI-generated content may be incorrect."/>
+                    <pic:cNvPicPr/>
+                  </pic:nvPicPr>
+                  <pic:blipFill>
+                    <a:blip r:embed="rId62"/>
+                    <a:stretch>
+                      <a:fillRect/>
+                    </a:stretch>
+                  </pic:blipFill>
+                  <pic:spPr>
+                    <a:xfrm>
+                      <a:off x="0" y="0"/>
+                      <a:ext cx="5731510" cy="1863725"/>
+                    </a:xfrm>
+                    <a:prstGeom prst="rect">
+                      <a:avLst/>
+                    </a:prstGeom>
+                  </pic:spPr>
+                </pic:pic>
+              </a:graphicData>
+            </a:graphic>
+          </wp:inline>
+        </w:drawing>
+      </w:r>
+    </w:p>
+    <w:p>
+      <w:pPr>
+        <w:rPr>
+          <w:sz w:val="28"/>
+          <w:szCs w:val="28"/>
+        </w:rPr>
+      </w:pPr>
+      <w:r>
+        <w:rPr>
+          <w:sz w:val="28"/>
+          <w:szCs w:val="28"/>
+        </w:rPr>
+        <w:t>name=mongo-sink</w:t>
+      </w:r>
+    </w:p>
+    <w:p>
+      <w:pPr>
+        <w:rPr>
+          <w:sz w:val="28"/>
+          <w:szCs w:val="28"/>
+        </w:rPr>
+      </w:pPr>
+      <w:proofErr w:type="spellStart"/>
+      <w:r>
+        <w:rPr>
+          <w:sz w:val="28"/>
+          <w:szCs w:val="28"/>
+        </w:rPr>
+        <w:t>connector.class</w:t>
+      </w:r>
+      <w:proofErr w:type="spellEnd"/>
+      <w:r>
+        <w:rPr>
+          <w:sz w:val="28"/>
+          <w:szCs w:val="28"/>
+        </w:rPr>
+        <w:t>=</w:t>
+      </w:r>
+      <w:proofErr w:type="spellStart"/>
+      <w:proofErr w:type="gramStart"/>
+      <w:r>
+        <w:rPr>
+          <w:sz w:val="28"/>
+          <w:szCs w:val="28"/>
+        </w:rPr>
+        <w:t>com.mongodb</w:t>
+      </w:r>
+      <w:proofErr w:type="gramEnd"/>
+      <w:r>
+        <w:rPr>
+          <w:sz w:val="28"/>
+          <w:szCs w:val="28"/>
+        </w:rPr>
+        <w:t>.</w:t>
+      </w:r>
+      <w:proofErr w:type="gramStart"/>
+      <w:r>
+        <w:rPr>
+          <w:sz w:val="28"/>
+          <w:szCs w:val="28"/>
+        </w:rPr>
+        <w:t>kafka.connect</w:t>
+      </w:r>
+      <w:proofErr w:type="gramEnd"/>
+      <w:r>
+        <w:rPr>
+          <w:sz w:val="28"/>
+          <w:szCs w:val="28"/>
+        </w:rPr>
+        <w:t>.MongoSinkConnector</w:t>
+      </w:r>
+      <w:proofErr w:type="spellEnd"/>
+    </w:p>
+    <w:p>
+      <w:pPr>
+        <w:rPr>
+          <w:sz w:val="28"/>
+          <w:szCs w:val="28"/>
+        </w:rPr>
+      </w:pPr>
+      <w:proofErr w:type="spellStart"/>
+      <w:r>
+        <w:rPr>
+          <w:sz w:val="28"/>
+          <w:szCs w:val="28"/>
+        </w:rPr>
+        <w:lastRenderedPageBreak/>
+        <w:t>tasks.max</w:t>
+      </w:r>
+      <w:proofErr w:type="spellEnd"/>
+      <w:r>
+        <w:rPr>
+          <w:sz w:val="28"/>
+          <w:szCs w:val="28"/>
+        </w:rPr>
+        <w:t>=1</w:t>
+      </w:r>
+    </w:p>
+    <w:p>
+      <w:pPr>
+        <w:rPr>
+          <w:sz w:val="28"/>
+          <w:szCs w:val="28"/>
+        </w:rPr>
+      </w:pPr>
+      <w:r>
+        <w:rPr>
+          <w:sz w:val="28"/>
+          <w:szCs w:val="28"/>
+        </w:rPr>
+        <w:t>topics=payment-transactions</w:t>
+      </w:r>
+    </w:p>
+    <w:p>
+      <w:pPr>
+        <w:rPr>
+          <w:sz w:val="28"/>
+          <w:szCs w:val="28"/>
+        </w:rPr>
+      </w:pPr>
+      <w:proofErr w:type="spellStart"/>
+      <w:r>
+        <w:rPr>
+          <w:sz w:val="28"/>
+          <w:szCs w:val="28"/>
+        </w:rPr>
+        <w:t>connection.uri</w:t>
+      </w:r>
+      <w:proofErr w:type="spellEnd"/>
+      <w:r>
+        <w:rPr>
+          <w:sz w:val="28"/>
+          <w:szCs w:val="28"/>
+        </w:rPr>
+        <w:t>=mongodb://localhost:27017</w:t>
+      </w:r>
+    </w:p>
+    <w:p>
+      <w:pPr>
+        <w:rPr>
+          <w:sz w:val="28"/>
+          <w:szCs w:val="28"/>
+        </w:rPr>
+      </w:pPr>
+      <w:r>
+        <w:rPr>
+          <w:sz w:val="28"/>
+          <w:szCs w:val="28"/>
+        </w:rPr>
+        <w:t>database=</w:t>
+      </w:r>
+      <w:proofErr w:type="spellStart"/>
+      <w:r>
+        <w:rPr>
+          <w:sz w:val="28"/>
+          <w:szCs w:val="28"/>
+        </w:rPr>
+        <w:t>ClearVue</w:t>
+      </w:r>
+      <w:proofErr w:type="spellEnd"/>
+    </w:p>
+    <w:p>
+      <w:pPr>
+        <w:rPr>
+          <w:sz w:val="28"/>
+          <w:szCs w:val="28"/>
+        </w:rPr>
+      </w:pPr>
+      <w:r>
+        <w:rPr>
+          <w:sz w:val="28"/>
+          <w:szCs w:val="28"/>
+        </w:rPr>
+        <w:t>collection=</w:t>
+      </w:r>
+      <w:proofErr w:type="spellStart"/>
+      <w:r>
+        <w:rPr>
+          <w:sz w:val="28"/>
+          <w:szCs w:val="28"/>
+        </w:rPr>
+        <w:t>paymentHeaders</w:t>
+      </w:r>
+      <w:proofErr w:type="spellEnd"/>
+    </w:p>
+    <w:p>
+      <w:pPr>
+        <w:rPr>
+          <w:sz w:val="28"/>
+          <w:szCs w:val="28"/>
+        </w:rPr>
+      </w:pPr>
+      <w:proofErr w:type="spellStart"/>
+      <w:proofErr w:type="gramStart"/>
+      <w:r>
+        <w:rPr>
+          <w:sz w:val="28"/>
+          <w:szCs w:val="28"/>
+        </w:rPr>
+        <w:t>key.converter</w:t>
+      </w:r>
+      <w:proofErr w:type="spellEnd"/>
+      <w:proofErr w:type="gramEnd"/>
+      <w:r>
+        <w:rPr>
+          <w:sz w:val="28"/>
+          <w:szCs w:val="28"/>
+        </w:rPr>
+        <w:t>=</w:t>
+      </w:r>
+      <w:proofErr w:type="spellStart"/>
+      <w:proofErr w:type="gramStart"/>
+      <w:r>
+        <w:rPr>
+          <w:sz w:val="28"/>
+          <w:szCs w:val="28"/>
+        </w:rPr>
+        <w:t>org.apache</w:t>
+      </w:r>
+      <w:proofErr w:type="gramEnd"/>
+      <w:r>
+        <w:rPr>
+          <w:sz w:val="28"/>
+          <w:szCs w:val="28"/>
+        </w:rPr>
+        <w:t>.</w:t>
+      </w:r>
+      <w:proofErr w:type="gramStart"/>
+      <w:r>
+        <w:rPr>
+          <w:sz w:val="28"/>
+          <w:szCs w:val="28"/>
+        </w:rPr>
+        <w:t>kafka.connect</w:t>
+      </w:r>
+      <w:proofErr w:type="gramEnd"/>
+      <w:r>
+        <w:rPr>
+          <w:sz w:val="28"/>
+          <w:szCs w:val="28"/>
+        </w:rPr>
+        <w:t>.</w:t>
+      </w:r>
+      <w:proofErr w:type="gramStart"/>
+      <w:r>
+        <w:rPr>
+          <w:sz w:val="28"/>
+          <w:szCs w:val="28"/>
+        </w:rPr>
+        <w:t>storage.StringConverter</w:t>
+      </w:r>
+      <w:proofErr w:type="spellEnd"/>
+      <w:proofErr w:type="gramEnd"/>
+    </w:p>
+    <w:p>
+      <w:pPr>
+        <w:rPr>
+          <w:sz w:val="28"/>
+          <w:szCs w:val="28"/>
+        </w:rPr>
+      </w:pPr>
+      <w:proofErr w:type="spellStart"/>
+      <w:proofErr w:type="gramStart"/>
+      <w:r>
+        <w:rPr>
+          <w:sz w:val="28"/>
+          <w:szCs w:val="28"/>
+        </w:rPr>
+        <w:t>value.converter</w:t>
+      </w:r>
+      <w:proofErr w:type="spellEnd"/>
+      <w:proofErr w:type="gramEnd"/>
+      <w:r>
+        <w:rPr>
+          <w:sz w:val="28"/>
+          <w:szCs w:val="28"/>
+        </w:rPr>
+        <w:t>=</w:t>
+      </w:r>
+      <w:proofErr w:type="spellStart"/>
+      <w:proofErr w:type="gramStart"/>
+      <w:r>
+        <w:rPr>
+          <w:sz w:val="28"/>
+          <w:szCs w:val="28"/>
+        </w:rPr>
+        <w:t>org.apache</w:t>
+      </w:r>
+      <w:proofErr w:type="gramEnd"/>
+      <w:r>
+        <w:rPr>
+          <w:sz w:val="28"/>
+          <w:szCs w:val="28"/>
+        </w:rPr>
+        <w:t>.</w:t>
+      </w:r>
+      <w:proofErr w:type="gramStart"/>
+      <w:r>
+        <w:rPr>
+          <w:sz w:val="28"/>
+          <w:szCs w:val="28"/>
+        </w:rPr>
+        <w:t>kafka.connect</w:t>
+      </w:r>
+      <w:proofErr w:type="gramEnd"/>
+      <w:r>
+        <w:rPr>
+          <w:sz w:val="28"/>
+          <w:szCs w:val="28"/>
+        </w:rPr>
+        <w:t>.</w:t>
+      </w:r>
+      <w:proofErr w:type="gramStart"/>
+      <w:r>
+        <w:rPr>
+          <w:sz w:val="28"/>
+          <w:szCs w:val="28"/>
+        </w:rPr>
+        <w:t>json.JsonConverter</w:t>
+      </w:r>
+      <w:proofErr w:type="spellEnd"/>
+      <w:proofErr w:type="gramEnd"/>
+    </w:p>
+    <w:p>
+      <w:pPr>
+        <w:rPr>
+          <w:sz w:val="28"/>
+          <w:szCs w:val="28"/>
+        </w:rPr>
+      </w:pPr>
+      <w:proofErr w:type="spellStart"/>
+      <w:proofErr w:type="gramStart"/>
+      <w:r>
+        <w:rPr>
+          <w:sz w:val="28"/>
+          <w:szCs w:val="28"/>
+        </w:rPr>
+        <w:t>value.converter</w:t>
+      </w:r>
+      <w:proofErr w:type="gramEnd"/>
+      <w:r>
+        <w:rPr>
+          <w:sz w:val="28"/>
+          <w:szCs w:val="28"/>
+        </w:rPr>
+        <w:t>.</w:t>
+      </w:r>
+      <w:proofErr w:type="gramStart"/>
+      <w:r>
+        <w:rPr>
+          <w:sz w:val="28"/>
+          <w:szCs w:val="28"/>
+        </w:rPr>
+        <w:t>schemas.enable</w:t>
+      </w:r>
+      <w:proofErr w:type="spellEnd"/>
+      <w:proofErr w:type="gramEnd"/>
+      <w:r>
+        <w:rPr>
+          <w:sz w:val="28"/>
+          <w:szCs w:val="28"/>
+        </w:rPr>
+        <w:t>=false</w:t>
+      </w:r>
+    </w:p>
+    <w:p>
+      <w:pPr>
+        <w:rPr>
+          <w:sz w:val="28"/>
+          <w:szCs w:val="28"/>
+        </w:rPr>
+      </w:pPr>
+    </w:p>
+    <w:p>
+      <w:pPr>
+        <w:rPr>
+          <w:sz w:val="28"/>
+          <w:szCs w:val="28"/>
+        </w:rPr>
+      </w:pPr>
+      <w:r>
+        <w:rPr>
+          <w:sz w:val="28"/>
+          <w:szCs w:val="28"/>
+        </w:rPr>
+        <w:t>Startup Kafka server (In first terminal):</w:t>
+      </w:r>
+    </w:p>
+    <w:p>
+      <w:pPr>
+        <w:rPr>
+          <w:sz w:val="28"/>
+          <w:szCs w:val="28"/>
+        </w:rPr>
+      </w:pPr>
+      <w:r>
+        <w:rPr>
+          <w:noProof/>
+          <w:sz w:val="28"/>
+          <w:szCs w:val="28"/>
+        </w:rPr>
+        <w:drawing>
+          <wp:inline distT="0" distB="0" distL="0" distR="0" wp14:anchorId="2D8BA613" wp14:editId="3D7446EA">
+            <wp:extent cx="5731510" cy="679450"/>
+            <wp:effectExtent l="0" t="0" r="2540" b="6350"/>
+            <wp:docPr id="2019141184" name="Picture 1"/>
+            <wp:cNvGraphicFramePr>
+              <a:graphicFrameLocks xmlns:a="http://schemas.openxmlformats.org/drawingml/2006/main" noChangeAspect="1"/>
+            </wp:cNvGraphicFramePr>
+            <a:graphic xmlns:a="http://schemas.openxmlformats.org/drawingml/2006/main">
+              <a:graphicData uri="http://schemas.openxmlformats.org/drawingml/2006/picture">
+                <pic:pic xmlns:pic="http://schemas.openxmlformats.org/drawingml/2006/picture">
+                  <pic:nvPicPr>
+                    <pic:cNvPr id="2019141184" name=""/>
+                    <pic:cNvPicPr/>
+                  </pic:nvPicPr>
+                  <pic:blipFill>
+                    <a:blip r:embed="rId63"/>
+                    <a:stretch>
+                      <a:fillRect/>
+                    </a:stretch>
+                  </pic:blipFill>
+                  <pic:spPr>
+                    <a:xfrm>
+                      <a:off x="0" y="0"/>
+                      <a:ext cx="5731510" cy="679450"/>
+                    </a:xfrm>
+                    <a:prstGeom prst="rect">
+                      <a:avLst/>
+                    </a:prstGeom>
+                  </pic:spPr>
+                </pic:pic>
+              </a:graphicData>
+            </a:graphic>
+          </wp:inline>
+        </w:drawing>
+      </w:r>
+    </w:p>
+    <w:p>
+      <w:pPr>
+        <w:rPr>
+          <w:sz w:val="28"/>
+          <w:szCs w:val="28"/>
+        </w:rPr>
+      </w:pPr>
+      <w:r>
+        <w:rPr>
+          <w:sz w:val="28"/>
+          <w:szCs w:val="28"/>
+        </w:rPr>
+        <w:t>export KAFKA_LOG4J_OPTS="-Dlog4j.configurationFile=file:///C:/kafka-4.1/config/tools-log4j2.yaml"</w:t>
+      </w:r>
+    </w:p>
+    <w:p>
+      <w:pPr>
+        <w:rPr>
+          <w:sz w:val="28"/>
+          <w:szCs w:val="28"/>
+        </w:rPr>
+      </w:pPr>
+      <w:r>
+        <w:rPr>
+          <w:sz w:val="28"/>
+          <w:szCs w:val="28"/>
+        </w:rPr>
+        <w:t>bin/kafka-server-start.sh config/</w:t>
+      </w:r>
+      <w:proofErr w:type="spellStart"/>
+      <w:r>
+        <w:rPr>
+          <w:sz w:val="28"/>
+          <w:szCs w:val="28"/>
+        </w:rPr>
+        <w:t>server.properties</w:t>
+      </w:r>
+      <w:proofErr w:type="spellEnd"/>
+    </w:p>
+    <w:p>
+      <w:pPr>
+        <w:rPr>
+          <w:sz w:val="28"/>
+          <w:szCs w:val="28"/>
+        </w:rPr>
+      </w:pPr>
+    </w:p>
+    <w:p>
+      <w:pPr>
+        <w:rPr>
+          <w:sz w:val="28"/>
+          <w:szCs w:val="28"/>
+        </w:rPr>
+      </w:pPr>
+      <w:r>
+        <w:rPr>
+          <w:sz w:val="28"/>
+          <w:szCs w:val="28"/>
+        </w:rPr>
+        <w:t>Launch Kafka Connect</w:t>
+      </w:r>
+      <w:r>
+        <w:rPr>
+          <w:sz w:val="28"/>
+          <w:szCs w:val="28"/>
+        </w:rPr>
+        <w:t xml:space="preserve"> (in second terminal)</w:t>
+      </w:r>
+      <w:r>
+        <w:rPr>
+          <w:sz w:val="28"/>
+          <w:szCs w:val="28"/>
+        </w:rPr>
+        <w:t>:</w:t>
+      </w:r>
+    </w:p>
+    <w:p>
+      <w:pPr>
+        <w:rPr>
+          <w:sz w:val="28"/>
+          <w:szCs w:val="28"/>
+        </w:rPr>
+      </w:pPr>
+      <w:r>
+        <w:rPr>
+          <w:noProof/>
+          <w:sz w:val="28"/>
+          <w:szCs w:val="28"/>
+        </w:rPr>
+        <w:drawing>
+          <wp:inline distT="0" distB="0" distL="0" distR="0" wp14:anchorId="67ABB0C4" wp14:editId="15FC2A23">
+            <wp:extent cx="5731510" cy="944880"/>
+            <wp:effectExtent l="0" t="0" r="2540" b="7620"/>
+            <wp:docPr id="1613469104" name="Picture 1" descr="A computer screen with text&#10;&#10;AI-generated content may be incorrect."/>
+            <wp:cNvGraphicFramePr>
+              <a:graphicFrameLocks xmlns:a="http://schemas.openxmlformats.org/drawingml/2006/main" noChangeAspect="1"/>
+            </wp:cNvGraphicFramePr>
+            <a:graphic xmlns:a="http://schemas.openxmlformats.org/drawingml/2006/main">
+              <a:graphicData uri="http://schemas.openxmlformats.org/drawingml/2006/picture">
+                <pic:pic xmlns:pic="http://schemas.openxmlformats.org/drawingml/2006/picture">
+                  <pic:nvPicPr>
+                    <pic:cNvPr id="1613469104" name="Picture 1" descr="A computer screen with text&#10;&#10;AI-generated content may be incorrect."/>
+                    <pic:cNvPicPr/>
+                  </pic:nvPicPr>
+                  <pic:blipFill>
+                    <a:blip r:embed="rId64"/>
+                    <a:stretch>
+                      <a:fillRect/>
+                    </a:stretch>
+                  </pic:blipFill>
+                  <pic:spPr>
+                    <a:xfrm>
+                      <a:off x="0" y="0"/>
+                      <a:ext cx="5731510" cy="944880"/>
+                    </a:xfrm>
+                    <a:prstGeom prst="rect">
+                      <a:avLst/>
+                    </a:prstGeom>
+                  </pic:spPr>
+                </pic:pic>
+              </a:graphicData>
+            </a:graphic>
+          </wp:inline>
+        </w:drawing>
+      </w:r>
+    </w:p>
+    <w:p>
+      <w:pPr>
+        <w:pStyle w:val="ListParagraph"/>
+        <w:numPr>
+          <w:ilvl w:val="0"/>
+          <w:numId w:val="7"/>
+        </w:numPr>
+        <w:rPr>
+          <w:sz w:val="28"/>
+          <w:szCs w:val="28"/>
+        </w:rPr>
+      </w:pPr>
+      <w:r>
+        <w:rPr>
+          <w:sz w:val="28"/>
+          <w:szCs w:val="28"/>
+        </w:rPr>
+        <w:t>export KAFKA_LOG4J_OPTS="-Dlog4j.configurationFile=file:///C:/kafka-4.1/config/tools-log4j2.yaml"</w:t>
+      </w:r>
+    </w:p>
+    <w:p>
+      <w:pPr>
+        <w:pStyle w:val="ListParagraph"/>
+        <w:numPr>
+          <w:ilvl w:val="0"/>
+          <w:numId w:val="7"/>
+        </w:numPr>
+        <w:rPr>
+          <w:sz w:val="28"/>
+          <w:szCs w:val="28"/>
+        </w:rPr>
+      </w:pPr>
+      <w:r>
+        <w:rPr>
+          <w:sz w:val="28"/>
+          <w:szCs w:val="28"/>
+        </w:rPr>
+        <w:t>bin/connect-standalone.sh config/connect-</w:t>
+      </w:r>
+      <w:proofErr w:type="spellStart"/>
+      <w:r>
+        <w:rPr>
+          <w:sz w:val="28"/>
+          <w:szCs w:val="28"/>
+        </w:rPr>
+        <w:t>standalone.properties</w:t>
+      </w:r>
+      <w:proofErr w:type="spellEnd"/>
+      <w:r>
+        <w:rPr>
+          <w:sz w:val="28"/>
+          <w:szCs w:val="28"/>
+        </w:rPr>
+        <w:t xml:space="preserve"> config/</w:t>
+      </w:r>
+      <w:proofErr w:type="spellStart"/>
+      <w:r>
+        <w:rPr>
+          <w:sz w:val="28"/>
+          <w:szCs w:val="28"/>
+        </w:rPr>
+        <w:t>MongoSinkConnector.properties</w:t>
+      </w:r>
+      <w:proofErr w:type="spellEnd"/>
+    </w:p>
+    <w:p>
+      <w:pPr>
+        <w:rPr>
+          <w:sz w:val="28"/>
+          <w:szCs w:val="28"/>
+        </w:rPr>
+      </w:pPr>
+      <w:r>
+        <w:rPr>
+          <w:sz w:val="28"/>
+          <w:szCs w:val="28"/>
+        </w:rPr>
+        <w:br w:type="page"/>
+      </w:r>
+    </w:p>
+    <w:p>
+      <w:pPr>
+        <w:rPr>
+          <w:sz w:val="28"/>
+          <w:szCs w:val="28"/>
+        </w:rPr>
+      </w:pPr>
+      <w:r>
+        <w:rPr>
+          <w:sz w:val="28"/>
+          <w:szCs w:val="28"/>
+        </w:rPr>
+        <w:lastRenderedPageBreak/>
+        <w:t>In third terminal:</w:t>
+      </w:r>
+    </w:p>
+    <w:p>
+      <w:pPr>
+        <w:rPr>
+          <w:sz w:val="28"/>
+          <w:szCs w:val="28"/>
+        </w:rPr>
+      </w:pPr>
+      <w:r>
+        <w:rPr>
+          <w:noProof/>
+          <w:sz w:val="28"/>
+          <w:szCs w:val="28"/>
+        </w:rPr>
+        <w:drawing>
+          <wp:inline distT="0" distB="0" distL="0" distR="0" wp14:anchorId="447DF4C7" wp14:editId="15A1CE91">
+            <wp:extent cx="5731510" cy="1211580"/>
+            <wp:effectExtent l="0" t="0" r="2540" b="7620"/>
+            <wp:docPr id="1936347165" name="Picture 1" descr="A screen shot of a computer&#10;&#10;AI-generated content may be incorrect."/>
+            <wp:cNvGraphicFramePr>
+              <a:graphicFrameLocks xmlns:a="http://schemas.openxmlformats.org/drawingml/2006/main" noChangeAspect="1"/>
+            </wp:cNvGraphicFramePr>
+            <a:graphic xmlns:a="http://schemas.openxmlformats.org/drawingml/2006/main">
+              <a:graphicData uri="http://schemas.openxmlformats.org/drawingml/2006/picture">
+                <pic:pic xmlns:pic="http://schemas.openxmlformats.org/drawingml/2006/picture">
+                  <pic:nvPicPr>
+                    <pic:cNvPr id="1936347165" name="Picture 1" descr="A screen shot of a computer&#10;&#10;AI-generated content may be incorrect."/>
+                    <pic:cNvPicPr/>
+                  </pic:nvPicPr>
+                  <pic:blipFill>
+                    <a:blip r:embed="rId65"/>
+                    <a:stretch>
+                      <a:fillRect/>
+                    </a:stretch>
+                  </pic:blipFill>
+                  <pic:spPr>
+                    <a:xfrm>
+                      <a:off x="0" y="0"/>
+                      <a:ext cx="5731510" cy="1211580"/>
+                    </a:xfrm>
+                    <a:prstGeom prst="rect">
+                      <a:avLst/>
+                    </a:prstGeom>
+                  </pic:spPr>
+                </pic:pic>
+              </a:graphicData>
+            </a:graphic>
+          </wp:inline>
+        </w:drawing>
+      </w:r>
+    </w:p>
+    <w:p>
+      <w:pPr>
+        <w:rPr>
+          <w:sz w:val="28"/>
+          <w:szCs w:val="28"/>
+        </w:rPr>
+      </w:pPr>
+      <w:r>
+        <w:rPr>
+          <w:sz w:val="28"/>
+          <w:szCs w:val="28"/>
+        </w:rPr>
+        <w:t>export KAFKA_LOG4J_OPTS="-Dlog4j.configurationFile=file:///C:/kafka-4.1/config/tools-log4j2.yaml"</w:t>
+      </w:r>
+    </w:p>
+    <w:p>
+      <w:pPr>
+        <w:rPr>
+          <w:sz w:val="28"/>
+          <w:szCs w:val="28"/>
+        </w:rPr>
+      </w:pPr>
+      <w:r>
+        <w:rPr>
+          <w:sz w:val="28"/>
+          <w:szCs w:val="28"/>
+          <w:highlight w:val="red"/>
+        </w:rPr>
+        <w:t>Create topic</w:t>
+      </w:r>
+    </w:p>
+    <w:p>
+      <w:pPr>
+        <w:rPr>
+          <w:sz w:val="28"/>
+          <w:szCs w:val="28"/>
+        </w:rPr>
+      </w:pPr>
+      <w:r>
+        <w:rPr>
+          <w:sz w:val="28"/>
+          <w:szCs w:val="28"/>
+        </w:rPr>
+        <w:t>bin/kafka-topics.sh --create --topic payment-transactions --bootstrap-server localhost:9092 --partitions 1 --replication-factor 1</w:t>
+      </w:r>
+    </w:p>
+    <w:p>
+      <w:pPr>
+        <w:rPr>
+          <w:sz w:val="28"/>
+          <w:szCs w:val="28"/>
+        </w:rPr>
+      </w:pPr>
+      <w:r>
+        <w:rPr>
+          <w:sz w:val="28"/>
+          <w:szCs w:val="28"/>
+        </w:rPr>
+        <w:t>Then use topic to post transactions.</w:t>
+      </w:r>
+    </w:p>
+    <w:p>
+      <w:pPr>
+        <w:rPr>
+          <w:sz w:val="28"/>
+          <w:szCs w:val="28"/>
+        </w:rPr>
+      </w:pPr>
+    </w:p>
+    <w:p>
+      <w:pPr>
+        <w:rPr>
+          <w:sz w:val="28"/>
+          <w:szCs w:val="28"/>
+        </w:rPr>
+      </w:pPr>
+      <w:r>
+        <w:rPr>
+          <w:sz w:val="28"/>
+          <w:szCs w:val="28"/>
+        </w:rPr>
+        <w:t>Running git bash:</w:t>
+      </w:r>
+    </w:p>
+    <w:p>
+      <w:pPr>
+        <w:rPr>
+          <w:sz w:val="28"/>
+          <w:szCs w:val="28"/>
+        </w:rPr>
+      </w:pPr>
+      <w:r>
+        <w:rPr>
+          <w:sz w:val="28"/>
+          <w:szCs w:val="28"/>
+        </w:rPr>
+        <w:t>bash start-kafka-pipeline.sh</w:t>
+      </w:r>
+    </w:p>
+    <w:p>
+      <w:pPr>
+        <w:rPr>
+          <w:sz w:val="28"/>
+          <w:szCs w:val="28"/>
+        </w:rPr>
+      </w:pPr>
+      <w:r>
+        <w:rPr>
+          <w:sz w:val="28"/>
+          <w:szCs w:val="28"/>
+        </w:rPr>
+        <w:t>Run .bat file</w:t>
+      </w:r>
+    </w:p>
+    <w:p>
+      <w:pPr>
+        <w:rPr>
+          <w:sz w:val="28"/>
+          <w:szCs w:val="28"/>
+        </w:rPr>
+      </w:pPr>
+      <w:r>
+        <w:rPr>
+          <w:sz w:val="28"/>
+          <w:szCs w:val="28"/>
+        </w:rPr>
+        <w:t>View logs:</w:t>
+      </w:r>
+    </w:p>
+    <w:p>
+      <w:pPr>
+        <w:rPr>
+          <w:sz w:val="28"/>
+          <w:szCs w:val="28"/>
+        </w:rPr>
+      </w:pPr>
+      <w:r>
+        <w:rPr>
+          <w:sz w:val="28"/>
+          <w:szCs w:val="28"/>
+        </w:rPr>
+        <w:t>tail -f kafka-broker.log</w:t>
+      </w:r>
+    </w:p>
+    <w:p>
+      <w:pPr>
+        <w:rPr>
+          <w:sz w:val="28"/>
+          <w:szCs w:val="28"/>
+        </w:rPr>
+      </w:pPr>
+    </w:p>
+    <w:p>
+      <w:pPr>
+        <w:rPr>
+          <w:sz w:val="28"/>
+          <w:szCs w:val="28"/>
+        </w:rPr>
+      </w:pPr>
+    </w:p>
+    <w:p>
+      <w:pPr>
+        <w:rPr>
+          <w:sz w:val="28"/>
+          <w:szCs w:val="28"/>
+        </w:rPr>
+      </w:pPr>
+    </w:p>
+    <w:p>
+      <w:pPr>
+        <w:rPr>
+          <w:sz w:val="28"/>
+          <w:szCs w:val="28"/>
+        </w:rPr>
+      </w:pPr>
+    </w:p>
+    <w:p>
+      <w:pPr>
+        <w:rPr>
+          <w:sz w:val="28"/>
+          <w:szCs w:val="28"/>
+        </w:rPr>
+      </w:pPr>
+    </w:p>
     <w:sectPr>
       <w:pgSz w:w="11906" w:h="16838"/>
       <w:pgMar w:top="1440" w:right="1440" w:bottom="1440" w:left="1440" w:header="708" w:footer="708" w:gutter="0"/>
@@ -3219,6 +5328,264 @@
 <file path=word/numbering.xml><?xml version="1.0" encoding="utf-8"?>
 <w:numbering xmlns:wpc="http://schemas.microsoft.com/office/word/2010/wordprocessingCanvas" xmlns:cx="http://schemas.microsoft.com/office/drawing/2014/chartex" xmlns:cx1="http://schemas.microsoft.com/office/drawing/2015/9/8/chartex" xmlns:cx2="http://schemas.microsoft.com/office/drawing/2015/10/21/chartex" xmlns:cx3="http://schemas.microsoft.com/office/drawing/2016/5/9/chartex" xmlns:cx4="http://schemas.microsoft.com/office/drawing/2016/5/10/chartex" xmlns:cx5="http://schemas.microsoft.com/office/drawing/2016/5/11/chartex" xmlns:cx6="http://schemas.microsoft.com/office/drawing/2016/5/12/chartex" xmlns:cx7="http://schemas.microsoft.com/office/drawing/2016/5/13/chartex" xmlns:cx8="http://schemas.microsoft.com/office/drawing/2016/5/14/chartex" xmlns:mc="http://schemas.openxmlformats.org/markup-compatibility/2006" xmlns:aink="http://schemas.microsoft.com/office/drawing/2016/ink" xmlns:am3d="http://schemas.microsoft.com/office/drawing/2017/model3d" xmlns:o="urn:schemas-microsoft-com:office:office" xmlns:oel="http://schemas.microsoft.com/office/2019/extlst" xmlns:r="http://schemas.openxmlformats.org/officeDocument/2006/relationships" xmlns:m="http://schemas.openxmlformats.org/officeDocument/2006/math" xmlns:v="urn:schemas-microsoft-com:vml" xmlns:wp14="http://schemas.microsoft.com/office/word/2010/wordprocessingDrawing" xmlns:wp="http://schemas.openxmlformats.org/drawingml/2006/wordprocessingDrawing" xmlns:w10="urn:schemas-microsoft-com:office:word" xmlns:w="http://schemas.openxmlformats.org/wordprocessingml/2006/main" xmlns:w14="http://schemas.microsoft.com/office/word/2010/wordml" xmlns:w15="http://schemas.microsoft.com/office/word/2012/wordml" xmlns:w16cex="http://schemas.microsoft.com/office/word/2018/wordml/cex" xmlns:w16cid="http://schemas.microsoft.com/office/word/2016/wordml/cid" xmlns:w16="http://schemas.microsoft.com/office/word/2018/wordml" xmlns:w16du="http://schemas.microsoft.com/office/word/2023/wordml/word16du" xmlns:w16sdtdh="http://schemas.microsoft.com/office/word/2020/wordml/sdtdatahash" xmlns:w16sdtfl="http://schemas.microsoft.com/office/word/2024/wordml/sdtformatlock" xmlns:w16se="http://schemas.microsoft.com/office/word/2015/wordml/symex" xmlns:wpg="http://schemas.microsoft.com/office/word/2010/wordprocessingGroup" xmlns:wpi="http://schemas.microsoft.com/office/word/2010/wordprocessingInk" xmlns:wne="http://schemas.microsoft.com/office/word/2006/wordml" xmlns:wps="http://schemas.microsoft.com/office/word/2010/wordprocessingShape" mc:Ignorable="w14 w15 w16se w16cid w16 w16cex w16sdtdh w16sdtfl w16du wp14">
   <w:abstractNum w:abstractNumId="0" w15:restartNumberingAfterBreak="0">
+    <w:nsid w:val="113C65B4"/>
+    <w:multiLevelType w:val="hybridMultilevel"/>
+    <w:tmpl w:val="F61AD64C"/>
+    <w:lvl w:ilvl="0" w:tplc="1C09000F">
+      <w:start w:val="1"/>
+      <w:numFmt w:val="decimal"/>
+      <w:lvlText w:val="%1."/>
+      <w:lvlJc w:val="left"/>
+      <w:pPr>
+        <w:ind w:left="720" w:hanging="360"/>
+      </w:pPr>
+    </w:lvl>
+    <w:lvl w:ilvl="1" w:tplc="1C090019" w:tentative="1">
+      <w:start w:val="1"/>
+      <w:numFmt w:val="lowerLetter"/>
+      <w:lvlText w:val="%2."/>
+      <w:lvlJc w:val="left"/>
+      <w:pPr>
+        <w:ind w:left="1440" w:hanging="360"/>
+      </w:pPr>
+    </w:lvl>
+    <w:lvl w:ilvl="2" w:tplc="1C09001B" w:tentative="1">
+      <w:start w:val="1"/>
+      <w:numFmt w:val="lowerRoman"/>
+      <w:lvlText w:val="%3."/>
+      <w:lvlJc w:val="right"/>
+      <w:pPr>
+        <w:ind w:left="2160" w:hanging="180"/>
+      </w:pPr>
+    </w:lvl>
+    <w:lvl w:ilvl="3" w:tplc="1C09000F" w:tentative="1">
+      <w:start w:val="1"/>
+      <w:numFmt w:val="decimal"/>
+      <w:lvlText w:val="%4."/>
+      <w:lvlJc w:val="left"/>
+      <w:pPr>
+        <w:ind w:left="2880" w:hanging="360"/>
+      </w:pPr>
+    </w:lvl>
+    <w:lvl w:ilvl="4" w:tplc="1C090019" w:tentative="1">
+      <w:start w:val="1"/>
+      <w:numFmt w:val="lowerLetter"/>
+      <w:lvlText w:val="%5."/>
+      <w:lvlJc w:val="left"/>
+      <w:pPr>
+        <w:ind w:left="3600" w:hanging="360"/>
+      </w:pPr>
+    </w:lvl>
+    <w:lvl w:ilvl="5" w:tplc="1C09001B" w:tentative="1">
+      <w:start w:val="1"/>
+      <w:numFmt w:val="lowerRoman"/>
+      <w:lvlText w:val="%6."/>
+      <w:lvlJc w:val="right"/>
+      <w:pPr>
+        <w:ind w:left="4320" w:hanging="180"/>
+      </w:pPr>
+    </w:lvl>
+    <w:lvl w:ilvl="6" w:tplc="1C09000F" w:tentative="1">
+      <w:start w:val="1"/>
+      <w:numFmt w:val="decimal"/>
+      <w:lvlText w:val="%7."/>
+      <w:lvlJc w:val="left"/>
+      <w:pPr>
+        <w:ind w:left="5040" w:hanging="360"/>
+      </w:pPr>
+    </w:lvl>
+    <w:lvl w:ilvl="7" w:tplc="1C090019" w:tentative="1">
+      <w:start w:val="1"/>
+      <w:numFmt w:val="lowerLetter"/>
+      <w:lvlText w:val="%8."/>
+      <w:lvlJc w:val="left"/>
+      <w:pPr>
+        <w:ind w:left="5760" w:hanging="360"/>
+      </w:pPr>
+    </w:lvl>
+    <w:lvl w:ilvl="8" w:tplc="1C09001B" w:tentative="1">
+      <w:start w:val="1"/>
+      <w:numFmt w:val="lowerRoman"/>
+      <w:lvlText w:val="%9."/>
+      <w:lvlJc w:val="right"/>
+      <w:pPr>
+        <w:ind w:left="6480" w:hanging="180"/>
+      </w:pPr>
+    </w:lvl>
+  </w:abstractNum>
+  <w:abstractNum w:abstractNumId="1" w15:restartNumberingAfterBreak="0">
+    <w:nsid w:val="1E0321A8"/>
+    <w:multiLevelType w:val="hybridMultilevel"/>
+    <w:tmpl w:val="AC9675F4"/>
+    <w:lvl w:ilvl="0" w:tplc="FFFFFFFF">
+      <w:start w:val="1"/>
+      <w:numFmt w:val="decimal"/>
+      <w:lvlText w:val="%1."/>
+      <w:lvlJc w:val="left"/>
+      <w:pPr>
+        <w:ind w:left="720" w:hanging="360"/>
+      </w:pPr>
+    </w:lvl>
+    <w:lvl w:ilvl="1" w:tplc="FFFFFFFF" w:tentative="1">
+      <w:start w:val="1"/>
+      <w:numFmt w:val="lowerLetter"/>
+      <w:lvlText w:val="%2."/>
+      <w:lvlJc w:val="left"/>
+      <w:pPr>
+        <w:ind w:left="1440" w:hanging="360"/>
+      </w:pPr>
+    </w:lvl>
+    <w:lvl w:ilvl="2" w:tplc="FFFFFFFF" w:tentative="1">
+      <w:start w:val="1"/>
+      <w:numFmt w:val="lowerRoman"/>
+      <w:lvlText w:val="%3."/>
+      <w:lvlJc w:val="right"/>
+      <w:pPr>
+        <w:ind w:left="2160" w:hanging="180"/>
+      </w:pPr>
+    </w:lvl>
+    <w:lvl w:ilvl="3" w:tplc="FFFFFFFF" w:tentative="1">
+      <w:start w:val="1"/>
+      <w:numFmt w:val="decimal"/>
+      <w:lvlText w:val="%4."/>
+      <w:lvlJc w:val="left"/>
+      <w:pPr>
+        <w:ind w:left="2880" w:hanging="360"/>
+      </w:pPr>
+    </w:lvl>
+    <w:lvl w:ilvl="4" w:tplc="FFFFFFFF" w:tentative="1">
+      <w:start w:val="1"/>
+      <w:numFmt w:val="lowerLetter"/>
+      <w:lvlText w:val="%5."/>
+      <w:lvlJc w:val="left"/>
+      <w:pPr>
+        <w:ind w:left="3600" w:hanging="360"/>
+      </w:pPr>
+    </w:lvl>
+    <w:lvl w:ilvl="5" w:tplc="FFFFFFFF" w:tentative="1">
+      <w:start w:val="1"/>
+      <w:numFmt w:val="lowerRoman"/>
+      <w:lvlText w:val="%6."/>
+      <w:lvlJc w:val="right"/>
+      <w:pPr>
+        <w:ind w:left="4320" w:hanging="180"/>
+      </w:pPr>
+    </w:lvl>
+    <w:lvl w:ilvl="6" w:tplc="FFFFFFFF" w:tentative="1">
+      <w:start w:val="1"/>
+      <w:numFmt w:val="decimal"/>
+      <w:lvlText w:val="%7."/>
+      <w:lvlJc w:val="left"/>
+      <w:pPr>
+        <w:ind w:left="5040" w:hanging="360"/>
+      </w:pPr>
+    </w:lvl>
+    <w:lvl w:ilvl="7" w:tplc="FFFFFFFF" w:tentative="1">
+      <w:start w:val="1"/>
+      <w:numFmt w:val="lowerLetter"/>
+      <w:lvlText w:val="%8."/>
+      <w:lvlJc w:val="left"/>
+      <w:pPr>
+        <w:ind w:left="5760" w:hanging="360"/>
+      </w:pPr>
+    </w:lvl>
+    <w:lvl w:ilvl="8" w:tplc="FFFFFFFF" w:tentative="1">
+      <w:start w:val="1"/>
+      <w:numFmt w:val="lowerRoman"/>
+      <w:lvlText w:val="%9."/>
+      <w:lvlJc w:val="right"/>
+      <w:pPr>
+        <w:ind w:left="6480" w:hanging="180"/>
+      </w:pPr>
+    </w:lvl>
+  </w:abstractNum>
+  <w:abstractNum w:abstractNumId="2" w15:restartNumberingAfterBreak="0">
+    <w:nsid w:val="23AA5910"/>
+    <w:multiLevelType w:val="hybridMultilevel"/>
+    <w:tmpl w:val="13F041AA"/>
+    <w:lvl w:ilvl="0" w:tplc="1C09000F">
+      <w:start w:val="1"/>
+      <w:numFmt w:val="decimal"/>
+      <w:lvlText w:val="%1."/>
+      <w:lvlJc w:val="left"/>
+      <w:pPr>
+        <w:ind w:left="720" w:hanging="360"/>
+      </w:pPr>
+    </w:lvl>
+    <w:lvl w:ilvl="1" w:tplc="1C090019" w:tentative="1">
+      <w:start w:val="1"/>
+      <w:numFmt w:val="lowerLetter"/>
+      <w:lvlText w:val="%2."/>
+      <w:lvlJc w:val="left"/>
+      <w:pPr>
+        <w:ind w:left="1440" w:hanging="360"/>
+      </w:pPr>
+    </w:lvl>
+    <w:lvl w:ilvl="2" w:tplc="1C09001B" w:tentative="1">
+      <w:start w:val="1"/>
+      <w:numFmt w:val="lowerRoman"/>
+      <w:lvlText w:val="%3."/>
+      <w:lvlJc w:val="right"/>
+      <w:pPr>
+        <w:ind w:left="2160" w:hanging="180"/>
+      </w:pPr>
+    </w:lvl>
+    <w:lvl w:ilvl="3" w:tplc="1C09000F" w:tentative="1">
+      <w:start w:val="1"/>
+      <w:numFmt w:val="decimal"/>
+      <w:lvlText w:val="%4."/>
+      <w:lvlJc w:val="left"/>
+      <w:pPr>
+        <w:ind w:left="2880" w:hanging="360"/>
+      </w:pPr>
+    </w:lvl>
+    <w:lvl w:ilvl="4" w:tplc="1C090019" w:tentative="1">
+      <w:start w:val="1"/>
+      <w:numFmt w:val="lowerLetter"/>
+      <w:lvlText w:val="%5."/>
+      <w:lvlJc w:val="left"/>
+      <w:pPr>
+        <w:ind w:left="3600" w:hanging="360"/>
+      </w:pPr>
+    </w:lvl>
+    <w:lvl w:ilvl="5" w:tplc="1C09001B" w:tentative="1">
+      <w:start w:val="1"/>
+      <w:numFmt w:val="lowerRoman"/>
+      <w:lvlText w:val="%6."/>
+      <w:lvlJc w:val="right"/>
+      <w:pPr>
+        <w:ind w:left="4320" w:hanging="180"/>
+      </w:pPr>
+    </w:lvl>
+    <w:lvl w:ilvl="6" w:tplc="1C09000F" w:tentative="1">
+      <w:start w:val="1"/>
+      <w:numFmt w:val="decimal"/>
+      <w:lvlText w:val="%7."/>
+      <w:lvlJc w:val="left"/>
+      <w:pPr>
+        <w:ind w:left="5040" w:hanging="360"/>
+      </w:pPr>
+    </w:lvl>
+    <w:lvl w:ilvl="7" w:tplc="1C090019" w:tentative="1">
+      <w:start w:val="1"/>
+      <w:numFmt w:val="lowerLetter"/>
+      <w:lvlText w:val="%8."/>
+      <w:lvlJc w:val="left"/>
+      <w:pPr>
+        <w:ind w:left="5760" w:hanging="360"/>
+      </w:pPr>
+    </w:lvl>
+    <w:lvl w:ilvl="8" w:tplc="1C09001B" w:tentative="1">
+      <w:start w:val="1"/>
+      <w:numFmt w:val="lowerRoman"/>
+      <w:lvlText w:val="%9."/>
+      <w:lvlJc w:val="right"/>
+      <w:pPr>
+        <w:ind w:left="6480" w:hanging="180"/>
+      </w:pPr>
+    </w:lvl>
+  </w:abstractNum>
+  <w:abstractNum w:abstractNumId="3" w15:restartNumberingAfterBreak="0">
     <w:nsid w:val="2B5D40BE"/>
     <w:multiLevelType w:val="hybridMultilevel"/>
     <w:tmpl w:val="D0A85058"/>
@@ -3304,7 +5671,7 @@
       </w:pPr>
     </w:lvl>
   </w:abstractNum>
-  <w:abstractNum w:abstractNumId="1" w15:restartNumberingAfterBreak="0">
+  <w:abstractNum w:abstractNumId="4" w15:restartNumberingAfterBreak="0">
     <w:nsid w:val="2F981FB1"/>
     <w:multiLevelType w:val="hybridMultilevel"/>
     <w:tmpl w:val="09B6DB66"/>
@@ -3417,7 +5784,7 @@
       </w:rPr>
     </w:lvl>
   </w:abstractNum>
-  <w:abstractNum w:abstractNumId="2" w15:restartNumberingAfterBreak="0">
+  <w:abstractNum w:abstractNumId="5" w15:restartNumberingAfterBreak="0">
     <w:nsid w:val="34DE569B"/>
     <w:multiLevelType w:val="hybridMultilevel"/>
     <w:tmpl w:val="5C4C2966"/>
@@ -3503,13 +5870,111 @@
       </w:pPr>
     </w:lvl>
   </w:abstractNum>
+  <w:abstractNum w:abstractNumId="6" w15:restartNumberingAfterBreak="0">
+    <w:nsid w:val="35815842"/>
+    <w:multiLevelType w:val="hybridMultilevel"/>
+    <w:tmpl w:val="F61AD64C"/>
+    <w:lvl w:ilvl="0" w:tplc="FFFFFFFF">
+      <w:start w:val="1"/>
+      <w:numFmt w:val="decimal"/>
+      <w:lvlText w:val="%1."/>
+      <w:lvlJc w:val="left"/>
+      <w:pPr>
+        <w:ind w:left="720" w:hanging="360"/>
+      </w:pPr>
+    </w:lvl>
+    <w:lvl w:ilvl="1" w:tplc="FFFFFFFF" w:tentative="1">
+      <w:start w:val="1"/>
+      <w:numFmt w:val="lowerLetter"/>
+      <w:lvlText w:val="%2."/>
+      <w:lvlJc w:val="left"/>
+      <w:pPr>
+        <w:ind w:left="1440" w:hanging="360"/>
+      </w:pPr>
+    </w:lvl>
+    <w:lvl w:ilvl="2" w:tplc="FFFFFFFF" w:tentative="1">
+      <w:start w:val="1"/>
+      <w:numFmt w:val="lowerRoman"/>
+      <w:lvlText w:val="%3."/>
+      <w:lvlJc w:val="right"/>
+      <w:pPr>
+        <w:ind w:left="2160" w:hanging="180"/>
+      </w:pPr>
+    </w:lvl>
+    <w:lvl w:ilvl="3" w:tplc="FFFFFFFF" w:tentative="1">
+      <w:start w:val="1"/>
+      <w:numFmt w:val="decimal"/>
+      <w:lvlText w:val="%4."/>
+      <w:lvlJc w:val="left"/>
+      <w:pPr>
+        <w:ind w:left="2880" w:hanging="360"/>
+      </w:pPr>
+    </w:lvl>
+    <w:lvl w:ilvl="4" w:tplc="FFFFFFFF" w:tentative="1">
+      <w:start w:val="1"/>
+      <w:numFmt w:val="lowerLetter"/>
+      <w:lvlText w:val="%5."/>
+      <w:lvlJc w:val="left"/>
+      <w:pPr>
+        <w:ind w:left="3600" w:hanging="360"/>
+      </w:pPr>
+    </w:lvl>
+    <w:lvl w:ilvl="5" w:tplc="FFFFFFFF" w:tentative="1">
+      <w:start w:val="1"/>
+      <w:numFmt w:val="lowerRoman"/>
+      <w:lvlText w:val="%6."/>
+      <w:lvlJc w:val="right"/>
+      <w:pPr>
+        <w:ind w:left="4320" w:hanging="180"/>
+      </w:pPr>
+    </w:lvl>
+    <w:lvl w:ilvl="6" w:tplc="FFFFFFFF" w:tentative="1">
+      <w:start w:val="1"/>
+      <w:numFmt w:val="decimal"/>
+      <w:lvlText w:val="%7."/>
+      <w:lvlJc w:val="left"/>
+      <w:pPr>
+        <w:ind w:left="5040" w:hanging="360"/>
+      </w:pPr>
+    </w:lvl>
+    <w:lvl w:ilvl="7" w:tplc="FFFFFFFF" w:tentative="1">
+      <w:start w:val="1"/>
+      <w:numFmt w:val="lowerLetter"/>
+      <w:lvlText w:val="%8."/>
+      <w:lvlJc w:val="left"/>
+      <w:pPr>
+        <w:ind w:left="5760" w:hanging="360"/>
+      </w:pPr>
+    </w:lvl>
+    <w:lvl w:ilvl="8" w:tplc="FFFFFFFF" w:tentative="1">
+      <w:start w:val="1"/>
+      <w:numFmt w:val="lowerRoman"/>
+      <w:lvlText w:val="%9."/>
+      <w:lvlJc w:val="right"/>
+      <w:pPr>
+        <w:ind w:left="6480" w:hanging="180"/>
+      </w:pPr>
+    </w:lvl>
+  </w:abstractNum>
   <w:num w:numId="1" w16cid:durableId="531381679">
+    <w:abstractNumId w:val="3"/>
+  </w:num>
+  <w:num w:numId="2" w16cid:durableId="1179193065">
+    <w:abstractNumId w:val="5"/>
+  </w:num>
+  <w:num w:numId="3" w16cid:durableId="941455442">
+    <w:abstractNumId w:val="4"/>
+  </w:num>
+  <w:num w:numId="4" w16cid:durableId="583563755">
     <w:abstractNumId w:val="0"/>
   </w:num>
-  <w:num w:numId="2" w16cid:durableId="1179193065">
+  <w:num w:numId="5" w16cid:durableId="1641809029">
     <w:abstractNumId w:val="2"/>
   </w:num>
-  <w:num w:numId="3" w16cid:durableId="941455442">
+  <w:num w:numId="6" w16cid:durableId="516820688">
+    <w:abstractNumId w:val="6"/>
+  </w:num>
+  <w:num w:numId="7" w16cid:durableId="1505438505">
     <w:abstractNumId w:val="1"/>
   </w:num>
 </w:numbering>
